--- a/Datalogic_Aladdin_SDS_Document.docx
+++ b/Datalogic_Aladdin_SDS_Document.docx
@@ -135,7 +135,7 @@
                                 <w:rFonts w:ascii="Aptos" w:hAnsi="Aptos"/>
                                 <w:color w:val="000000"/>
                               </w:rPr>
-                              <w:t>29</w:t>
+                              <w:t>03</w:t>
                             </w:r>
                             <w:r>
                               <w:rPr>
@@ -156,7 +156,7 @@
                                 <w:rFonts w:ascii="Aptos" w:hAnsi="Aptos"/>
                                 <w:color w:val="000000"/>
                               </w:rPr>
-                              <w:t>5</w:t>
+                              <w:t>6</w:t>
                             </w:r>
                             <w:r>
                               <w:rPr>
@@ -201,14 +201,7 @@
                                 <w:rFonts w:ascii="Aptos" w:hAnsi="Aptos"/>
                                 <w:color w:val="000000"/>
                               </w:rPr>
-                              <w:t>3.</w:t>
-                            </w:r>
-                            <w:r>
-                              <w:rPr>
-                                <w:rFonts w:ascii="Aptos" w:hAnsi="Aptos"/>
-                                <w:color w:val="000000"/>
-                              </w:rPr>
-                              <w:t>1</w:t>
+                              <w:t>4.0</w:t>
                             </w:r>
                           </w:p>
                         </w:txbxContent>
@@ -311,7 +304,7 @@
                           <w:rFonts w:ascii="Aptos" w:hAnsi="Aptos"/>
                           <w:color w:val="000000"/>
                         </w:rPr>
-                        <w:t>29</w:t>
+                        <w:t>03</w:t>
                       </w:r>
                       <w:r>
                         <w:rPr>
@@ -332,7 +325,7 @@
                           <w:rFonts w:ascii="Aptos" w:hAnsi="Aptos"/>
                           <w:color w:val="000000"/>
                         </w:rPr>
-                        <w:t>5</w:t>
+                        <w:t>6</w:t>
                       </w:r>
                       <w:r>
                         <w:rPr>
@@ -377,14 +370,7 @@
                           <w:rFonts w:ascii="Aptos" w:hAnsi="Aptos"/>
                           <w:color w:val="000000"/>
                         </w:rPr>
-                        <w:t>3.</w:t>
-                      </w:r>
-                      <w:r>
-                        <w:rPr>
-                          <w:rFonts w:ascii="Aptos" w:hAnsi="Aptos"/>
-                          <w:color w:val="000000"/>
-                        </w:rPr>
-                        <w:t>1</w:t>
+                        <w:t>4.0</w:t>
                       </w:r>
                     </w:p>
                   </w:txbxContent>
@@ -428,10 +414,6 @@
         <w:p>
           <w:pPr>
             <w:pStyle w:val="TOC1"/>
-            <w:tabs>
-              <w:tab w:val="clear" w:pos="9350"/>
-              <w:tab w:val="right" w:leader="dot" w:pos="9810"/>
-            </w:tabs>
             <w:rPr>
               <w:rFonts w:eastAsiaTheme="minorEastAsia"/>
               <w:noProof/>
@@ -450,7 +432,7 @@
           <w:r>
             <w:fldChar w:fldCharType="separate"/>
           </w:r>
-          <w:hyperlink w:anchor="_Toc231203376" w:history="1">
+          <w:hyperlink w:anchor="_Toc231463279" w:history="1">
             <w:r>
               <w:rPr>
                 <w:rStyle w:val="Hyperlink"/>
@@ -495,7 +477,7 @@
                 <w:noProof/>
                 <w:webHidden/>
               </w:rPr>
-              <w:instrText xml:space="preserve"> PAGEREF _Toc231203376 \h </w:instrText>
+              <w:instrText xml:space="preserve"> PAGEREF _Toc231463279 \h </w:instrText>
             </w:r>
             <w:r>
               <w:rPr>
@@ -529,9 +511,97 @@
         <w:p>
           <w:pPr>
             <w:pStyle w:val="TOC1"/>
+            <w:rPr>
+              <w:rFonts w:eastAsiaTheme="minorEastAsia"/>
+              <w:noProof/>
+              <w:kern w:val="2"/>
+              <w:sz w:val="24"/>
+              <w:szCs w:val="24"/>
+              <w14:ligatures w14:val="standardContextual"/>
+            </w:rPr>
+          </w:pPr>
+          <w:hyperlink w:anchor="_Toc231463280" w:history="1">
+            <w:r>
+              <w:rPr>
+                <w:rStyle w:val="Hyperlink"/>
+                <w:noProof/>
+              </w:rPr>
+              <w:t>2.</w:t>
+            </w:r>
+            <w:r>
+              <w:rPr>
+                <w:rFonts w:eastAsiaTheme="minorEastAsia"/>
+                <w:noProof/>
+                <w:kern w:val="2"/>
+                <w:sz w:val="24"/>
+                <w:szCs w:val="24"/>
+                <w14:ligatures w14:val="standardContextual"/>
+              </w:rPr>
+              <w:tab/>
+            </w:r>
+            <w:r>
+              <w:rPr>
+                <w:rStyle w:val="Hyperlink"/>
+                <w:noProof/>
+              </w:rPr>
+              <w:t>Supported Device</w:t>
+            </w:r>
+            <w:r>
+              <w:rPr>
+                <w:noProof/>
+                <w:webHidden/>
+              </w:rPr>
+              <w:tab/>
+            </w:r>
+            <w:r>
+              <w:rPr>
+                <w:noProof/>
+                <w:webHidden/>
+              </w:rPr>
+              <w:fldChar w:fldCharType="begin"/>
+            </w:r>
+            <w:r>
+              <w:rPr>
+                <w:noProof/>
+                <w:webHidden/>
+              </w:rPr>
+              <w:instrText xml:space="preserve"> PAGEREF _Toc231463280 \h </w:instrText>
+            </w:r>
+            <w:r>
+              <w:rPr>
+                <w:noProof/>
+                <w:webHidden/>
+              </w:rPr>
+            </w:r>
+            <w:r>
+              <w:rPr>
+                <w:noProof/>
+                <w:webHidden/>
+              </w:rPr>
+              <w:fldChar w:fldCharType="separate"/>
+            </w:r>
+            <w:r>
+              <w:rPr>
+                <w:noProof/>
+                <w:webHidden/>
+              </w:rPr>
+              <w:t>3</w:t>
+            </w:r>
+            <w:r>
+              <w:rPr>
+                <w:noProof/>
+                <w:webHidden/>
+              </w:rPr>
+              <w:fldChar w:fldCharType="end"/>
+            </w:r>
+          </w:hyperlink>
+        </w:p>
+        <w:p>
+          <w:pPr>
+            <w:pStyle w:val="TOC2"/>
             <w:tabs>
-              <w:tab w:val="clear" w:pos="9350"/>
-              <w:tab w:val="right" w:leader="dot" w:pos="9810"/>
+              <w:tab w:val="left" w:pos="960"/>
+              <w:tab w:val="right" w:leader="dot" w:pos="9980"/>
             </w:tabs>
             <w:rPr>
               <w:rFonts w:eastAsiaTheme="minorEastAsia"/>
@@ -542,13 +612,13 @@
               <w14:ligatures w14:val="standardContextual"/>
             </w:rPr>
           </w:pPr>
-          <w:hyperlink w:anchor="_Toc231203377" w:history="1">
+          <w:hyperlink w:anchor="_Toc231463281" w:history="1">
             <w:r>
               <w:rPr>
                 <w:rStyle w:val="Hyperlink"/>
                 <w:noProof/>
               </w:rPr>
-              <w:t>2.</w:t>
+              <w:t>2.1.</w:t>
             </w:r>
             <w:r>
               <w:rPr>
@@ -566,7 +636,7 @@
                 <w:rStyle w:val="Hyperlink"/>
                 <w:noProof/>
               </w:rPr>
-              <w:t>Supported Device</w:t>
+              <w:t>USB-COM interface</w:t>
             </w:r>
             <w:r>
               <w:rPr>
@@ -587,7 +657,7 @@
                 <w:noProof/>
                 <w:webHidden/>
               </w:rPr>
-              <w:instrText xml:space="preserve"> PAGEREF _Toc231203377 \h </w:instrText>
+              <w:instrText xml:space="preserve"> PAGEREF _Toc231463281 \h </w:instrText>
             </w:r>
             <w:r>
               <w:rPr>
@@ -623,8 +693,7 @@
             <w:pStyle w:val="TOC2"/>
             <w:tabs>
               <w:tab w:val="left" w:pos="960"/>
-              <w:tab w:val="right" w:leader="dot" w:pos="9810"/>
-              <w:tab w:val="right" w:leader="dot" w:pos="10250"/>
+              <w:tab w:val="right" w:leader="dot" w:pos="9980"/>
             </w:tabs>
             <w:rPr>
               <w:rFonts w:eastAsiaTheme="minorEastAsia"/>
@@ -635,13 +704,13 @@
               <w14:ligatures w14:val="standardContextual"/>
             </w:rPr>
           </w:pPr>
-          <w:hyperlink w:anchor="_Toc231203378" w:history="1">
+          <w:hyperlink w:anchor="_Toc231463282" w:history="1">
             <w:r>
               <w:rPr>
                 <w:rStyle w:val="Hyperlink"/>
                 <w:noProof/>
               </w:rPr>
-              <w:t>2.1.</w:t>
+              <w:t>2.2.</w:t>
             </w:r>
             <w:r>
               <w:rPr>
@@ -659,7 +728,7 @@
                 <w:rStyle w:val="Hyperlink"/>
                 <w:noProof/>
               </w:rPr>
-              <w:t>USB-COM interface</w:t>
+              <w:t>USB-OEM interface</w:t>
             </w:r>
             <w:r>
               <w:rPr>
@@ -680,7 +749,7 @@
                 <w:noProof/>
                 <w:webHidden/>
               </w:rPr>
-              <w:instrText xml:space="preserve"> PAGEREF _Toc231203378 \h </w:instrText>
+              <w:instrText xml:space="preserve"> PAGEREF _Toc231463282 \h </w:instrText>
             </w:r>
             <w:r>
               <w:rPr>
@@ -700,7 +769,7 @@
                 <w:noProof/>
                 <w:webHidden/>
               </w:rPr>
-              <w:t>3</w:t>
+              <w:t>4</w:t>
             </w:r>
             <w:r>
               <w:rPr>
@@ -716,8 +785,7 @@
             <w:pStyle w:val="TOC2"/>
             <w:tabs>
               <w:tab w:val="left" w:pos="960"/>
-              <w:tab w:val="right" w:leader="dot" w:pos="9810"/>
-              <w:tab w:val="right" w:leader="dot" w:pos="10250"/>
+              <w:tab w:val="right" w:leader="dot" w:pos="9980"/>
             </w:tabs>
             <w:rPr>
               <w:rFonts w:eastAsiaTheme="minorEastAsia"/>
@@ -728,13 +796,13 @@
               <w14:ligatures w14:val="standardContextual"/>
             </w:rPr>
           </w:pPr>
-          <w:hyperlink w:anchor="_Toc231203379" w:history="1">
+          <w:hyperlink w:anchor="_Toc231463283" w:history="1">
             <w:r>
               <w:rPr>
                 <w:rStyle w:val="Hyperlink"/>
                 <w:noProof/>
               </w:rPr>
-              <w:t>2.2.</w:t>
+              <w:t>2.3.</w:t>
             </w:r>
             <w:r>
               <w:rPr>
@@ -752,7 +820,7 @@
                 <w:rStyle w:val="Hyperlink"/>
                 <w:noProof/>
               </w:rPr>
-              <w:t>USB-OEM interface</w:t>
+              <w:t>USB-COMPOSITE interface</w:t>
             </w:r>
             <w:r>
               <w:rPr>
@@ -773,7 +841,7 @@
                 <w:noProof/>
                 <w:webHidden/>
               </w:rPr>
-              <w:instrText xml:space="preserve"> PAGEREF _Toc231203379 \h </w:instrText>
+              <w:instrText xml:space="preserve"> PAGEREF _Toc231463283 \h </w:instrText>
             </w:r>
             <w:r>
               <w:rPr>
@@ -793,7 +861,183 @@
                 <w:noProof/>
                 <w:webHidden/>
               </w:rPr>
-              <w:t>4</w:t>
+              <w:t>6</w:t>
+            </w:r>
+            <w:r>
+              <w:rPr>
+                <w:noProof/>
+                <w:webHidden/>
+              </w:rPr>
+              <w:fldChar w:fldCharType="end"/>
+            </w:r>
+          </w:hyperlink>
+        </w:p>
+        <w:p>
+          <w:pPr>
+            <w:pStyle w:val="TOC1"/>
+            <w:rPr>
+              <w:rFonts w:eastAsiaTheme="minorEastAsia"/>
+              <w:noProof/>
+              <w:kern w:val="2"/>
+              <w:sz w:val="24"/>
+              <w:szCs w:val="24"/>
+              <w14:ligatures w14:val="standardContextual"/>
+            </w:rPr>
+          </w:pPr>
+          <w:hyperlink w:anchor="_Toc231463284" w:history="1">
+            <w:r>
+              <w:rPr>
+                <w:rStyle w:val="Hyperlink"/>
+                <w:noProof/>
+              </w:rPr>
+              <w:t>3.</w:t>
+            </w:r>
+            <w:r>
+              <w:rPr>
+                <w:rFonts w:eastAsiaTheme="minorEastAsia"/>
+                <w:noProof/>
+                <w:kern w:val="2"/>
+                <w:sz w:val="24"/>
+                <w:szCs w:val="24"/>
+                <w14:ligatures w14:val="standardContextual"/>
+              </w:rPr>
+              <w:tab/>
+            </w:r>
+            <w:r>
+              <w:rPr>
+                <w:rStyle w:val="Hyperlink"/>
+                <w:noProof/>
+              </w:rPr>
+              <w:t>Aladdin SDS Configuration</w:t>
+            </w:r>
+            <w:r>
+              <w:rPr>
+                <w:noProof/>
+                <w:webHidden/>
+              </w:rPr>
+              <w:tab/>
+            </w:r>
+            <w:r>
+              <w:rPr>
+                <w:noProof/>
+                <w:webHidden/>
+              </w:rPr>
+              <w:fldChar w:fldCharType="begin"/>
+            </w:r>
+            <w:r>
+              <w:rPr>
+                <w:noProof/>
+                <w:webHidden/>
+              </w:rPr>
+              <w:instrText xml:space="preserve"> PAGEREF _Toc231463284 \h </w:instrText>
+            </w:r>
+            <w:r>
+              <w:rPr>
+                <w:noProof/>
+                <w:webHidden/>
+              </w:rPr>
+            </w:r>
+            <w:r>
+              <w:rPr>
+                <w:noProof/>
+                <w:webHidden/>
+              </w:rPr>
+              <w:fldChar w:fldCharType="separate"/>
+            </w:r>
+            <w:r>
+              <w:rPr>
+                <w:noProof/>
+                <w:webHidden/>
+              </w:rPr>
+              <w:t>7</w:t>
+            </w:r>
+            <w:r>
+              <w:rPr>
+                <w:noProof/>
+                <w:webHidden/>
+              </w:rPr>
+              <w:fldChar w:fldCharType="end"/>
+            </w:r>
+          </w:hyperlink>
+        </w:p>
+        <w:p>
+          <w:pPr>
+            <w:pStyle w:val="TOC1"/>
+            <w:rPr>
+              <w:rFonts w:eastAsiaTheme="minorEastAsia"/>
+              <w:noProof/>
+              <w:kern w:val="2"/>
+              <w:sz w:val="24"/>
+              <w:szCs w:val="24"/>
+              <w14:ligatures w14:val="standardContextual"/>
+            </w:rPr>
+          </w:pPr>
+          <w:hyperlink w:anchor="_Toc231463285" w:history="1">
+            <w:r>
+              <w:rPr>
+                <w:rStyle w:val="Hyperlink"/>
+                <w:noProof/>
+              </w:rPr>
+              <w:t>4.</w:t>
+            </w:r>
+            <w:r>
+              <w:rPr>
+                <w:rFonts w:eastAsiaTheme="minorEastAsia"/>
+                <w:noProof/>
+                <w:kern w:val="2"/>
+                <w:sz w:val="24"/>
+                <w:szCs w:val="24"/>
+                <w14:ligatures w14:val="standardContextual"/>
+              </w:rPr>
+              <w:tab/>
+            </w:r>
+            <w:r>
+              <w:rPr>
+                <w:rStyle w:val="Hyperlink"/>
+                <w:noProof/>
+              </w:rPr>
+              <w:t>HTTP interface</w:t>
+            </w:r>
+            <w:r>
+              <w:rPr>
+                <w:noProof/>
+                <w:webHidden/>
+              </w:rPr>
+              <w:tab/>
+            </w:r>
+            <w:r>
+              <w:rPr>
+                <w:noProof/>
+                <w:webHidden/>
+              </w:rPr>
+              <w:fldChar w:fldCharType="begin"/>
+            </w:r>
+            <w:r>
+              <w:rPr>
+                <w:noProof/>
+                <w:webHidden/>
+              </w:rPr>
+              <w:instrText xml:space="preserve"> PAGEREF _Toc231463285 \h </w:instrText>
+            </w:r>
+            <w:r>
+              <w:rPr>
+                <w:noProof/>
+                <w:webHidden/>
+              </w:rPr>
+            </w:r>
+            <w:r>
+              <w:rPr>
+                <w:noProof/>
+                <w:webHidden/>
+              </w:rPr>
+              <w:fldChar w:fldCharType="separate"/>
+            </w:r>
+            <w:r>
+              <w:rPr>
+                <w:noProof/>
+                <w:webHidden/>
+              </w:rPr>
+              <w:t>13</w:t>
             </w:r>
             <w:r>
               <w:rPr>
@@ -808,9 +1052,7 @@
           <w:pPr>
             <w:pStyle w:val="TOC2"/>
             <w:tabs>
-              <w:tab w:val="left" w:pos="960"/>
-              <w:tab w:val="right" w:leader="dot" w:pos="9810"/>
-              <w:tab w:val="right" w:leader="dot" w:pos="10250"/>
+              <w:tab w:val="right" w:leader="dot" w:pos="9980"/>
             </w:tabs>
             <w:rPr>
               <w:rFonts w:eastAsiaTheme="minorEastAsia"/>
@@ -821,31 +1063,13 @@
               <w14:ligatures w14:val="standardContextual"/>
             </w:rPr>
           </w:pPr>
-          <w:hyperlink w:anchor="_Toc231203380" w:history="1">
+          <w:hyperlink w:anchor="_Toc231463286" w:history="1">
             <w:r>
               <w:rPr>
                 <w:rStyle w:val="Hyperlink"/>
                 <w:noProof/>
               </w:rPr>
-              <w:t>2.3.</w:t>
-            </w:r>
-            <w:r>
-              <w:rPr>
-                <w:rFonts w:eastAsiaTheme="minorEastAsia"/>
-                <w:noProof/>
-                <w:kern w:val="2"/>
-                <w:sz w:val="24"/>
-                <w:szCs w:val="24"/>
-                <w14:ligatures w14:val="standardContextual"/>
-              </w:rPr>
-              <w:tab/>
-            </w:r>
-            <w:r>
-              <w:rPr>
-                <w:rStyle w:val="Hyperlink"/>
-                <w:noProof/>
-              </w:rPr>
-              <w:t>USB-COMPOSITE interface</w:t>
+              <w:t>4.1. Config</w:t>
             </w:r>
             <w:r>
               <w:rPr>
@@ -866,7 +1090,7 @@
                 <w:noProof/>
                 <w:webHidden/>
               </w:rPr>
-              <w:instrText xml:space="preserve"> PAGEREF _Toc231203380 \h </w:instrText>
+              <w:instrText xml:space="preserve"> PAGEREF _Toc231463286 \h </w:instrText>
             </w:r>
             <w:r>
               <w:rPr>
@@ -886,7 +1110,7 @@
                 <w:noProof/>
                 <w:webHidden/>
               </w:rPr>
-              <w:t>5</w:t>
+              <w:t>13</w:t>
             </w:r>
             <w:r>
               <w:rPr>
@@ -899,10 +1123,9 @@
         </w:p>
         <w:p>
           <w:pPr>
-            <w:pStyle w:val="TOC1"/>
+            <w:pStyle w:val="TOC2"/>
             <w:tabs>
-              <w:tab w:val="clear" w:pos="9350"/>
-              <w:tab w:val="right" w:leader="dot" w:pos="9810"/>
+              <w:tab w:val="right" w:leader="dot" w:pos="9980"/>
             </w:tabs>
             <w:rPr>
               <w:rFonts w:eastAsiaTheme="minorEastAsia"/>
@@ -913,31 +1136,13 @@
               <w14:ligatures w14:val="standardContextual"/>
             </w:rPr>
           </w:pPr>
-          <w:hyperlink w:anchor="_Toc231203381" w:history="1">
+          <w:hyperlink w:anchor="_Toc231463287" w:history="1">
             <w:r>
               <w:rPr>
                 <w:rStyle w:val="Hyperlink"/>
                 <w:noProof/>
               </w:rPr>
-              <w:t>3.</w:t>
-            </w:r>
-            <w:r>
-              <w:rPr>
-                <w:rFonts w:eastAsiaTheme="minorEastAsia"/>
-                <w:noProof/>
-                <w:kern w:val="2"/>
-                <w:sz w:val="24"/>
-                <w:szCs w:val="24"/>
-                <w14:ligatures w14:val="standardContextual"/>
-              </w:rPr>
-              <w:tab/>
-            </w:r>
-            <w:r>
-              <w:rPr>
-                <w:rStyle w:val="Hyperlink"/>
-                <w:noProof/>
-              </w:rPr>
-              <w:t>Aladdin SDS Configuration</w:t>
+              <w:t>4.1. Device</w:t>
             </w:r>
             <w:r>
               <w:rPr>
@@ -958,7 +1163,7 @@
                 <w:noProof/>
                 <w:webHidden/>
               </w:rPr>
-              <w:instrText xml:space="preserve"> PAGEREF _Toc231203381 \h </w:instrText>
+              <w:instrText xml:space="preserve"> PAGEREF _Toc231463287 \h </w:instrText>
             </w:r>
             <w:r>
               <w:rPr>
@@ -978,7 +1183,7 @@
                 <w:noProof/>
                 <w:webHidden/>
               </w:rPr>
-              <w:t>6</w:t>
+              <w:t>13</w:t>
             </w:r>
             <w:r>
               <w:rPr>
@@ -991,10 +1196,9 @@
         </w:p>
         <w:p>
           <w:pPr>
-            <w:pStyle w:val="TOC1"/>
+            <w:pStyle w:val="TOC2"/>
             <w:tabs>
-              <w:tab w:val="clear" w:pos="9350"/>
-              <w:tab w:val="right" w:leader="dot" w:pos="9810"/>
+              <w:tab w:val="right" w:leader="dot" w:pos="9980"/>
             </w:tabs>
             <w:rPr>
               <w:rFonts w:eastAsiaTheme="minorEastAsia"/>
@@ -1005,31 +1209,13 @@
               <w14:ligatures w14:val="standardContextual"/>
             </w:rPr>
           </w:pPr>
-          <w:hyperlink w:anchor="_Toc231203382" w:history="1">
+          <w:hyperlink w:anchor="_Toc231463288" w:history="1">
             <w:r>
               <w:rPr>
                 <w:rStyle w:val="Hyperlink"/>
                 <w:noProof/>
               </w:rPr>
-              <w:t>4.</w:t>
-            </w:r>
-            <w:r>
-              <w:rPr>
-                <w:rFonts w:eastAsiaTheme="minorEastAsia"/>
-                <w:noProof/>
-                <w:kern w:val="2"/>
-                <w:sz w:val="24"/>
-                <w:szCs w:val="24"/>
-                <w14:ligatures w14:val="standardContextual"/>
-              </w:rPr>
-              <w:tab/>
-            </w:r>
-            <w:r>
-              <w:rPr>
-                <w:rStyle w:val="Hyperlink"/>
-                <w:noProof/>
-              </w:rPr>
-              <w:t>HTTP interface</w:t>
+              <w:t>4.3. Host</w:t>
             </w:r>
             <w:r>
               <w:rPr>
@@ -1050,7 +1236,7 @@
                 <w:noProof/>
                 <w:webHidden/>
               </w:rPr>
-              <w:instrText xml:space="preserve"> PAGEREF _Toc231203382 \h </w:instrText>
+              <w:instrText xml:space="preserve"> PAGEREF _Toc231463288 \h </w:instrText>
             </w:r>
             <w:r>
               <w:rPr>
@@ -1070,7 +1256,7 @@
                 <w:noProof/>
                 <w:webHidden/>
               </w:rPr>
-              <w:t>11</w:t>
+              <w:t>15</w:t>
             </w:r>
             <w:r>
               <w:rPr>
@@ -1085,8 +1271,7 @@
           <w:pPr>
             <w:pStyle w:val="TOC2"/>
             <w:tabs>
-              <w:tab w:val="right" w:leader="dot" w:pos="9810"/>
-              <w:tab w:val="right" w:leader="dot" w:pos="10250"/>
+              <w:tab w:val="right" w:leader="dot" w:pos="9980"/>
             </w:tabs>
             <w:rPr>
               <w:rFonts w:eastAsiaTheme="minorEastAsia"/>
@@ -1097,13 +1282,13 @@
               <w14:ligatures w14:val="standardContextual"/>
             </w:rPr>
           </w:pPr>
-          <w:hyperlink w:anchor="_Toc231203383" w:history="1">
+          <w:hyperlink w:anchor="_Toc231463289" w:history="1">
             <w:r>
               <w:rPr>
                 <w:rStyle w:val="Hyperlink"/>
                 <w:noProof/>
               </w:rPr>
-              <w:t>4.1. Config</w:t>
+              <w:t>4.4. Packages</w:t>
             </w:r>
             <w:r>
               <w:rPr>
@@ -1124,7 +1309,7 @@
                 <w:noProof/>
                 <w:webHidden/>
               </w:rPr>
-              <w:instrText xml:space="preserve"> PAGEREF _Toc231203383 \h </w:instrText>
+              <w:instrText xml:space="preserve"> PAGEREF _Toc231463289 \h </w:instrText>
             </w:r>
             <w:r>
               <w:rPr>
@@ -1144,7 +1329,7 @@
                 <w:noProof/>
                 <w:webHidden/>
               </w:rPr>
-              <w:t>11</w:t>
+              <w:t>15</w:t>
             </w:r>
             <w:r>
               <w:rPr>
@@ -1159,8 +1344,7 @@
           <w:pPr>
             <w:pStyle w:val="TOC2"/>
             <w:tabs>
-              <w:tab w:val="right" w:leader="dot" w:pos="9810"/>
-              <w:tab w:val="right" w:leader="dot" w:pos="10250"/>
+              <w:tab w:val="right" w:leader="dot" w:pos="9980"/>
             </w:tabs>
             <w:rPr>
               <w:rFonts w:eastAsiaTheme="minorEastAsia"/>
@@ -1171,13 +1355,13 @@
               <w14:ligatures w14:val="standardContextual"/>
             </w:rPr>
           </w:pPr>
-          <w:hyperlink w:anchor="_Toc231203384" w:history="1">
+          <w:hyperlink w:anchor="_Toc231463290" w:history="1">
             <w:r>
               <w:rPr>
                 <w:rStyle w:val="Hyperlink"/>
                 <w:noProof/>
               </w:rPr>
-              <w:t>4.1. Device</w:t>
+              <w:t>4.5. Service</w:t>
             </w:r>
             <w:r>
               <w:rPr>
@@ -1198,7 +1382,7 @@
                 <w:noProof/>
                 <w:webHidden/>
               </w:rPr>
-              <w:instrText xml:space="preserve"> PAGEREF _Toc231203384 \h </w:instrText>
+              <w:instrText xml:space="preserve"> PAGEREF _Toc231463290 \h </w:instrText>
             </w:r>
             <w:r>
               <w:rPr>
@@ -1218,229 +1402,7 @@
                 <w:noProof/>
                 <w:webHidden/>
               </w:rPr>
-              <w:t>11</w:t>
-            </w:r>
-            <w:r>
-              <w:rPr>
-                <w:noProof/>
-                <w:webHidden/>
-              </w:rPr>
-              <w:fldChar w:fldCharType="end"/>
-            </w:r>
-          </w:hyperlink>
-        </w:p>
-        <w:p>
-          <w:pPr>
-            <w:pStyle w:val="TOC2"/>
-            <w:tabs>
-              <w:tab w:val="right" w:leader="dot" w:pos="9810"/>
-              <w:tab w:val="right" w:leader="dot" w:pos="10250"/>
-            </w:tabs>
-            <w:rPr>
-              <w:rFonts w:eastAsiaTheme="minorEastAsia"/>
-              <w:noProof/>
-              <w:kern w:val="2"/>
-              <w:sz w:val="24"/>
-              <w:szCs w:val="24"/>
-              <w14:ligatures w14:val="standardContextual"/>
-            </w:rPr>
-          </w:pPr>
-          <w:hyperlink w:anchor="_Toc231203385" w:history="1">
-            <w:r>
-              <w:rPr>
-                <w:rStyle w:val="Hyperlink"/>
-                <w:noProof/>
-              </w:rPr>
-              <w:t>4.3. Host</w:t>
-            </w:r>
-            <w:r>
-              <w:rPr>
-                <w:noProof/>
-                <w:webHidden/>
-              </w:rPr>
-              <w:tab/>
-            </w:r>
-            <w:r>
-              <w:rPr>
-                <w:noProof/>
-                <w:webHidden/>
-              </w:rPr>
-              <w:fldChar w:fldCharType="begin"/>
-            </w:r>
-            <w:r>
-              <w:rPr>
-                <w:noProof/>
-                <w:webHidden/>
-              </w:rPr>
-              <w:instrText xml:space="preserve"> PAGEREF _Toc231203385 \h </w:instrText>
-            </w:r>
-            <w:r>
-              <w:rPr>
-                <w:noProof/>
-                <w:webHidden/>
-              </w:rPr>
-            </w:r>
-            <w:r>
-              <w:rPr>
-                <w:noProof/>
-                <w:webHidden/>
-              </w:rPr>
-              <w:fldChar w:fldCharType="separate"/>
-            </w:r>
-            <w:r>
-              <w:rPr>
-                <w:noProof/>
-                <w:webHidden/>
-              </w:rPr>
-              <w:t>13</w:t>
-            </w:r>
-            <w:r>
-              <w:rPr>
-                <w:noProof/>
-                <w:webHidden/>
-              </w:rPr>
-              <w:fldChar w:fldCharType="end"/>
-            </w:r>
-          </w:hyperlink>
-        </w:p>
-        <w:p>
-          <w:pPr>
-            <w:pStyle w:val="TOC2"/>
-            <w:tabs>
-              <w:tab w:val="right" w:leader="dot" w:pos="9810"/>
-              <w:tab w:val="right" w:leader="dot" w:pos="10250"/>
-            </w:tabs>
-            <w:rPr>
-              <w:rFonts w:eastAsiaTheme="minorEastAsia"/>
-              <w:noProof/>
-              <w:kern w:val="2"/>
-              <w:sz w:val="24"/>
-              <w:szCs w:val="24"/>
-              <w14:ligatures w14:val="standardContextual"/>
-            </w:rPr>
-          </w:pPr>
-          <w:hyperlink w:anchor="_Toc231203386" w:history="1">
-            <w:r>
-              <w:rPr>
-                <w:rStyle w:val="Hyperlink"/>
-                <w:noProof/>
-              </w:rPr>
-              <w:t>4.4. Packages</w:t>
-            </w:r>
-            <w:r>
-              <w:rPr>
-                <w:noProof/>
-                <w:webHidden/>
-              </w:rPr>
-              <w:tab/>
-            </w:r>
-            <w:r>
-              <w:rPr>
-                <w:noProof/>
-                <w:webHidden/>
-              </w:rPr>
-              <w:fldChar w:fldCharType="begin"/>
-            </w:r>
-            <w:r>
-              <w:rPr>
-                <w:noProof/>
-                <w:webHidden/>
-              </w:rPr>
-              <w:instrText xml:space="preserve"> PAGEREF _Toc231203386 \h </w:instrText>
-            </w:r>
-            <w:r>
-              <w:rPr>
-                <w:noProof/>
-                <w:webHidden/>
-              </w:rPr>
-            </w:r>
-            <w:r>
-              <w:rPr>
-                <w:noProof/>
-                <w:webHidden/>
-              </w:rPr>
-              <w:fldChar w:fldCharType="separate"/>
-            </w:r>
-            <w:r>
-              <w:rPr>
-                <w:noProof/>
-                <w:webHidden/>
-              </w:rPr>
-              <w:t>13</w:t>
-            </w:r>
-            <w:r>
-              <w:rPr>
-                <w:noProof/>
-                <w:webHidden/>
-              </w:rPr>
-              <w:fldChar w:fldCharType="end"/>
-            </w:r>
-          </w:hyperlink>
-        </w:p>
-        <w:p>
-          <w:pPr>
-            <w:pStyle w:val="TOC2"/>
-            <w:tabs>
-              <w:tab w:val="right" w:leader="dot" w:pos="9810"/>
-              <w:tab w:val="right" w:leader="dot" w:pos="10250"/>
-            </w:tabs>
-            <w:rPr>
-              <w:rFonts w:eastAsiaTheme="minorEastAsia"/>
-              <w:noProof/>
-              <w:kern w:val="2"/>
-              <w:sz w:val="24"/>
-              <w:szCs w:val="24"/>
-              <w14:ligatures w14:val="standardContextual"/>
-            </w:rPr>
-          </w:pPr>
-          <w:hyperlink w:anchor="_Toc231203387" w:history="1">
-            <w:r>
-              <w:rPr>
-                <w:rStyle w:val="Hyperlink"/>
-                <w:noProof/>
-              </w:rPr>
-              <w:t>4.5. Service</w:t>
-            </w:r>
-            <w:r>
-              <w:rPr>
-                <w:noProof/>
-                <w:webHidden/>
-              </w:rPr>
-              <w:tab/>
-            </w:r>
-            <w:r>
-              <w:rPr>
-                <w:noProof/>
-                <w:webHidden/>
-              </w:rPr>
-              <w:fldChar w:fldCharType="begin"/>
-            </w:r>
-            <w:r>
-              <w:rPr>
-                <w:noProof/>
-                <w:webHidden/>
-              </w:rPr>
-              <w:instrText xml:space="preserve"> PAGEREF _Toc231203387 \h </w:instrText>
-            </w:r>
-            <w:r>
-              <w:rPr>
-                <w:noProof/>
-                <w:webHidden/>
-              </w:rPr>
-            </w:r>
-            <w:r>
-              <w:rPr>
-                <w:noProof/>
-                <w:webHidden/>
-              </w:rPr>
-              <w:fldChar w:fldCharType="separate"/>
-            </w:r>
-            <w:r>
-              <w:rPr>
-                <w:noProof/>
-                <w:webHidden/>
-              </w:rPr>
-              <w:t>13</w:t>
+              <w:t>15</w:t>
             </w:r>
             <w:r>
               <w:rPr>
@@ -1481,7 +1443,7 @@
           <w:numId w:val="6"/>
         </w:numPr>
       </w:pPr>
-      <w:bookmarkStart w:id="0" w:name="_Toc231203376"/>
+      <w:bookmarkStart w:id="0" w:name="_Toc231463279"/>
       <w:r>
         <w:lastRenderedPageBreak/>
         <w:t>Overview</w:t>
@@ -1499,7 +1461,15 @@
         <w:t>Silent Deploy Service</w:t>
       </w:r>
       <w:r>
-        <w:t>) is the service on HOST to detect, configure and upgrade for Datalogic HHS and FRS devices. It also provides the communication interface with Datalogic Connect system</w:t>
+        <w:t xml:space="preserve">) is </w:t>
+      </w:r>
+      <w:proofErr w:type="gramStart"/>
+      <w:r>
+        <w:t>the</w:t>
+      </w:r>
+      <w:proofErr w:type="gramEnd"/>
+      <w:r>
+        <w:t xml:space="preserve"> service on HOST to detect, configure and upgrade for Datalogic HHS and FRS devices. It also provides the communication interface with Datalogic Connect system</w:t>
       </w:r>
       <w:r>
         <w:t>.</w:t>
@@ -1513,7 +1483,7 @@
           <w:numId w:val="6"/>
         </w:numPr>
       </w:pPr>
-      <w:bookmarkStart w:id="1" w:name="_Toc231203377"/>
+      <w:bookmarkStart w:id="1" w:name="_Toc231463280"/>
       <w:r>
         <w:t>Supported Device</w:t>
       </w:r>
@@ -1527,7 +1497,7 @@
           <w:numId w:val="6"/>
         </w:numPr>
       </w:pPr>
-      <w:bookmarkStart w:id="2" w:name="_Toc231203378"/>
+      <w:bookmarkStart w:id="2" w:name="_Toc231463281"/>
       <w:r>
         <w:t>USB-COM interface</w:t>
       </w:r>
@@ -3960,6 +3930,7 @@
           <w:szCs w:val="32"/>
         </w:rPr>
       </w:pPr>
+      <w:proofErr w:type="spellStart"/>
       <w:r>
         <w:rPr>
           <w:rFonts w:ascii="Aptos" w:eastAsia="Times New Roman" w:hAnsi="Aptos" w:cs="Times New Roman"/>
@@ -3971,6 +3942,7 @@
         </w:rPr>
         <w:t>QuickScan</w:t>
       </w:r>
+      <w:proofErr w:type="spellEnd"/>
     </w:p>
     <w:tbl>
       <w:tblPr>
@@ -4333,6 +4305,7 @@
                 <w:szCs w:val="16"/>
               </w:rPr>
             </w:pPr>
+            <w:proofErr w:type="spellStart"/>
             <w:r>
               <w:rPr>
                 <w:rFonts w:ascii="Aptos" w:eastAsia="Times New Roman" w:hAnsi="Aptos" w:cs="Times New Roman"/>
@@ -4340,7 +4313,17 @@
                 <w:sz w:val="16"/>
                 <w:szCs w:val="16"/>
               </w:rPr>
-              <w:t>QuickScan 25xx</w:t>
+              <w:t>QuickScan</w:t>
+            </w:r>
+            <w:proofErr w:type="spellEnd"/>
+            <w:r>
+              <w:rPr>
+                <w:rFonts w:ascii="Aptos" w:eastAsia="Times New Roman" w:hAnsi="Aptos" w:cs="Times New Roman"/>
+                <w:color w:val="000000"/>
+                <w:sz w:val="16"/>
+                <w:szCs w:val="16"/>
+              </w:rPr>
+              <w:t xml:space="preserve"> 25xx</w:t>
             </w:r>
           </w:p>
         </w:tc>
@@ -4618,6 +4601,7 @@
                 <w:szCs w:val="16"/>
               </w:rPr>
             </w:pPr>
+            <w:proofErr w:type="spellStart"/>
             <w:r>
               <w:rPr>
                 <w:rFonts w:ascii="Aptos" w:eastAsia="Times New Roman" w:hAnsi="Aptos" w:cs="Times New Roman"/>
@@ -4625,7 +4609,17 @@
                 <w:sz w:val="16"/>
                 <w:szCs w:val="16"/>
               </w:rPr>
-              <w:t>QuickScan 24xx</w:t>
+              <w:t>QuickScan</w:t>
+            </w:r>
+            <w:proofErr w:type="spellEnd"/>
+            <w:r>
+              <w:rPr>
+                <w:rFonts w:ascii="Aptos" w:eastAsia="Times New Roman" w:hAnsi="Aptos" w:cs="Times New Roman"/>
+                <w:color w:val="000000"/>
+                <w:sz w:val="16"/>
+                <w:szCs w:val="16"/>
+              </w:rPr>
+              <w:t xml:space="preserve"> 24xx</w:t>
             </w:r>
           </w:p>
         </w:tc>
@@ -4903,6 +4897,7 @@
                 <w:szCs w:val="16"/>
               </w:rPr>
             </w:pPr>
+            <w:proofErr w:type="spellStart"/>
             <w:r>
               <w:rPr>
                 <w:rFonts w:ascii="Aptos" w:eastAsia="Times New Roman" w:hAnsi="Aptos" w:cs="Times New Roman"/>
@@ -4910,7 +4905,17 @@
                 <w:sz w:val="16"/>
                 <w:szCs w:val="16"/>
               </w:rPr>
-              <w:t>QuickScan 22xx</w:t>
+              <w:t>QuickScan</w:t>
+            </w:r>
+            <w:proofErr w:type="spellEnd"/>
+            <w:r>
+              <w:rPr>
+                <w:rFonts w:ascii="Aptos" w:eastAsia="Times New Roman" w:hAnsi="Aptos" w:cs="Times New Roman"/>
+                <w:color w:val="000000"/>
+                <w:sz w:val="16"/>
+                <w:szCs w:val="16"/>
+              </w:rPr>
+              <w:t xml:space="preserve"> 22xx</w:t>
             </w:r>
           </w:p>
         </w:tc>
@@ -5188,6 +5193,7 @@
                 <w:szCs w:val="16"/>
               </w:rPr>
             </w:pPr>
+            <w:proofErr w:type="spellStart"/>
             <w:r>
               <w:rPr>
                 <w:rFonts w:ascii="Aptos" w:eastAsia="Times New Roman" w:hAnsi="Aptos" w:cs="Times New Roman"/>
@@ -5195,7 +5201,17 @@
                 <w:sz w:val="16"/>
                 <w:szCs w:val="16"/>
               </w:rPr>
-              <w:t>QuickScan 21xx</w:t>
+              <w:t>QuickScan</w:t>
+            </w:r>
+            <w:proofErr w:type="spellEnd"/>
+            <w:r>
+              <w:rPr>
+                <w:rFonts w:ascii="Aptos" w:eastAsia="Times New Roman" w:hAnsi="Aptos" w:cs="Times New Roman"/>
+                <w:color w:val="000000"/>
+                <w:sz w:val="16"/>
+                <w:szCs w:val="16"/>
+              </w:rPr>
+              <w:t xml:space="preserve"> 21xx</w:t>
             </w:r>
           </w:p>
         </w:tc>
@@ -5473,6 +5489,7 @@
                 <w:szCs w:val="16"/>
               </w:rPr>
             </w:pPr>
+            <w:proofErr w:type="spellStart"/>
             <w:r>
               <w:rPr>
                 <w:rFonts w:ascii="Aptos" w:eastAsia="Times New Roman" w:hAnsi="Aptos" w:cs="Times New Roman"/>
@@ -5480,7 +5497,17 @@
                 <w:sz w:val="16"/>
                 <w:szCs w:val="16"/>
               </w:rPr>
-              <w:t>QuickScan QW25</w:t>
+              <w:t>QuickScan</w:t>
+            </w:r>
+            <w:proofErr w:type="spellEnd"/>
+            <w:r>
+              <w:rPr>
+                <w:rFonts w:ascii="Aptos" w:eastAsia="Times New Roman" w:hAnsi="Aptos" w:cs="Times New Roman"/>
+                <w:color w:val="000000"/>
+                <w:sz w:val="16"/>
+                <w:szCs w:val="16"/>
+              </w:rPr>
+              <w:t xml:space="preserve"> QW25</w:t>
             </w:r>
           </w:p>
         </w:tc>
@@ -5758,6 +5785,7 @@
                 <w:szCs w:val="16"/>
               </w:rPr>
             </w:pPr>
+            <w:proofErr w:type="spellStart"/>
             <w:r>
               <w:rPr>
                 <w:rFonts w:ascii="Aptos" w:eastAsia="Times New Roman" w:hAnsi="Aptos" w:cs="Times New Roman"/>
@@ -5765,7 +5793,17 @@
                 <w:sz w:val="16"/>
                 <w:szCs w:val="16"/>
               </w:rPr>
-              <w:t>QuickScan QW24</w:t>
+              <w:t>QuickScan</w:t>
+            </w:r>
+            <w:proofErr w:type="spellEnd"/>
+            <w:r>
+              <w:rPr>
+                <w:rFonts w:ascii="Aptos" w:eastAsia="Times New Roman" w:hAnsi="Aptos" w:cs="Times New Roman"/>
+                <w:color w:val="000000"/>
+                <w:sz w:val="16"/>
+                <w:szCs w:val="16"/>
+              </w:rPr>
+              <w:t xml:space="preserve"> QW24</w:t>
             </w:r>
           </w:p>
         </w:tc>
@@ -6043,6 +6081,7 @@
                 <w:szCs w:val="16"/>
               </w:rPr>
             </w:pPr>
+            <w:proofErr w:type="spellStart"/>
             <w:r>
               <w:rPr>
                 <w:rFonts w:ascii="Aptos" w:eastAsia="Times New Roman" w:hAnsi="Aptos" w:cs="Times New Roman"/>
@@ -6050,7 +6089,17 @@
                 <w:sz w:val="16"/>
                 <w:szCs w:val="16"/>
               </w:rPr>
-              <w:t>QuickScan QW21</w:t>
+              <w:t>QuickScan</w:t>
+            </w:r>
+            <w:proofErr w:type="spellEnd"/>
+            <w:r>
+              <w:rPr>
+                <w:rFonts w:ascii="Aptos" w:eastAsia="Times New Roman" w:hAnsi="Aptos" w:cs="Times New Roman"/>
+                <w:color w:val="000000"/>
+                <w:sz w:val="16"/>
+                <w:szCs w:val="16"/>
+              </w:rPr>
+              <w:t xml:space="preserve"> QW21</w:t>
             </w:r>
           </w:p>
         </w:tc>
@@ -6638,6 +6687,7 @@
           <w:szCs w:val="32"/>
         </w:rPr>
       </w:pPr>
+      <w:proofErr w:type="spellStart"/>
       <w:r>
         <w:rPr>
           <w:rFonts w:ascii="Aptos" w:eastAsia="Times New Roman" w:hAnsi="Aptos" w:cs="Times New Roman"/>
@@ -6649,6 +6699,7 @@
         </w:rPr>
         <w:t>PowerScan</w:t>
       </w:r>
+      <w:proofErr w:type="spellEnd"/>
     </w:p>
     <w:tbl>
       <w:tblPr>
@@ -7012,6 +7063,7 @@
                 <w:szCs w:val="16"/>
               </w:rPr>
             </w:pPr>
+            <w:proofErr w:type="spellStart"/>
             <w:r>
               <w:rPr>
                 <w:rFonts w:ascii="Aptos" w:eastAsia="Times New Roman" w:hAnsi="Aptos" w:cs="Times New Roman"/>
@@ -7019,7 +7071,17 @@
                 <w:sz w:val="16"/>
                 <w:szCs w:val="16"/>
               </w:rPr>
-              <w:t>PowerScan 96x0</w:t>
+              <w:t>PowerScan</w:t>
+            </w:r>
+            <w:proofErr w:type="spellEnd"/>
+            <w:r>
+              <w:rPr>
+                <w:rFonts w:ascii="Aptos" w:eastAsia="Times New Roman" w:hAnsi="Aptos" w:cs="Times New Roman"/>
+                <w:color w:val="000000"/>
+                <w:sz w:val="16"/>
+                <w:szCs w:val="16"/>
+              </w:rPr>
+              <w:t xml:space="preserve"> 96x0</w:t>
             </w:r>
           </w:p>
         </w:tc>
@@ -7297,6 +7359,7 @@
                 <w:szCs w:val="16"/>
               </w:rPr>
             </w:pPr>
+            <w:proofErr w:type="spellStart"/>
             <w:r>
               <w:rPr>
                 <w:rFonts w:ascii="Aptos" w:eastAsia="Times New Roman" w:hAnsi="Aptos" w:cs="Times New Roman"/>
@@ -7304,7 +7367,17 @@
                 <w:sz w:val="16"/>
                 <w:szCs w:val="16"/>
               </w:rPr>
-              <w:t>PowerScan 95x1 (Obsolete)</w:t>
+              <w:t>PowerScan</w:t>
+            </w:r>
+            <w:proofErr w:type="spellEnd"/>
+            <w:r>
+              <w:rPr>
+                <w:rFonts w:ascii="Aptos" w:eastAsia="Times New Roman" w:hAnsi="Aptos" w:cs="Times New Roman"/>
+                <w:color w:val="000000"/>
+                <w:sz w:val="16"/>
+                <w:szCs w:val="16"/>
+              </w:rPr>
+              <w:t xml:space="preserve"> 95x1 (Obsolete)</w:t>
             </w:r>
           </w:p>
         </w:tc>
@@ -7582,6 +7655,7 @@
                 <w:szCs w:val="16"/>
               </w:rPr>
             </w:pPr>
+            <w:proofErr w:type="spellStart"/>
             <w:r>
               <w:rPr>
                 <w:rFonts w:ascii="Aptos" w:eastAsia="Times New Roman" w:hAnsi="Aptos" w:cs="Times New Roman"/>
@@ -7589,7 +7663,17 @@
                 <w:sz w:val="16"/>
                 <w:szCs w:val="16"/>
               </w:rPr>
-              <w:t>PowerScan 95x0</w:t>
+              <w:t>PowerScan</w:t>
+            </w:r>
+            <w:proofErr w:type="spellEnd"/>
+            <w:r>
+              <w:rPr>
+                <w:rFonts w:ascii="Aptos" w:eastAsia="Times New Roman" w:hAnsi="Aptos" w:cs="Times New Roman"/>
+                <w:color w:val="000000"/>
+                <w:sz w:val="16"/>
+                <w:szCs w:val="16"/>
+              </w:rPr>
+              <w:t xml:space="preserve"> 95x0</w:t>
             </w:r>
           </w:p>
         </w:tc>
@@ -7867,6 +7951,7 @@
                 <w:szCs w:val="16"/>
               </w:rPr>
             </w:pPr>
+            <w:proofErr w:type="spellStart"/>
             <w:r>
               <w:rPr>
                 <w:rFonts w:ascii="Aptos" w:eastAsia="Times New Roman" w:hAnsi="Aptos" w:cs="Times New Roman"/>
@@ -7874,7 +7959,17 @@
                 <w:sz w:val="16"/>
                 <w:szCs w:val="16"/>
               </w:rPr>
-              <w:t>PowerScan 91xx</w:t>
+              <w:t>PowerScan</w:t>
+            </w:r>
+            <w:proofErr w:type="spellEnd"/>
+            <w:r>
+              <w:rPr>
+                <w:rFonts w:ascii="Aptos" w:eastAsia="Times New Roman" w:hAnsi="Aptos" w:cs="Times New Roman"/>
+                <w:color w:val="000000"/>
+                <w:sz w:val="16"/>
+                <w:szCs w:val="16"/>
+              </w:rPr>
+              <w:t xml:space="preserve"> 91xx</w:t>
             </w:r>
           </w:p>
         </w:tc>
@@ -8152,6 +8247,7 @@
                 <w:szCs w:val="16"/>
               </w:rPr>
             </w:pPr>
+            <w:proofErr w:type="spellStart"/>
             <w:r>
               <w:rPr>
                 <w:rFonts w:ascii="Aptos" w:eastAsia="Times New Roman" w:hAnsi="Aptos" w:cs="Times New Roman"/>
@@ -8159,7 +8255,17 @@
                 <w:sz w:val="16"/>
                 <w:szCs w:val="16"/>
               </w:rPr>
-              <w:t>PowerScan 93xx</w:t>
+              <w:t>PowerScan</w:t>
+            </w:r>
+            <w:proofErr w:type="spellEnd"/>
+            <w:r>
+              <w:rPr>
+                <w:rFonts w:ascii="Aptos" w:eastAsia="Times New Roman" w:hAnsi="Aptos" w:cs="Times New Roman"/>
+                <w:color w:val="000000"/>
+                <w:sz w:val="16"/>
+                <w:szCs w:val="16"/>
+              </w:rPr>
+              <w:t xml:space="preserve"> 93xx</w:t>
             </w:r>
           </w:p>
         </w:tc>
@@ -8437,6 +8543,7 @@
                 <w:szCs w:val="16"/>
               </w:rPr>
             </w:pPr>
+            <w:proofErr w:type="spellStart"/>
             <w:r>
               <w:rPr>
                 <w:rFonts w:ascii="Aptos" w:eastAsia="Times New Roman" w:hAnsi="Aptos" w:cs="Times New Roman"/>
@@ -8444,7 +8551,17 @@
                 <w:sz w:val="16"/>
                 <w:szCs w:val="16"/>
               </w:rPr>
-              <w:t>PowerScan 71xx</w:t>
+              <w:t>PowerScan</w:t>
+            </w:r>
+            <w:proofErr w:type="spellEnd"/>
+            <w:r>
+              <w:rPr>
+                <w:rFonts w:ascii="Aptos" w:eastAsia="Times New Roman" w:hAnsi="Aptos" w:cs="Times New Roman"/>
+                <w:color w:val="000000"/>
+                <w:sz w:val="16"/>
+                <w:szCs w:val="16"/>
+              </w:rPr>
+              <w:t xml:space="preserve"> 71xx</w:t>
             </w:r>
           </w:p>
         </w:tc>
@@ -12400,7 +12517,7 @@
           <w:numId w:val="6"/>
         </w:numPr>
       </w:pPr>
-      <w:bookmarkStart w:id="3" w:name="_Toc231203379"/>
+      <w:bookmarkStart w:id="3" w:name="_Toc231463282"/>
       <w:r>
         <w:t>USB-OEM interface</w:t>
       </w:r>
@@ -14750,6 +14867,7 @@
           <w:szCs w:val="32"/>
         </w:rPr>
       </w:pPr>
+      <w:proofErr w:type="spellStart"/>
       <w:r>
         <w:rPr>
           <w:rFonts w:ascii="Aptos" w:eastAsia="Times New Roman" w:hAnsi="Aptos" w:cs="Times New Roman"/>
@@ -14761,6 +14879,7 @@
         </w:rPr>
         <w:t>QuickScan</w:t>
       </w:r>
+      <w:proofErr w:type="spellEnd"/>
     </w:p>
     <w:tbl>
       <w:tblPr>
@@ -15123,6 +15242,7 @@
                 <w:szCs w:val="16"/>
               </w:rPr>
             </w:pPr>
+            <w:proofErr w:type="spellStart"/>
             <w:r>
               <w:rPr>
                 <w:rFonts w:ascii="Aptos" w:eastAsia="Times New Roman" w:hAnsi="Aptos" w:cs="Times New Roman"/>
@@ -15130,7 +15250,17 @@
                 <w:sz w:val="16"/>
                 <w:szCs w:val="16"/>
               </w:rPr>
-              <w:t>QuickScan 25xx</w:t>
+              <w:t>QuickScan</w:t>
+            </w:r>
+            <w:proofErr w:type="spellEnd"/>
+            <w:r>
+              <w:rPr>
+                <w:rFonts w:ascii="Aptos" w:eastAsia="Times New Roman" w:hAnsi="Aptos" w:cs="Times New Roman"/>
+                <w:color w:val="000000"/>
+                <w:sz w:val="16"/>
+                <w:szCs w:val="16"/>
+              </w:rPr>
+              <w:t xml:space="preserve"> 25xx</w:t>
             </w:r>
           </w:p>
         </w:tc>
@@ -15396,6 +15526,7 @@
                 <w:szCs w:val="16"/>
               </w:rPr>
             </w:pPr>
+            <w:proofErr w:type="spellStart"/>
             <w:r>
               <w:rPr>
                 <w:rFonts w:ascii="Aptos" w:eastAsia="Times New Roman" w:hAnsi="Aptos" w:cs="Times New Roman"/>
@@ -15403,7 +15534,17 @@
                 <w:sz w:val="16"/>
                 <w:szCs w:val="16"/>
               </w:rPr>
-              <w:t>QuickScan 24xx</w:t>
+              <w:t>QuickScan</w:t>
+            </w:r>
+            <w:proofErr w:type="spellEnd"/>
+            <w:r>
+              <w:rPr>
+                <w:rFonts w:ascii="Aptos" w:eastAsia="Times New Roman" w:hAnsi="Aptos" w:cs="Times New Roman"/>
+                <w:color w:val="000000"/>
+                <w:sz w:val="16"/>
+                <w:szCs w:val="16"/>
+              </w:rPr>
+              <w:t xml:space="preserve"> 24xx</w:t>
             </w:r>
           </w:p>
         </w:tc>
@@ -15669,6 +15810,7 @@
                 <w:szCs w:val="16"/>
               </w:rPr>
             </w:pPr>
+            <w:proofErr w:type="spellStart"/>
             <w:r>
               <w:rPr>
                 <w:rFonts w:ascii="Aptos" w:eastAsia="Times New Roman" w:hAnsi="Aptos" w:cs="Times New Roman"/>
@@ -15676,7 +15818,17 @@
                 <w:sz w:val="16"/>
                 <w:szCs w:val="16"/>
               </w:rPr>
-              <w:t>QuickScan 22xx</w:t>
+              <w:t>QuickScan</w:t>
+            </w:r>
+            <w:proofErr w:type="spellEnd"/>
+            <w:r>
+              <w:rPr>
+                <w:rFonts w:ascii="Aptos" w:eastAsia="Times New Roman" w:hAnsi="Aptos" w:cs="Times New Roman"/>
+                <w:color w:val="000000"/>
+                <w:sz w:val="16"/>
+                <w:szCs w:val="16"/>
+              </w:rPr>
+              <w:t xml:space="preserve"> 22xx</w:t>
             </w:r>
           </w:p>
         </w:tc>
@@ -15942,6 +16094,7 @@
                 <w:szCs w:val="16"/>
               </w:rPr>
             </w:pPr>
+            <w:proofErr w:type="spellStart"/>
             <w:r>
               <w:rPr>
                 <w:rFonts w:ascii="Aptos" w:eastAsia="Times New Roman" w:hAnsi="Aptos" w:cs="Times New Roman"/>
@@ -15949,7 +16102,17 @@
                 <w:sz w:val="16"/>
                 <w:szCs w:val="16"/>
               </w:rPr>
-              <w:t>QuickScan 21xx</w:t>
+              <w:t>QuickScan</w:t>
+            </w:r>
+            <w:proofErr w:type="spellEnd"/>
+            <w:r>
+              <w:rPr>
+                <w:rFonts w:ascii="Aptos" w:eastAsia="Times New Roman" w:hAnsi="Aptos" w:cs="Times New Roman"/>
+                <w:color w:val="000000"/>
+                <w:sz w:val="16"/>
+                <w:szCs w:val="16"/>
+              </w:rPr>
+              <w:t xml:space="preserve"> 21xx</w:t>
             </w:r>
           </w:p>
         </w:tc>
@@ -16215,6 +16378,7 @@
                 <w:szCs w:val="16"/>
               </w:rPr>
             </w:pPr>
+            <w:proofErr w:type="spellStart"/>
             <w:r>
               <w:rPr>
                 <w:rFonts w:ascii="Aptos" w:eastAsia="Times New Roman" w:hAnsi="Aptos" w:cs="Times New Roman"/>
@@ -16222,7 +16386,17 @@
                 <w:sz w:val="16"/>
                 <w:szCs w:val="16"/>
               </w:rPr>
-              <w:t>QuickScan QW25</w:t>
+              <w:t>QuickScan</w:t>
+            </w:r>
+            <w:proofErr w:type="spellEnd"/>
+            <w:r>
+              <w:rPr>
+                <w:rFonts w:ascii="Aptos" w:eastAsia="Times New Roman" w:hAnsi="Aptos" w:cs="Times New Roman"/>
+                <w:color w:val="000000"/>
+                <w:sz w:val="16"/>
+                <w:szCs w:val="16"/>
+              </w:rPr>
+              <w:t xml:space="preserve"> QW25</w:t>
             </w:r>
           </w:p>
         </w:tc>
@@ -16488,6 +16662,7 @@
                 <w:szCs w:val="16"/>
               </w:rPr>
             </w:pPr>
+            <w:proofErr w:type="spellStart"/>
             <w:r>
               <w:rPr>
                 <w:rFonts w:ascii="Aptos" w:eastAsia="Times New Roman" w:hAnsi="Aptos" w:cs="Times New Roman"/>
@@ -16495,7 +16670,17 @@
                 <w:sz w:val="16"/>
                 <w:szCs w:val="16"/>
               </w:rPr>
-              <w:t>QuickScan QW24</w:t>
+              <w:t>QuickScan</w:t>
+            </w:r>
+            <w:proofErr w:type="spellEnd"/>
+            <w:r>
+              <w:rPr>
+                <w:rFonts w:ascii="Aptos" w:eastAsia="Times New Roman" w:hAnsi="Aptos" w:cs="Times New Roman"/>
+                <w:color w:val="000000"/>
+                <w:sz w:val="16"/>
+                <w:szCs w:val="16"/>
+              </w:rPr>
+              <w:t xml:space="preserve"> QW24</w:t>
             </w:r>
           </w:p>
         </w:tc>
@@ -16761,6 +16946,7 @@
                 <w:szCs w:val="16"/>
               </w:rPr>
             </w:pPr>
+            <w:proofErr w:type="spellStart"/>
             <w:r>
               <w:rPr>
                 <w:rFonts w:ascii="Aptos" w:eastAsia="Times New Roman" w:hAnsi="Aptos" w:cs="Times New Roman"/>
@@ -16768,7 +16954,17 @@
                 <w:sz w:val="16"/>
                 <w:szCs w:val="16"/>
               </w:rPr>
-              <w:t>QuickScan QW21</w:t>
+              <w:t>QuickScan</w:t>
+            </w:r>
+            <w:proofErr w:type="spellEnd"/>
+            <w:r>
+              <w:rPr>
+                <w:rFonts w:ascii="Aptos" w:eastAsia="Times New Roman" w:hAnsi="Aptos" w:cs="Times New Roman"/>
+                <w:color w:val="000000"/>
+                <w:sz w:val="16"/>
+                <w:szCs w:val="16"/>
+              </w:rPr>
+              <w:t xml:space="preserve"> QW21</w:t>
             </w:r>
           </w:p>
         </w:tc>
@@ -17332,6 +17528,7 @@
           <w:szCs w:val="32"/>
         </w:rPr>
       </w:pPr>
+      <w:proofErr w:type="spellStart"/>
       <w:r>
         <w:rPr>
           <w:rFonts w:ascii="Aptos" w:eastAsia="Times New Roman" w:hAnsi="Aptos" w:cs="Times New Roman"/>
@@ -17343,6 +17540,7 @@
         </w:rPr>
         <w:t>PowerScan</w:t>
       </w:r>
+      <w:proofErr w:type="spellEnd"/>
     </w:p>
     <w:tbl>
       <w:tblPr>
@@ -17705,6 +17903,7 @@
                 <w:szCs w:val="16"/>
               </w:rPr>
             </w:pPr>
+            <w:proofErr w:type="spellStart"/>
             <w:r>
               <w:rPr>
                 <w:rFonts w:ascii="Aptos" w:eastAsia="Times New Roman" w:hAnsi="Aptos" w:cs="Times New Roman"/>
@@ -17712,7 +17911,17 @@
                 <w:sz w:val="16"/>
                 <w:szCs w:val="16"/>
               </w:rPr>
-              <w:t>PowerScan 96x0</w:t>
+              <w:t>PowerScan</w:t>
+            </w:r>
+            <w:proofErr w:type="spellEnd"/>
+            <w:r>
+              <w:rPr>
+                <w:rFonts w:ascii="Aptos" w:eastAsia="Times New Roman" w:hAnsi="Aptos" w:cs="Times New Roman"/>
+                <w:color w:val="000000"/>
+                <w:sz w:val="16"/>
+                <w:szCs w:val="16"/>
+              </w:rPr>
+              <w:t xml:space="preserve"> 96x0</w:t>
             </w:r>
           </w:p>
         </w:tc>
@@ -17978,6 +18187,7 @@
                 <w:szCs w:val="16"/>
               </w:rPr>
             </w:pPr>
+            <w:proofErr w:type="spellStart"/>
             <w:r>
               <w:rPr>
                 <w:rFonts w:ascii="Aptos" w:eastAsia="Times New Roman" w:hAnsi="Aptos" w:cs="Times New Roman"/>
@@ -17985,7 +18195,17 @@
                 <w:sz w:val="16"/>
                 <w:szCs w:val="16"/>
               </w:rPr>
-              <w:t>PowerScan 95x1 (Obsolete)</w:t>
+              <w:t>PowerScan</w:t>
+            </w:r>
+            <w:proofErr w:type="spellEnd"/>
+            <w:r>
+              <w:rPr>
+                <w:rFonts w:ascii="Aptos" w:eastAsia="Times New Roman" w:hAnsi="Aptos" w:cs="Times New Roman"/>
+                <w:color w:val="000000"/>
+                <w:sz w:val="16"/>
+                <w:szCs w:val="16"/>
+              </w:rPr>
+              <w:t xml:space="preserve"> 95x1 (Obsolete)</w:t>
             </w:r>
           </w:p>
         </w:tc>
@@ -18251,6 +18471,7 @@
                 <w:szCs w:val="16"/>
               </w:rPr>
             </w:pPr>
+            <w:proofErr w:type="spellStart"/>
             <w:r>
               <w:rPr>
                 <w:rFonts w:ascii="Aptos" w:eastAsia="Times New Roman" w:hAnsi="Aptos" w:cs="Times New Roman"/>
@@ -18258,7 +18479,17 @@
                 <w:sz w:val="16"/>
                 <w:szCs w:val="16"/>
               </w:rPr>
-              <w:t>PowerScan 95x0</w:t>
+              <w:t>PowerScan</w:t>
+            </w:r>
+            <w:proofErr w:type="spellEnd"/>
+            <w:r>
+              <w:rPr>
+                <w:rFonts w:ascii="Aptos" w:eastAsia="Times New Roman" w:hAnsi="Aptos" w:cs="Times New Roman"/>
+                <w:color w:val="000000"/>
+                <w:sz w:val="16"/>
+                <w:szCs w:val="16"/>
+              </w:rPr>
+              <w:t xml:space="preserve"> 95x0</w:t>
             </w:r>
           </w:p>
         </w:tc>
@@ -18524,6 +18755,7 @@
                 <w:szCs w:val="16"/>
               </w:rPr>
             </w:pPr>
+            <w:proofErr w:type="spellStart"/>
             <w:r>
               <w:rPr>
                 <w:rFonts w:ascii="Aptos" w:eastAsia="Times New Roman" w:hAnsi="Aptos" w:cs="Times New Roman"/>
@@ -18531,7 +18763,17 @@
                 <w:sz w:val="16"/>
                 <w:szCs w:val="16"/>
               </w:rPr>
-              <w:t>PowerScan 91xx</w:t>
+              <w:t>PowerScan</w:t>
+            </w:r>
+            <w:proofErr w:type="spellEnd"/>
+            <w:r>
+              <w:rPr>
+                <w:rFonts w:ascii="Aptos" w:eastAsia="Times New Roman" w:hAnsi="Aptos" w:cs="Times New Roman"/>
+                <w:color w:val="000000"/>
+                <w:sz w:val="16"/>
+                <w:szCs w:val="16"/>
+              </w:rPr>
+              <w:t xml:space="preserve"> 91xx</w:t>
             </w:r>
           </w:p>
         </w:tc>
@@ -18797,6 +19039,7 @@
                 <w:szCs w:val="16"/>
               </w:rPr>
             </w:pPr>
+            <w:proofErr w:type="spellStart"/>
             <w:r>
               <w:rPr>
                 <w:rFonts w:ascii="Aptos" w:eastAsia="Times New Roman" w:hAnsi="Aptos" w:cs="Times New Roman"/>
@@ -18804,7 +19047,17 @@
                 <w:sz w:val="16"/>
                 <w:szCs w:val="16"/>
               </w:rPr>
-              <w:t>PowerScan 93xx</w:t>
+              <w:t>PowerScan</w:t>
+            </w:r>
+            <w:proofErr w:type="spellEnd"/>
+            <w:r>
+              <w:rPr>
+                <w:rFonts w:ascii="Aptos" w:eastAsia="Times New Roman" w:hAnsi="Aptos" w:cs="Times New Roman"/>
+                <w:color w:val="000000"/>
+                <w:sz w:val="16"/>
+                <w:szCs w:val="16"/>
+              </w:rPr>
+              <w:t xml:space="preserve"> 93xx</w:t>
             </w:r>
           </w:p>
         </w:tc>
@@ -19070,6 +19323,7 @@
                 <w:szCs w:val="16"/>
               </w:rPr>
             </w:pPr>
+            <w:proofErr w:type="spellStart"/>
             <w:r>
               <w:rPr>
                 <w:rFonts w:ascii="Aptos" w:eastAsia="Times New Roman" w:hAnsi="Aptos" w:cs="Times New Roman"/>
@@ -19077,7 +19331,17 @@
                 <w:sz w:val="16"/>
                 <w:szCs w:val="16"/>
               </w:rPr>
-              <w:t>PowerScan 71xx</w:t>
+              <w:t>PowerScan</w:t>
+            </w:r>
+            <w:proofErr w:type="spellEnd"/>
+            <w:r>
+              <w:rPr>
+                <w:rFonts w:ascii="Aptos" w:eastAsia="Times New Roman" w:hAnsi="Aptos" w:cs="Times New Roman"/>
+                <w:color w:val="000000"/>
+                <w:sz w:val="16"/>
+                <w:szCs w:val="16"/>
+              </w:rPr>
+              <w:t xml:space="preserve"> 71xx</w:t>
             </w:r>
           </w:p>
         </w:tc>
@@ -23010,7 +23274,7 @@
           <w:numId w:val="6"/>
         </w:numPr>
       </w:pPr>
-      <w:bookmarkStart w:id="4" w:name="_Toc231203380"/>
+      <w:bookmarkStart w:id="4" w:name="_Toc231463283"/>
       <w:r>
         <w:t>USB-COMPOSITE interface</w:t>
       </w:r>
@@ -24746,7 +25010,7 @@
           <w:numId w:val="11"/>
         </w:numPr>
       </w:pPr>
-      <w:bookmarkStart w:id="5" w:name="_Toc231203381"/>
+      <w:bookmarkStart w:id="5" w:name="_Toc231463284"/>
       <w:r>
         <w:t>Aladdin SDS Configuration</w:t>
       </w:r>
@@ -24755,6 +25019,10 @@
     <w:p>
       <w:pPr>
         <w:pStyle w:val="ListParagraph"/>
+        <w:numPr>
+          <w:ilvl w:val="0"/>
+          <w:numId w:val="11"/>
+        </w:numPr>
         <w:shd w:val="clear" w:color="auto" w:fill="1E1F22"/>
         <w:tabs>
           <w:tab w:val="left" w:pos="916"/>
@@ -24775,7 +25043,6 @@
           <w:tab w:val="left" w:pos="14656"/>
         </w:tabs>
         <w:spacing w:after="0" w:line="240" w:lineRule="auto"/>
-        <w:ind w:left="0" w:right="630"/>
         <w:rPr>
           <w:rFonts w:ascii="Courier New" w:eastAsia="Times New Roman" w:hAnsi="Courier New" w:cs="Courier New"/>
           <w:color w:val="BCBEC4"/>
@@ -24840,8 +25107,9 @@
           <w:szCs w:val="20"/>
         </w:rPr>
         <w:br/>
-        <w:t>#   Linux:   /usr/lib/AladdinSDS/config.toml</w:t>
-      </w:r>
+        <w:t>#   Linux:   /</w:t>
+      </w:r>
+      <w:proofErr w:type="spellStart"/>
       <w:r>
         <w:rPr>
           <w:rFonts w:ascii="Courier New" w:eastAsia="Times New Roman" w:hAnsi="Courier New" w:cs="Courier New"/>
@@ -24849,16 +25117,57 @@
           <w:sz w:val="20"/>
           <w:szCs w:val="20"/>
         </w:rPr>
+        <w:t>usr</w:t>
+      </w:r>
+      <w:proofErr w:type="spellEnd"/>
+      <w:r>
+        <w:rPr>
+          <w:rFonts w:ascii="Courier New" w:eastAsia="Times New Roman" w:hAnsi="Courier New" w:cs="Courier New"/>
+          <w:color w:val="7A7E85"/>
+          <w:sz w:val="20"/>
+          <w:szCs w:val="20"/>
+        </w:rPr>
+        <w:t>/lib/</w:t>
+      </w:r>
+      <w:proofErr w:type="spellStart"/>
+      <w:r>
+        <w:rPr>
+          <w:rFonts w:ascii="Courier New" w:eastAsia="Times New Roman" w:hAnsi="Courier New" w:cs="Courier New"/>
+          <w:color w:val="7A7E85"/>
+          <w:sz w:val="20"/>
+          <w:szCs w:val="20"/>
+        </w:rPr>
+        <w:t>AladdinSDS</w:t>
+      </w:r>
+      <w:proofErr w:type="spellEnd"/>
+      <w:r>
+        <w:rPr>
+          <w:rFonts w:ascii="Courier New" w:eastAsia="Times New Roman" w:hAnsi="Courier New" w:cs="Courier New"/>
+          <w:color w:val="7A7E85"/>
+          <w:sz w:val="20"/>
+          <w:szCs w:val="20"/>
+        </w:rPr>
+        <w:t>/</w:t>
+      </w:r>
+      <w:proofErr w:type="spellStart"/>
+      <w:r>
+        <w:rPr>
+          <w:rFonts w:ascii="Courier New" w:eastAsia="Times New Roman" w:hAnsi="Courier New" w:cs="Courier New"/>
+          <w:color w:val="7A7E85"/>
+          <w:sz w:val="20"/>
+          <w:szCs w:val="20"/>
+        </w:rPr>
+        <w:t>config.toml</w:t>
+      </w:r>
+      <w:proofErr w:type="spellEnd"/>
+      <w:r>
+        <w:rPr>
+          <w:rFonts w:ascii="Courier New" w:eastAsia="Times New Roman" w:hAnsi="Courier New" w:cs="Courier New"/>
+          <w:color w:val="7A7E85"/>
+          <w:sz w:val="20"/>
+          <w:szCs w:val="20"/>
+        </w:rPr>
         <w:br/>
-      </w:r>
-      <w:r>
-        <w:rPr>
-          <w:rFonts w:ascii="Courier New" w:eastAsia="Times New Roman" w:hAnsi="Courier New" w:cs="Courier New"/>
-          <w:color w:val="7A7E85"/>
-          <w:sz w:val="20"/>
-          <w:szCs w:val="20"/>
-        </w:rPr>
-        <w:lastRenderedPageBreak/>
         <w:t>#</w:t>
       </w:r>
       <w:r>
@@ -24879,6 +25188,15 @@
           <w:szCs w:val="20"/>
         </w:rPr>
         <w:br/>
+      </w:r>
+      <w:r>
+        <w:rPr>
+          <w:rFonts w:ascii="Courier New" w:eastAsia="Times New Roman" w:hAnsi="Courier New" w:cs="Courier New"/>
+          <w:color w:val="7A7E85"/>
+          <w:sz w:val="20"/>
+          <w:szCs w:val="20"/>
+        </w:rPr>
+        <w:lastRenderedPageBreak/>
         <w:t>#   - Strings must be in quotes: "value"</w:t>
       </w:r>
       <w:r>
@@ -25071,8 +25389,9 @@
           <w:szCs w:val="20"/>
         </w:rPr>
         <w:br/>
-        <w:t>#     - Hostname: DNS-resolvable name (e.g., "edge-gateway.local")</w:t>
-      </w:r>
+        <w:t>#     - Hostname: DNS-resolvable name (e.g., "edge-</w:t>
+      </w:r>
+      <w:proofErr w:type="spellStart"/>
       <w:r>
         <w:rPr>
           <w:rFonts w:ascii="Courier New" w:eastAsia="Times New Roman" w:hAnsi="Courier New" w:cs="Courier New"/>
@@ -25080,6 +25399,25 @@
           <w:sz w:val="20"/>
           <w:szCs w:val="20"/>
         </w:rPr>
+        <w:t>gateway.local</w:t>
+      </w:r>
+      <w:proofErr w:type="spellEnd"/>
+      <w:r>
+        <w:rPr>
+          <w:rFonts w:ascii="Courier New" w:eastAsia="Times New Roman" w:hAnsi="Courier New" w:cs="Courier New"/>
+          <w:color w:val="7A7E85"/>
+          <w:sz w:val="20"/>
+          <w:szCs w:val="20"/>
+        </w:rPr>
+        <w:t>")</w:t>
+      </w:r>
+      <w:r>
+        <w:rPr>
+          <w:rFonts w:ascii="Courier New" w:eastAsia="Times New Roman" w:hAnsi="Courier New" w:cs="Courier New"/>
+          <w:color w:val="7A7E85"/>
+          <w:sz w:val="20"/>
+          <w:szCs w:val="20"/>
+        </w:rPr>
         <w:br/>
       </w:r>
       <w:r>
@@ -25144,7 +25482,47 @@
           <w:szCs w:val="20"/>
         </w:rPr>
         <w:br/>
-        <w:t># [aladdinSDS] - AladdinSDS Agent Behavior Configuration</w:t>
+        <w:t># [</w:t>
+      </w:r>
+      <w:proofErr w:type="spellStart"/>
+      <w:r>
+        <w:rPr>
+          <w:rFonts w:ascii="Courier New" w:eastAsia="Times New Roman" w:hAnsi="Courier New" w:cs="Courier New"/>
+          <w:color w:val="7A7E85"/>
+          <w:sz w:val="20"/>
+          <w:szCs w:val="20"/>
+        </w:rPr>
+        <w:t>aladdinSDS</w:t>
+      </w:r>
+      <w:proofErr w:type="spellEnd"/>
+      <w:r>
+        <w:rPr>
+          <w:rFonts w:ascii="Courier New" w:eastAsia="Times New Roman" w:hAnsi="Courier New" w:cs="Courier New"/>
+          <w:color w:val="7A7E85"/>
+          <w:sz w:val="20"/>
+          <w:szCs w:val="20"/>
+        </w:rPr>
+        <w:t xml:space="preserve">] - </w:t>
+      </w:r>
+      <w:proofErr w:type="spellStart"/>
+      <w:r>
+        <w:rPr>
+          <w:rFonts w:ascii="Courier New" w:eastAsia="Times New Roman" w:hAnsi="Courier New" w:cs="Courier New"/>
+          <w:color w:val="7A7E85"/>
+          <w:sz w:val="20"/>
+          <w:szCs w:val="20"/>
+        </w:rPr>
+        <w:t>AladdinSDS</w:t>
+      </w:r>
+      <w:proofErr w:type="spellEnd"/>
+      <w:r>
+        <w:rPr>
+          <w:rFonts w:ascii="Courier New" w:eastAsia="Times New Roman" w:hAnsi="Courier New" w:cs="Courier New"/>
+          <w:color w:val="7A7E85"/>
+          <w:sz w:val="20"/>
+          <w:szCs w:val="20"/>
+        </w:rPr>
+        <w:t xml:space="preserve"> Agent Behavior Configuration</w:t>
       </w:r>
       <w:r>
         <w:rPr>
@@ -25184,6 +25562,7 @@
         </w:rPr>
         <w:t>[</w:t>
       </w:r>
+      <w:proofErr w:type="spellStart"/>
       <w:r>
         <w:rPr>
           <w:rFonts w:ascii="Courier New" w:eastAsia="Times New Roman" w:hAnsi="Courier New" w:cs="Courier New"/>
@@ -25193,6 +25572,7 @@
         </w:rPr>
         <w:t>aladdinSDS</w:t>
       </w:r>
+      <w:proofErr w:type="spellEnd"/>
       <w:r>
         <w:rPr>
           <w:rFonts w:ascii="Courier New" w:eastAsia="Times New Roman" w:hAnsi="Courier New" w:cs="Courier New"/>
@@ -25227,7 +25607,27 @@
           <w:sz w:val="20"/>
           <w:szCs w:val="20"/>
         </w:rPr>
-        <w:t># sendTelemetryMs - Telemetry reporting interval (milliseconds)</w:t>
+        <w:t xml:space="preserve"># </w:t>
+      </w:r>
+      <w:proofErr w:type="spellStart"/>
+      <w:r>
+        <w:rPr>
+          <w:rFonts w:ascii="Courier New" w:eastAsia="Times New Roman" w:hAnsi="Courier New" w:cs="Courier New"/>
+          <w:color w:val="7A7E85"/>
+          <w:sz w:val="20"/>
+          <w:szCs w:val="20"/>
+        </w:rPr>
+        <w:t>sendTelemetryMs</w:t>
+      </w:r>
+      <w:proofErr w:type="spellEnd"/>
+      <w:r>
+        <w:rPr>
+          <w:rFonts w:ascii="Courier New" w:eastAsia="Times New Roman" w:hAnsi="Courier New" w:cs="Courier New"/>
+          <w:color w:val="7A7E85"/>
+          <w:sz w:val="20"/>
+          <w:szCs w:val="20"/>
+        </w:rPr>
+        <w:t xml:space="preserve"> - Telemetry reporting interval (milliseconds)</w:t>
       </w:r>
       <w:r>
         <w:rPr>
@@ -25308,6 +25708,7 @@
         </w:rPr>
         <w:br/>
       </w:r>
+      <w:proofErr w:type="spellStart"/>
       <w:r>
         <w:rPr>
           <w:rFonts w:ascii="Courier New" w:eastAsia="Times New Roman" w:hAnsi="Courier New" w:cs="Courier New"/>
@@ -25315,7 +25716,17 @@
           <w:sz w:val="20"/>
           <w:szCs w:val="20"/>
         </w:rPr>
-        <w:t xml:space="preserve">sendTelemetryMs </w:t>
+        <w:t>sendTelemetryMs</w:t>
+      </w:r>
+      <w:proofErr w:type="spellEnd"/>
+      <w:r>
+        <w:rPr>
+          <w:rFonts w:ascii="Courier New" w:eastAsia="Times New Roman" w:hAnsi="Courier New" w:cs="Courier New"/>
+          <w:color w:val="CF8E6D"/>
+          <w:sz w:val="20"/>
+          <w:szCs w:val="20"/>
+        </w:rPr>
+        <w:t xml:space="preserve"> </w:t>
       </w:r>
       <w:r>
         <w:rPr>
@@ -25360,7 +25771,27 @@
           <w:sz w:val="20"/>
           <w:szCs w:val="20"/>
         </w:rPr>
-        <w:t># sendConnectionMin - Host/device connection re-publish interval (minutes)</w:t>
+        <w:t xml:space="preserve"># </w:t>
+      </w:r>
+      <w:proofErr w:type="spellStart"/>
+      <w:r>
+        <w:rPr>
+          <w:rFonts w:ascii="Courier New" w:eastAsia="Times New Roman" w:hAnsi="Courier New" w:cs="Courier New"/>
+          <w:color w:val="7A7E85"/>
+          <w:sz w:val="20"/>
+          <w:szCs w:val="20"/>
+        </w:rPr>
+        <w:t>sendConnectionMin</w:t>
+      </w:r>
+      <w:proofErr w:type="spellEnd"/>
+      <w:r>
+        <w:rPr>
+          <w:rFonts w:ascii="Courier New" w:eastAsia="Times New Roman" w:hAnsi="Courier New" w:cs="Courier New"/>
+          <w:color w:val="7A7E85"/>
+          <w:sz w:val="20"/>
+          <w:szCs w:val="20"/>
+        </w:rPr>
+        <w:t xml:space="preserve"> - Host/device connection re-publish interval (minutes)</w:t>
       </w:r>
       <w:r>
         <w:rPr>
@@ -25410,7 +25841,27 @@
           <w:szCs w:val="20"/>
         </w:rPr>
         <w:br/>
-        <w:t>#   Useful to keep DL Connect's view of ONLINE hosts/devices fresh even if a</w:t>
+        <w:t xml:space="preserve">#   Useful to keep DL </w:t>
+      </w:r>
+      <w:proofErr w:type="spellStart"/>
+      <w:r>
+        <w:rPr>
+          <w:rFonts w:ascii="Courier New" w:eastAsia="Times New Roman" w:hAnsi="Courier New" w:cs="Courier New"/>
+          <w:color w:val="7A7E85"/>
+          <w:sz w:val="20"/>
+          <w:szCs w:val="20"/>
+        </w:rPr>
+        <w:t>Connect's</w:t>
+      </w:r>
+      <w:proofErr w:type="spellEnd"/>
+      <w:r>
+        <w:rPr>
+          <w:rFonts w:ascii="Courier New" w:eastAsia="Times New Roman" w:hAnsi="Courier New" w:cs="Courier New"/>
+          <w:color w:val="7A7E85"/>
+          <w:sz w:val="20"/>
+          <w:szCs w:val="20"/>
+        </w:rPr>
+        <w:t xml:space="preserve"> view of ONLINE hosts/devices fresh even if a</w:t>
       </w:r>
       <w:r>
         <w:rPr>
@@ -25520,15 +25971,6 @@
           <w:szCs w:val="20"/>
         </w:rPr>
         <w:br/>
-      </w:r>
-      <w:r>
-        <w:rPr>
-          <w:rFonts w:ascii="Courier New" w:eastAsia="Times New Roman" w:hAnsi="Courier New" w:cs="Courier New"/>
-          <w:color w:val="7A7E85"/>
-          <w:sz w:val="20"/>
-          <w:szCs w:val="20"/>
-        </w:rPr>
-        <w:lastRenderedPageBreak/>
         <w:t>#     - 1  = every minute (debug / smoke tests)</w:t>
       </w:r>
       <w:r>
@@ -25560,6 +26002,7 @@
         </w:rPr>
         <w:br/>
       </w:r>
+      <w:proofErr w:type="spellStart"/>
       <w:r>
         <w:rPr>
           <w:rFonts w:ascii="Courier New" w:eastAsia="Times New Roman" w:hAnsi="Courier New" w:cs="Courier New"/>
@@ -25567,7 +26010,17 @@
           <w:sz w:val="20"/>
           <w:szCs w:val="20"/>
         </w:rPr>
-        <w:t xml:space="preserve">sendConnectionMin </w:t>
+        <w:t>sendConnectionMin</w:t>
+      </w:r>
+      <w:proofErr w:type="spellEnd"/>
+      <w:r>
+        <w:rPr>
+          <w:rFonts w:ascii="Courier New" w:eastAsia="Times New Roman" w:hAnsi="Courier New" w:cs="Courier New"/>
+          <w:color w:val="CF8E6D"/>
+          <w:sz w:val="20"/>
+          <w:szCs w:val="20"/>
+        </w:rPr>
+        <w:t xml:space="preserve"> </w:t>
       </w:r>
       <w:r>
         <w:rPr>
@@ -25612,8 +26065,9 @@
           <w:sz w:val="20"/>
           <w:szCs w:val="20"/>
         </w:rPr>
-        <w:t># logLevel - Application logging verbosity</w:t>
-      </w:r>
+        <w:t xml:space="preserve"># </w:t>
+      </w:r>
+      <w:proofErr w:type="spellStart"/>
       <w:r>
         <w:rPr>
           <w:rFonts w:ascii="Courier New" w:eastAsia="Times New Roman" w:hAnsi="Courier New" w:cs="Courier New"/>
@@ -25621,7 +26075,35 @@
           <w:sz w:val="20"/>
           <w:szCs w:val="20"/>
         </w:rPr>
+        <w:t>logLevel</w:t>
+      </w:r>
+      <w:proofErr w:type="spellEnd"/>
+      <w:r>
+        <w:rPr>
+          <w:rFonts w:ascii="Courier New" w:eastAsia="Times New Roman" w:hAnsi="Courier New" w:cs="Courier New"/>
+          <w:color w:val="7A7E85"/>
+          <w:sz w:val="20"/>
+          <w:szCs w:val="20"/>
+        </w:rPr>
+        <w:t xml:space="preserve"> - Application logging verbosity</w:t>
+      </w:r>
+      <w:r>
+        <w:rPr>
+          <w:rFonts w:ascii="Courier New" w:eastAsia="Times New Roman" w:hAnsi="Courier New" w:cs="Courier New"/>
+          <w:color w:val="7A7E85"/>
+          <w:sz w:val="20"/>
+          <w:szCs w:val="20"/>
+        </w:rPr>
         <w:br/>
+      </w:r>
+      <w:r>
+        <w:rPr>
+          <w:rFonts w:ascii="Courier New" w:eastAsia="Times New Roman" w:hAnsi="Courier New" w:cs="Courier New"/>
+          <w:color w:val="7A7E85"/>
+          <w:sz w:val="20"/>
+          <w:szCs w:val="20"/>
+        </w:rPr>
+        <w:lastRenderedPageBreak/>
         <w:t>#   Controls how much detail is written to log files (restart required).</w:t>
       </w:r>
       <w:r>
@@ -25653,6 +26135,7 @@
         </w:rPr>
         <w:br/>
       </w:r>
+      <w:proofErr w:type="spellStart"/>
       <w:r>
         <w:rPr>
           <w:rFonts w:ascii="Courier New" w:eastAsia="Times New Roman" w:hAnsi="Courier New" w:cs="Courier New"/>
@@ -25660,7 +26143,17 @@
           <w:sz w:val="20"/>
           <w:szCs w:val="20"/>
         </w:rPr>
-        <w:t xml:space="preserve">logLevel </w:t>
+        <w:t>logLevel</w:t>
+      </w:r>
+      <w:proofErr w:type="spellEnd"/>
+      <w:r>
+        <w:rPr>
+          <w:rFonts w:ascii="Courier New" w:eastAsia="Times New Roman" w:hAnsi="Courier New" w:cs="Courier New"/>
+          <w:color w:val="CF8E6D"/>
+          <w:sz w:val="20"/>
+          <w:szCs w:val="20"/>
+        </w:rPr>
+        <w:t xml:space="preserve"> </w:t>
       </w:r>
       <w:r>
         <w:rPr>
@@ -25679,6 +26172,801 @@
           <w:szCs w:val="20"/>
         </w:rPr>
         <w:t>"INFO"</w:t>
+      </w:r>
+      <w:r>
+        <w:rPr>
+          <w:rFonts w:ascii="Courier New" w:eastAsia="Times New Roman" w:hAnsi="Courier New" w:cs="Courier New"/>
+          <w:color w:val="6AAB73"/>
+          <w:sz w:val="20"/>
+          <w:szCs w:val="20"/>
+        </w:rPr>
+        <w:br/>
+      </w:r>
+      <w:r>
+        <w:rPr>
+          <w:rFonts w:ascii="Courier New" w:eastAsia="Times New Roman" w:hAnsi="Courier New" w:cs="Courier New"/>
+          <w:color w:val="6AAB73"/>
+          <w:sz w:val="20"/>
+          <w:szCs w:val="20"/>
+        </w:rPr>
+        <w:br/>
+      </w:r>
+      <w:r>
+        <w:rPr>
+          <w:rFonts w:ascii="Courier New" w:eastAsia="Times New Roman" w:hAnsi="Courier New" w:cs="Courier New"/>
+          <w:color w:val="7A7E85"/>
+          <w:sz w:val="20"/>
+          <w:szCs w:val="20"/>
+        </w:rPr>
+        <w:t># ----------------------------------------------------------------------------</w:t>
+      </w:r>
+      <w:r>
+        <w:rPr>
+          <w:rFonts w:ascii="Courier New" w:eastAsia="Times New Roman" w:hAnsi="Courier New" w:cs="Courier New"/>
+          <w:color w:val="7A7E85"/>
+          <w:sz w:val="20"/>
+          <w:szCs w:val="20"/>
+        </w:rPr>
+        <w:br/>
+        <w:t># [</w:t>
+      </w:r>
+      <w:proofErr w:type="spellStart"/>
+      <w:r>
+        <w:rPr>
+          <w:rFonts w:ascii="Courier New" w:eastAsia="Times New Roman" w:hAnsi="Courier New" w:cs="Courier New"/>
+          <w:color w:val="7A7E85"/>
+          <w:sz w:val="20"/>
+          <w:szCs w:val="20"/>
+        </w:rPr>
+        <w:t>autoConfiguration</w:t>
+      </w:r>
+      <w:proofErr w:type="spellEnd"/>
+      <w:r>
+        <w:rPr>
+          <w:rFonts w:ascii="Courier New" w:eastAsia="Times New Roman" w:hAnsi="Courier New" w:cs="Courier New"/>
+          <w:color w:val="7A7E85"/>
+          <w:sz w:val="20"/>
+          <w:szCs w:val="20"/>
+        </w:rPr>
+        <w:t>] - Auto-Configuration Feature – Standalone Mode</w:t>
+      </w:r>
+      <w:r>
+        <w:rPr>
+          <w:rFonts w:ascii="Courier New" w:eastAsia="Times New Roman" w:hAnsi="Courier New" w:cs="Courier New"/>
+          <w:color w:val="7A7E85"/>
+          <w:sz w:val="20"/>
+          <w:szCs w:val="20"/>
+        </w:rPr>
+        <w:br/>
+        <w:t># ----------------------------------------------------------------------------</w:t>
+      </w:r>
+      <w:r>
+        <w:rPr>
+          <w:rFonts w:ascii="Courier New" w:eastAsia="Times New Roman" w:hAnsi="Courier New" w:cs="Courier New"/>
+          <w:color w:val="7A7E85"/>
+          <w:sz w:val="20"/>
+          <w:szCs w:val="20"/>
+        </w:rPr>
+        <w:br/>
+        <w:t># Settings for the auto-configuration feature – Standalone Mode.</w:t>
+      </w:r>
+      <w:r>
+        <w:rPr>
+          <w:rFonts w:ascii="Courier New" w:eastAsia="Times New Roman" w:hAnsi="Courier New" w:cs="Courier New"/>
+          <w:color w:val="7A7E85"/>
+          <w:sz w:val="20"/>
+          <w:szCs w:val="20"/>
+        </w:rPr>
+        <w:br/>
+      </w:r>
+      <w:r>
+        <w:rPr>
+          <w:rFonts w:ascii="Courier New" w:eastAsia="Times New Roman" w:hAnsi="Courier New" w:cs="Courier New"/>
+          <w:color w:val="BCBEC4"/>
+          <w:sz w:val="20"/>
+          <w:szCs w:val="20"/>
+        </w:rPr>
+        <w:t>[</w:t>
+      </w:r>
+      <w:proofErr w:type="spellStart"/>
+      <w:r>
+        <w:rPr>
+          <w:rFonts w:ascii="Courier New" w:eastAsia="Times New Roman" w:hAnsi="Courier New" w:cs="Courier New"/>
+          <w:color w:val="CF8E6D"/>
+          <w:sz w:val="20"/>
+          <w:szCs w:val="20"/>
+        </w:rPr>
+        <w:t>autoConfiguration</w:t>
+      </w:r>
+      <w:proofErr w:type="spellEnd"/>
+      <w:r>
+        <w:rPr>
+          <w:rFonts w:ascii="Courier New" w:eastAsia="Times New Roman" w:hAnsi="Courier New" w:cs="Courier New"/>
+          <w:color w:val="BCBEC4"/>
+          <w:sz w:val="20"/>
+          <w:szCs w:val="20"/>
+        </w:rPr>
+        <w:t>]</w:t>
+      </w:r>
+      <w:r>
+        <w:rPr>
+          <w:rFonts w:ascii="Courier New" w:eastAsia="Times New Roman" w:hAnsi="Courier New" w:cs="Courier New"/>
+          <w:color w:val="BCBEC4"/>
+          <w:sz w:val="20"/>
+          <w:szCs w:val="20"/>
+        </w:rPr>
+        <w:br/>
+      </w:r>
+      <w:r>
+        <w:rPr>
+          <w:rFonts w:ascii="Courier New" w:eastAsia="Times New Roman" w:hAnsi="Courier New" w:cs="Courier New"/>
+          <w:color w:val="BCBEC4"/>
+          <w:sz w:val="20"/>
+          <w:szCs w:val="20"/>
+        </w:rPr>
+        <w:br/>
+      </w:r>
+      <w:r>
+        <w:rPr>
+          <w:rFonts w:ascii="Courier New" w:eastAsia="Times New Roman" w:hAnsi="Courier New" w:cs="Courier New"/>
+          <w:color w:val="7A7E85"/>
+          <w:sz w:val="20"/>
+          <w:szCs w:val="20"/>
+        </w:rPr>
+        <w:t xml:space="preserve"># </w:t>
+      </w:r>
+      <w:proofErr w:type="spellStart"/>
+      <w:r>
+        <w:rPr>
+          <w:rFonts w:ascii="Courier New" w:eastAsia="Times New Roman" w:hAnsi="Courier New" w:cs="Courier New"/>
+          <w:color w:val="7A7E85"/>
+          <w:sz w:val="20"/>
+          <w:szCs w:val="20"/>
+        </w:rPr>
+        <w:t>scheduleUpdateTime</w:t>
+      </w:r>
+      <w:proofErr w:type="spellEnd"/>
+      <w:r>
+        <w:rPr>
+          <w:rFonts w:ascii="Courier New" w:eastAsia="Times New Roman" w:hAnsi="Courier New" w:cs="Courier New"/>
+          <w:color w:val="7A7E85"/>
+          <w:sz w:val="20"/>
+          <w:szCs w:val="20"/>
+        </w:rPr>
+        <w:t xml:space="preserve"> - Time window during which scheduled Auto-Configuration are allowed to run (firmware updates or configuration deployment).</w:t>
+      </w:r>
+      <w:r>
+        <w:rPr>
+          <w:rFonts w:ascii="Courier New" w:eastAsia="Times New Roman" w:hAnsi="Courier New" w:cs="Courier New"/>
+          <w:color w:val="7A7E85"/>
+          <w:sz w:val="20"/>
+          <w:szCs w:val="20"/>
+        </w:rPr>
+        <w:br/>
+        <w:t>#   Range: "HH:MM - HH:MM"</w:t>
+      </w:r>
+      <w:r>
+        <w:rPr>
+          <w:rFonts w:ascii="Courier New" w:eastAsia="Times New Roman" w:hAnsi="Courier New" w:cs="Courier New"/>
+          <w:color w:val="7A7E85"/>
+          <w:sz w:val="20"/>
+          <w:szCs w:val="20"/>
+        </w:rPr>
+        <w:br/>
+        <w:t>#   Default: "00:00 - 01:00"</w:t>
+      </w:r>
+      <w:r>
+        <w:rPr>
+          <w:rFonts w:ascii="Courier New" w:eastAsia="Times New Roman" w:hAnsi="Courier New" w:cs="Courier New"/>
+          <w:color w:val="7A7E85"/>
+          <w:sz w:val="20"/>
+          <w:szCs w:val="20"/>
+        </w:rPr>
+        <w:br/>
+      </w:r>
+      <w:proofErr w:type="spellStart"/>
+      <w:r>
+        <w:rPr>
+          <w:rFonts w:ascii="Courier New" w:eastAsia="Times New Roman" w:hAnsi="Courier New" w:cs="Courier New"/>
+          <w:color w:val="CF8E6D"/>
+          <w:sz w:val="20"/>
+          <w:szCs w:val="20"/>
+        </w:rPr>
+        <w:t>scheduleUpdateTime</w:t>
+      </w:r>
+      <w:proofErr w:type="spellEnd"/>
+      <w:r>
+        <w:rPr>
+          <w:rFonts w:ascii="Courier New" w:eastAsia="Times New Roman" w:hAnsi="Courier New" w:cs="Courier New"/>
+          <w:color w:val="CF8E6D"/>
+          <w:sz w:val="20"/>
+          <w:szCs w:val="20"/>
+        </w:rPr>
+        <w:t xml:space="preserve"> </w:t>
+      </w:r>
+      <w:r>
+        <w:rPr>
+          <w:rFonts w:ascii="Courier New" w:eastAsia="Times New Roman" w:hAnsi="Courier New" w:cs="Courier New"/>
+          <w:color w:val="BCBEC4"/>
+          <w:sz w:val="20"/>
+          <w:szCs w:val="20"/>
+        </w:rPr>
+        <w:t xml:space="preserve">= </w:t>
+      </w:r>
+      <w:r>
+        <w:rPr>
+          <w:rFonts w:ascii="Courier New" w:eastAsia="Times New Roman" w:hAnsi="Courier New" w:cs="Courier New"/>
+          <w:color w:val="6AAB73"/>
+          <w:sz w:val="20"/>
+          <w:szCs w:val="20"/>
+        </w:rPr>
+        <w:t>"00:00 - 01:00"</w:t>
+      </w:r>
+      <w:r>
+        <w:rPr>
+          <w:rFonts w:ascii="Courier New" w:eastAsia="Times New Roman" w:hAnsi="Courier New" w:cs="Courier New"/>
+          <w:color w:val="6AAB73"/>
+          <w:sz w:val="20"/>
+          <w:szCs w:val="20"/>
+        </w:rPr>
+        <w:br/>
+      </w:r>
+      <w:r>
+        <w:rPr>
+          <w:rFonts w:ascii="Courier New" w:eastAsia="Times New Roman" w:hAnsi="Courier New" w:cs="Courier New"/>
+          <w:color w:val="6AAB73"/>
+          <w:sz w:val="20"/>
+          <w:szCs w:val="20"/>
+        </w:rPr>
+        <w:br/>
+      </w:r>
+      <w:r>
+        <w:rPr>
+          <w:rFonts w:ascii="Courier New" w:eastAsia="Times New Roman" w:hAnsi="Courier New" w:cs="Courier New"/>
+          <w:color w:val="7A7E85"/>
+          <w:sz w:val="20"/>
+          <w:szCs w:val="20"/>
+        </w:rPr>
+        <w:t xml:space="preserve"># </w:t>
+      </w:r>
+      <w:proofErr w:type="spellStart"/>
+      <w:r>
+        <w:rPr>
+          <w:rFonts w:ascii="Courier New" w:eastAsia="Times New Roman" w:hAnsi="Courier New" w:cs="Courier New"/>
+          <w:color w:val="7A7E85"/>
+          <w:sz w:val="20"/>
+          <w:szCs w:val="20"/>
+        </w:rPr>
+        <w:t>eventDrivenUpdateMode</w:t>
+      </w:r>
+      <w:proofErr w:type="spellEnd"/>
+      <w:r>
+        <w:rPr>
+          <w:rFonts w:ascii="Courier New" w:eastAsia="Times New Roman" w:hAnsi="Courier New" w:cs="Courier New"/>
+          <w:color w:val="7A7E85"/>
+          <w:sz w:val="20"/>
+          <w:szCs w:val="20"/>
+        </w:rPr>
+        <w:t xml:space="preserve"> - Controls behavior when an event-driven update is detected.</w:t>
+      </w:r>
+      <w:r>
+        <w:rPr>
+          <w:rFonts w:ascii="Courier New" w:eastAsia="Times New Roman" w:hAnsi="Courier New" w:cs="Courier New"/>
+          <w:color w:val="7A7E85"/>
+          <w:sz w:val="20"/>
+          <w:szCs w:val="20"/>
+        </w:rPr>
+        <w:br/>
+        <w:t>#   Valid values:</w:t>
+      </w:r>
+      <w:r>
+        <w:rPr>
+          <w:rFonts w:ascii="Courier New" w:eastAsia="Times New Roman" w:hAnsi="Courier New" w:cs="Courier New"/>
+          <w:color w:val="7A7E85"/>
+          <w:sz w:val="20"/>
+          <w:szCs w:val="20"/>
+        </w:rPr>
+        <w:br/>
+        <w:t xml:space="preserve">#   - "IMMEDIATE": Updates are applied instantly upon detection (ignore </w:t>
+      </w:r>
+      <w:proofErr w:type="spellStart"/>
+      <w:r>
+        <w:rPr>
+          <w:rFonts w:ascii="Courier New" w:eastAsia="Times New Roman" w:hAnsi="Courier New" w:cs="Courier New"/>
+          <w:color w:val="7A7E85"/>
+          <w:sz w:val="20"/>
+          <w:szCs w:val="20"/>
+        </w:rPr>
+        <w:t>scheduleUpdateTime</w:t>
+      </w:r>
+      <w:proofErr w:type="spellEnd"/>
+      <w:r>
+        <w:rPr>
+          <w:rFonts w:ascii="Courier New" w:eastAsia="Times New Roman" w:hAnsi="Courier New" w:cs="Courier New"/>
+          <w:color w:val="7A7E85"/>
+          <w:sz w:val="20"/>
+          <w:szCs w:val="20"/>
+        </w:rPr>
+        <w:t>).</w:t>
+      </w:r>
+      <w:r>
+        <w:rPr>
+          <w:rFonts w:ascii="Courier New" w:eastAsia="Times New Roman" w:hAnsi="Courier New" w:cs="Courier New"/>
+          <w:color w:val="7A7E85"/>
+          <w:sz w:val="20"/>
+          <w:szCs w:val="20"/>
+        </w:rPr>
+        <w:br/>
+        <w:t xml:space="preserve">#   - "DEFER": Automatically updates are deferred until the current time falls within the </w:t>
+      </w:r>
+      <w:proofErr w:type="spellStart"/>
+      <w:r>
+        <w:rPr>
+          <w:rFonts w:ascii="Courier New" w:eastAsia="Times New Roman" w:hAnsi="Courier New" w:cs="Courier New"/>
+          <w:color w:val="7A7E85"/>
+          <w:sz w:val="20"/>
+          <w:szCs w:val="20"/>
+        </w:rPr>
+        <w:t>scheduleUpdateTime</w:t>
+      </w:r>
+      <w:proofErr w:type="spellEnd"/>
+      <w:r>
+        <w:rPr>
+          <w:rFonts w:ascii="Courier New" w:eastAsia="Times New Roman" w:hAnsi="Courier New" w:cs="Courier New"/>
+          <w:color w:val="7A7E85"/>
+          <w:sz w:val="20"/>
+          <w:szCs w:val="20"/>
+        </w:rPr>
+        <w:t xml:space="preserve"> window.</w:t>
+      </w:r>
+      <w:r>
+        <w:rPr>
+          <w:rFonts w:ascii="Courier New" w:eastAsia="Times New Roman" w:hAnsi="Courier New" w:cs="Courier New"/>
+          <w:color w:val="7A7E85"/>
+          <w:sz w:val="20"/>
+          <w:szCs w:val="20"/>
+        </w:rPr>
+        <w:br/>
+        <w:t>#   - "DISABLED": disables Auto-Configuration feature.</w:t>
+      </w:r>
+      <w:r>
+        <w:rPr>
+          <w:rFonts w:ascii="Courier New" w:eastAsia="Times New Roman" w:hAnsi="Courier New" w:cs="Courier New"/>
+          <w:color w:val="7A7E85"/>
+          <w:sz w:val="20"/>
+          <w:szCs w:val="20"/>
+        </w:rPr>
+        <w:br/>
+        <w:t>#   Default: "DEFER"</w:t>
+      </w:r>
+      <w:r>
+        <w:rPr>
+          <w:rFonts w:ascii="Courier New" w:eastAsia="Times New Roman" w:hAnsi="Courier New" w:cs="Courier New"/>
+          <w:color w:val="7A7E85"/>
+          <w:sz w:val="20"/>
+          <w:szCs w:val="20"/>
+        </w:rPr>
+        <w:br/>
+      </w:r>
+      <w:proofErr w:type="spellStart"/>
+      <w:r>
+        <w:rPr>
+          <w:rFonts w:ascii="Courier New" w:eastAsia="Times New Roman" w:hAnsi="Courier New" w:cs="Courier New"/>
+          <w:color w:val="CF8E6D"/>
+          <w:sz w:val="20"/>
+          <w:szCs w:val="20"/>
+        </w:rPr>
+        <w:t>eventDrivenUpdateMode</w:t>
+      </w:r>
+      <w:proofErr w:type="spellEnd"/>
+      <w:r>
+        <w:rPr>
+          <w:rFonts w:ascii="Courier New" w:eastAsia="Times New Roman" w:hAnsi="Courier New" w:cs="Courier New"/>
+          <w:color w:val="CF8E6D"/>
+          <w:sz w:val="20"/>
+          <w:szCs w:val="20"/>
+        </w:rPr>
+        <w:t xml:space="preserve"> </w:t>
+      </w:r>
+      <w:r>
+        <w:rPr>
+          <w:rFonts w:ascii="Courier New" w:eastAsia="Times New Roman" w:hAnsi="Courier New" w:cs="Courier New"/>
+          <w:color w:val="BCBEC4"/>
+          <w:sz w:val="20"/>
+          <w:szCs w:val="20"/>
+        </w:rPr>
+        <w:t xml:space="preserve">= </w:t>
+      </w:r>
+      <w:r>
+        <w:rPr>
+          <w:rFonts w:ascii="Courier New" w:eastAsia="Times New Roman" w:hAnsi="Courier New" w:cs="Courier New"/>
+          <w:color w:val="6AAB73"/>
+          <w:sz w:val="20"/>
+          <w:szCs w:val="20"/>
+        </w:rPr>
+        <w:t>"DEFER"</w:t>
+      </w:r>
+      <w:r>
+        <w:rPr>
+          <w:rFonts w:ascii="Courier New" w:eastAsia="Times New Roman" w:hAnsi="Courier New" w:cs="Courier New"/>
+          <w:color w:val="6AAB73"/>
+          <w:sz w:val="20"/>
+          <w:szCs w:val="20"/>
+        </w:rPr>
+        <w:br/>
+      </w:r>
+      <w:r>
+        <w:rPr>
+          <w:rFonts w:ascii="Courier New" w:eastAsia="Times New Roman" w:hAnsi="Courier New" w:cs="Courier New"/>
+          <w:color w:val="6AAB73"/>
+          <w:sz w:val="20"/>
+          <w:szCs w:val="20"/>
+        </w:rPr>
+        <w:br/>
+      </w:r>
+      <w:r>
+        <w:rPr>
+          <w:rFonts w:ascii="Courier New" w:eastAsia="Times New Roman" w:hAnsi="Courier New" w:cs="Courier New"/>
+          <w:color w:val="7A7E85"/>
+          <w:sz w:val="20"/>
+          <w:szCs w:val="20"/>
+        </w:rPr>
+        <w:t xml:space="preserve"># </w:t>
+      </w:r>
+      <w:proofErr w:type="spellStart"/>
+      <w:r>
+        <w:rPr>
+          <w:rFonts w:ascii="Courier New" w:eastAsia="Times New Roman" w:hAnsi="Courier New" w:cs="Courier New"/>
+          <w:color w:val="7A7E85"/>
+          <w:sz w:val="20"/>
+          <w:szCs w:val="20"/>
+        </w:rPr>
+        <w:t>retryTimes</w:t>
+      </w:r>
+      <w:proofErr w:type="spellEnd"/>
+      <w:r>
+        <w:rPr>
+          <w:rFonts w:ascii="Courier New" w:eastAsia="Times New Roman" w:hAnsi="Courier New" w:cs="Courier New"/>
+          <w:color w:val="7A7E85"/>
+          <w:sz w:val="20"/>
+          <w:szCs w:val="20"/>
+        </w:rPr>
+        <w:t xml:space="preserve"> - Maximum number of retry attempts for the SDS package.</w:t>
+      </w:r>
+      <w:r>
+        <w:rPr>
+          <w:rFonts w:ascii="Courier New" w:eastAsia="Times New Roman" w:hAnsi="Courier New" w:cs="Courier New"/>
+          <w:color w:val="7A7E85"/>
+          <w:sz w:val="20"/>
+          <w:szCs w:val="20"/>
+        </w:rPr>
+        <w:br/>
+        <w:t>#   If the package still fails after reaching the maximum retry count, it will be blocked.</w:t>
+      </w:r>
+      <w:r>
+        <w:rPr>
+          <w:rFonts w:ascii="Courier New" w:eastAsia="Times New Roman" w:hAnsi="Courier New" w:cs="Courier New"/>
+          <w:color w:val="7A7E85"/>
+          <w:sz w:val="20"/>
+          <w:szCs w:val="20"/>
+        </w:rPr>
+        <w:br/>
+        <w:t>#   Default: 3</w:t>
+      </w:r>
+      <w:r>
+        <w:rPr>
+          <w:rFonts w:ascii="Courier New" w:eastAsia="Times New Roman" w:hAnsi="Courier New" w:cs="Courier New"/>
+          <w:color w:val="7A7E85"/>
+          <w:sz w:val="20"/>
+          <w:szCs w:val="20"/>
+        </w:rPr>
+        <w:br/>
+      </w:r>
+      <w:proofErr w:type="spellStart"/>
+      <w:r>
+        <w:rPr>
+          <w:rFonts w:ascii="Courier New" w:eastAsia="Times New Roman" w:hAnsi="Courier New" w:cs="Courier New"/>
+          <w:color w:val="CF8E6D"/>
+          <w:sz w:val="20"/>
+          <w:szCs w:val="20"/>
+        </w:rPr>
+        <w:t>retryTimes</w:t>
+      </w:r>
+      <w:proofErr w:type="spellEnd"/>
+      <w:r>
+        <w:rPr>
+          <w:rFonts w:ascii="Courier New" w:eastAsia="Times New Roman" w:hAnsi="Courier New" w:cs="Courier New"/>
+          <w:color w:val="CF8E6D"/>
+          <w:sz w:val="20"/>
+          <w:szCs w:val="20"/>
+        </w:rPr>
+        <w:t xml:space="preserve"> </w:t>
+      </w:r>
+      <w:r>
+        <w:rPr>
+          <w:rFonts w:ascii="Courier New" w:eastAsia="Times New Roman" w:hAnsi="Courier New" w:cs="Courier New"/>
+          <w:color w:val="BCBEC4"/>
+          <w:sz w:val="20"/>
+          <w:szCs w:val="20"/>
+        </w:rPr>
+        <w:t xml:space="preserve">= </w:t>
+      </w:r>
+      <w:r>
+        <w:rPr>
+          <w:rFonts w:ascii="Courier New" w:eastAsia="Times New Roman" w:hAnsi="Courier New" w:cs="Courier New"/>
+          <w:color w:val="2AACB8"/>
+          <w:sz w:val="20"/>
+          <w:szCs w:val="20"/>
+        </w:rPr>
+        <w:t>3</w:t>
+      </w:r>
+      <w:r>
+        <w:rPr>
+          <w:rFonts w:ascii="Courier New" w:eastAsia="Times New Roman" w:hAnsi="Courier New" w:cs="Courier New"/>
+          <w:color w:val="2AACB8"/>
+          <w:sz w:val="20"/>
+          <w:szCs w:val="20"/>
+        </w:rPr>
+        <w:br/>
+      </w:r>
+      <w:r>
+        <w:rPr>
+          <w:rFonts w:ascii="Courier New" w:eastAsia="Times New Roman" w:hAnsi="Courier New" w:cs="Courier New"/>
+          <w:color w:val="2AACB8"/>
+          <w:sz w:val="20"/>
+          <w:szCs w:val="20"/>
+        </w:rPr>
+        <w:br/>
+      </w:r>
+      <w:r>
+        <w:rPr>
+          <w:rFonts w:ascii="Courier New" w:eastAsia="Times New Roman" w:hAnsi="Courier New" w:cs="Courier New"/>
+          <w:color w:val="7A7E85"/>
+          <w:sz w:val="20"/>
+          <w:szCs w:val="20"/>
+        </w:rPr>
+        <w:t xml:space="preserve"># </w:t>
+      </w:r>
+      <w:proofErr w:type="spellStart"/>
+      <w:r>
+        <w:rPr>
+          <w:rFonts w:ascii="Courier New" w:eastAsia="Times New Roman" w:hAnsi="Courier New" w:cs="Courier New"/>
+          <w:color w:val="7A7E85"/>
+          <w:sz w:val="20"/>
+          <w:szCs w:val="20"/>
+        </w:rPr>
+        <w:t>retryDelay</w:t>
+      </w:r>
+      <w:proofErr w:type="spellEnd"/>
+      <w:r>
+        <w:rPr>
+          <w:rFonts w:ascii="Courier New" w:eastAsia="Times New Roman" w:hAnsi="Courier New" w:cs="Courier New"/>
+          <w:color w:val="7A7E85"/>
+          <w:sz w:val="20"/>
+          <w:szCs w:val="20"/>
+        </w:rPr>
+        <w:t xml:space="preserve"> - Delay between retry attempts in seconds.</w:t>
+      </w:r>
+      <w:r>
+        <w:rPr>
+          <w:rFonts w:ascii="Courier New" w:eastAsia="Times New Roman" w:hAnsi="Courier New" w:cs="Courier New"/>
+          <w:color w:val="7A7E85"/>
+          <w:sz w:val="20"/>
+          <w:szCs w:val="20"/>
+        </w:rPr>
+        <w:br/>
+        <w:t>#   Default: 30</w:t>
+      </w:r>
+      <w:r>
+        <w:rPr>
+          <w:rFonts w:ascii="Courier New" w:eastAsia="Times New Roman" w:hAnsi="Courier New" w:cs="Courier New"/>
+          <w:color w:val="7A7E85"/>
+          <w:sz w:val="20"/>
+          <w:szCs w:val="20"/>
+        </w:rPr>
+        <w:br/>
+      </w:r>
+      <w:proofErr w:type="spellStart"/>
+      <w:r>
+        <w:rPr>
+          <w:rFonts w:ascii="Courier New" w:eastAsia="Times New Roman" w:hAnsi="Courier New" w:cs="Courier New"/>
+          <w:color w:val="CF8E6D"/>
+          <w:sz w:val="20"/>
+          <w:szCs w:val="20"/>
+        </w:rPr>
+        <w:t>retryDelay</w:t>
+      </w:r>
+      <w:proofErr w:type="spellEnd"/>
+      <w:r>
+        <w:rPr>
+          <w:rFonts w:ascii="Courier New" w:eastAsia="Times New Roman" w:hAnsi="Courier New" w:cs="Courier New"/>
+          <w:color w:val="CF8E6D"/>
+          <w:sz w:val="20"/>
+          <w:szCs w:val="20"/>
+        </w:rPr>
+        <w:t xml:space="preserve"> </w:t>
+      </w:r>
+      <w:r>
+        <w:rPr>
+          <w:rFonts w:ascii="Courier New" w:eastAsia="Times New Roman" w:hAnsi="Courier New" w:cs="Courier New"/>
+          <w:color w:val="BCBEC4"/>
+          <w:sz w:val="20"/>
+          <w:szCs w:val="20"/>
+        </w:rPr>
+        <w:t xml:space="preserve">= </w:t>
+      </w:r>
+      <w:r>
+        <w:rPr>
+          <w:rFonts w:ascii="Courier New" w:eastAsia="Times New Roman" w:hAnsi="Courier New" w:cs="Courier New"/>
+          <w:color w:val="2AACB8"/>
+          <w:sz w:val="20"/>
+          <w:szCs w:val="20"/>
+        </w:rPr>
+        <w:t>30</w:t>
+      </w:r>
+      <w:r>
+        <w:rPr>
+          <w:rFonts w:ascii="Courier New" w:eastAsia="Times New Roman" w:hAnsi="Courier New" w:cs="Courier New"/>
+          <w:color w:val="2AACB8"/>
+          <w:sz w:val="20"/>
+          <w:szCs w:val="20"/>
+        </w:rPr>
+        <w:br/>
+      </w:r>
+      <w:r>
+        <w:rPr>
+          <w:rFonts w:ascii="Courier New" w:eastAsia="Times New Roman" w:hAnsi="Courier New" w:cs="Courier New"/>
+          <w:color w:val="2AACB8"/>
+          <w:sz w:val="20"/>
+          <w:szCs w:val="20"/>
+        </w:rPr>
+        <w:br/>
+      </w:r>
+      <w:r>
+        <w:rPr>
+          <w:rFonts w:ascii="Courier New" w:eastAsia="Times New Roman" w:hAnsi="Courier New" w:cs="Courier New"/>
+          <w:color w:val="7A7E85"/>
+          <w:sz w:val="20"/>
+          <w:szCs w:val="20"/>
+        </w:rPr>
+        <w:t xml:space="preserve"># </w:t>
+      </w:r>
+      <w:proofErr w:type="spellStart"/>
+      <w:r>
+        <w:rPr>
+          <w:rFonts w:ascii="Courier New" w:eastAsia="Times New Roman" w:hAnsi="Courier New" w:cs="Courier New"/>
+          <w:color w:val="7A7E85"/>
+          <w:sz w:val="20"/>
+          <w:szCs w:val="20"/>
+        </w:rPr>
+        <w:t>removePackageAfterExecute</w:t>
+      </w:r>
+      <w:proofErr w:type="spellEnd"/>
+      <w:r>
+        <w:rPr>
+          <w:rFonts w:ascii="Courier New" w:eastAsia="Times New Roman" w:hAnsi="Courier New" w:cs="Courier New"/>
+          <w:color w:val="7A7E85"/>
+          <w:sz w:val="20"/>
+          <w:szCs w:val="20"/>
+        </w:rPr>
+        <w:t xml:space="preserve"> - Determines whether the package is removed</w:t>
+      </w:r>
+      <w:r>
+        <w:rPr>
+          <w:rFonts w:ascii="Courier New" w:eastAsia="Times New Roman" w:hAnsi="Courier New" w:cs="Courier New"/>
+          <w:color w:val="7A7E85"/>
+          <w:sz w:val="20"/>
+          <w:szCs w:val="20"/>
+        </w:rPr>
+        <w:br/>
+        <w:t>#   This setting takes effect after all valid devices have been successfully processed.</w:t>
+      </w:r>
+      <w:r>
+        <w:rPr>
+          <w:rFonts w:ascii="Courier New" w:eastAsia="Times New Roman" w:hAnsi="Courier New" w:cs="Courier New"/>
+          <w:color w:val="7A7E85"/>
+          <w:sz w:val="20"/>
+          <w:szCs w:val="20"/>
+        </w:rPr>
+        <w:br/>
+        <w:t>#   The actual behavior depends on the selected value, which controls whether the package is removed, retained, or governed by its own configuration.</w:t>
+      </w:r>
+      <w:r>
+        <w:rPr>
+          <w:rFonts w:ascii="Courier New" w:eastAsia="Times New Roman" w:hAnsi="Courier New" w:cs="Courier New"/>
+          <w:color w:val="7A7E85"/>
+          <w:sz w:val="20"/>
+          <w:szCs w:val="20"/>
+        </w:rPr>
+        <w:br/>
+        <w:t>#   Valid values:</w:t>
+      </w:r>
+      <w:r>
+        <w:rPr>
+          <w:rFonts w:ascii="Courier New" w:eastAsia="Times New Roman" w:hAnsi="Courier New" w:cs="Courier New"/>
+          <w:color w:val="7A7E85"/>
+          <w:sz w:val="20"/>
+          <w:szCs w:val="20"/>
+        </w:rPr>
+        <w:br/>
+        <w:t>#     - "REMOVE": Remove the package after all valid devices have been configured.</w:t>
+      </w:r>
+      <w:r>
+        <w:rPr>
+          <w:rFonts w:ascii="Courier New" w:eastAsia="Times New Roman" w:hAnsi="Courier New" w:cs="Courier New"/>
+          <w:color w:val="7A7E85"/>
+          <w:sz w:val="20"/>
+          <w:szCs w:val="20"/>
+        </w:rPr>
+        <w:br/>
+        <w:t>#     - "NOT_REMOVE": Keep the package after execution.</w:t>
+      </w:r>
+      <w:r>
+        <w:rPr>
+          <w:rFonts w:ascii="Courier New" w:eastAsia="Times New Roman" w:hAnsi="Courier New" w:cs="Courier New"/>
+          <w:color w:val="7A7E85"/>
+          <w:sz w:val="20"/>
+          <w:szCs w:val="20"/>
+        </w:rPr>
+        <w:br/>
+        <w:t>#     - "DEPEND_ON_PACKAGE": Follow the package configuration.</w:t>
+      </w:r>
+      <w:r>
+        <w:rPr>
+          <w:rFonts w:ascii="Courier New" w:eastAsia="Times New Roman" w:hAnsi="Courier New" w:cs="Courier New"/>
+          <w:color w:val="7A7E85"/>
+          <w:sz w:val="20"/>
+          <w:szCs w:val="20"/>
+        </w:rPr>
+        <w:br/>
+        <w:t>#   Default: DEPEND_ON_PACKAGE</w:t>
+      </w:r>
+      <w:r>
+        <w:rPr>
+          <w:rFonts w:ascii="Courier New" w:eastAsia="Times New Roman" w:hAnsi="Courier New" w:cs="Courier New"/>
+          <w:color w:val="7A7E85"/>
+          <w:sz w:val="20"/>
+          <w:szCs w:val="20"/>
+        </w:rPr>
+        <w:br/>
+      </w:r>
+      <w:proofErr w:type="spellStart"/>
+      <w:r>
+        <w:rPr>
+          <w:rFonts w:ascii="Courier New" w:eastAsia="Times New Roman" w:hAnsi="Courier New" w:cs="Courier New"/>
+          <w:color w:val="CF8E6D"/>
+          <w:sz w:val="20"/>
+          <w:szCs w:val="20"/>
+        </w:rPr>
+        <w:t>removePackageAfterExecute</w:t>
+      </w:r>
+      <w:proofErr w:type="spellEnd"/>
+      <w:r>
+        <w:rPr>
+          <w:rFonts w:ascii="Courier New" w:eastAsia="Times New Roman" w:hAnsi="Courier New" w:cs="Courier New"/>
+          <w:color w:val="CF8E6D"/>
+          <w:sz w:val="20"/>
+          <w:szCs w:val="20"/>
+        </w:rPr>
+        <w:t xml:space="preserve"> </w:t>
+      </w:r>
+      <w:r>
+        <w:rPr>
+          <w:rFonts w:ascii="Courier New" w:eastAsia="Times New Roman" w:hAnsi="Courier New" w:cs="Courier New"/>
+          <w:color w:val="BCBEC4"/>
+          <w:sz w:val="20"/>
+          <w:szCs w:val="20"/>
+        </w:rPr>
+        <w:t xml:space="preserve">= </w:t>
+      </w:r>
+      <w:r>
+        <w:rPr>
+          <w:rFonts w:ascii="Courier New" w:eastAsia="Times New Roman" w:hAnsi="Courier New" w:cs="Courier New"/>
+          <w:color w:val="6AAB73"/>
+          <w:sz w:val="20"/>
+          <w:szCs w:val="20"/>
+        </w:rPr>
+        <w:t>"DEPEND_ON_PACKAGE"</w:t>
       </w:r>
       <w:r>
         <w:rPr>
@@ -25798,6 +27086,7 @@
           <w:sz w:val="20"/>
           <w:szCs w:val="20"/>
         </w:rPr>
+        <w:lastRenderedPageBreak/>
         <w:t># protocol - File transfer protocol</w:t>
       </w:r>
       <w:r>
@@ -25984,7 +27273,27 @@
           <w:sz w:val="20"/>
           <w:szCs w:val="20"/>
         </w:rPr>
-        <w:t># downloadTimeoutMs - File download timeout (milliseconds)</w:t>
+        <w:t xml:space="preserve"># </w:t>
+      </w:r>
+      <w:proofErr w:type="spellStart"/>
+      <w:r>
+        <w:rPr>
+          <w:rFonts w:ascii="Courier New" w:eastAsia="Times New Roman" w:hAnsi="Courier New" w:cs="Courier New"/>
+          <w:color w:val="7A7E85"/>
+          <w:sz w:val="20"/>
+          <w:szCs w:val="20"/>
+        </w:rPr>
+        <w:t>downloadTimeoutMs</w:t>
+      </w:r>
+      <w:proofErr w:type="spellEnd"/>
+      <w:r>
+        <w:rPr>
+          <w:rFonts w:ascii="Courier New" w:eastAsia="Times New Roman" w:hAnsi="Courier New" w:cs="Courier New"/>
+          <w:color w:val="7A7E85"/>
+          <w:sz w:val="20"/>
+          <w:szCs w:val="20"/>
+        </w:rPr>
+        <w:t xml:space="preserve"> - File download timeout (milliseconds)</w:t>
       </w:r>
       <w:r>
         <w:rPr>
@@ -26025,6 +27334,7 @@
         </w:rPr>
         <w:br/>
       </w:r>
+      <w:proofErr w:type="spellStart"/>
       <w:r>
         <w:rPr>
           <w:rFonts w:ascii="Courier New" w:eastAsia="Times New Roman" w:hAnsi="Courier New" w:cs="Courier New"/>
@@ -26032,7 +27342,17 @@
           <w:sz w:val="20"/>
           <w:szCs w:val="20"/>
         </w:rPr>
-        <w:t xml:space="preserve">downloadTimeoutMs </w:t>
+        <w:t>downloadTimeoutMs</w:t>
+      </w:r>
+      <w:proofErr w:type="spellEnd"/>
+      <w:r>
+        <w:rPr>
+          <w:rFonts w:ascii="Courier New" w:eastAsia="Times New Roman" w:hAnsi="Courier New" w:cs="Courier New"/>
+          <w:color w:val="CF8E6D"/>
+          <w:sz w:val="20"/>
+          <w:szCs w:val="20"/>
+        </w:rPr>
+        <w:t xml:space="preserve"> </w:t>
       </w:r>
       <w:r>
         <w:rPr>
@@ -26077,7 +27397,27 @@
           <w:sz w:val="20"/>
           <w:szCs w:val="20"/>
         </w:rPr>
-        <w:t># downloadPath - Package download directory</w:t>
+        <w:t xml:space="preserve"># </w:t>
+      </w:r>
+      <w:proofErr w:type="spellStart"/>
+      <w:r>
+        <w:rPr>
+          <w:rFonts w:ascii="Courier New" w:eastAsia="Times New Roman" w:hAnsi="Courier New" w:cs="Courier New"/>
+          <w:color w:val="7A7E85"/>
+          <w:sz w:val="20"/>
+          <w:szCs w:val="20"/>
+        </w:rPr>
+        <w:t>downloadPath</w:t>
+      </w:r>
+      <w:proofErr w:type="spellEnd"/>
+      <w:r>
+        <w:rPr>
+          <w:rFonts w:ascii="Courier New" w:eastAsia="Times New Roman" w:hAnsi="Courier New" w:cs="Courier New"/>
+          <w:color w:val="7A7E85"/>
+          <w:sz w:val="20"/>
+          <w:szCs w:val="20"/>
+        </w:rPr>
+        <w:t xml:space="preserve"> - Package download directory</w:t>
       </w:r>
       <w:r>
         <w:rPr>
@@ -26127,8 +27467,9 @@
           <w:szCs w:val="20"/>
         </w:rPr>
         <w:br/>
-        <w:t>#   Linux recommended:   "/var/lib/AladdinSDS/download"</w:t>
-      </w:r>
+        <w:t>#   Linux recommended:   "/var/lib/</w:t>
+      </w:r>
+      <w:proofErr w:type="spellStart"/>
       <w:r>
         <w:rPr>
           <w:rFonts w:ascii="Courier New" w:eastAsia="Times New Roman" w:hAnsi="Courier New" w:cs="Courier New"/>
@@ -26136,8 +27477,28 @@
           <w:sz w:val="20"/>
           <w:szCs w:val="20"/>
         </w:rPr>
+        <w:t>AladdinSDS</w:t>
+      </w:r>
+      <w:proofErr w:type="spellEnd"/>
+      <w:r>
+        <w:rPr>
+          <w:rFonts w:ascii="Courier New" w:eastAsia="Times New Roman" w:hAnsi="Courier New" w:cs="Courier New"/>
+          <w:color w:val="7A7E85"/>
+          <w:sz w:val="20"/>
+          <w:szCs w:val="20"/>
+        </w:rPr>
+        <w:t>/download"</w:t>
+      </w:r>
+      <w:r>
+        <w:rPr>
+          <w:rFonts w:ascii="Courier New" w:eastAsia="Times New Roman" w:hAnsi="Courier New" w:cs="Courier New"/>
+          <w:color w:val="7A7E85"/>
+          <w:sz w:val="20"/>
+          <w:szCs w:val="20"/>
+        </w:rPr>
         <w:br/>
       </w:r>
+      <w:proofErr w:type="spellStart"/>
       <w:r>
         <w:rPr>
           <w:rFonts w:ascii="Courier New" w:eastAsia="Times New Roman" w:hAnsi="Courier New" w:cs="Courier New"/>
@@ -26145,7 +27506,17 @@
           <w:sz w:val="20"/>
           <w:szCs w:val="20"/>
         </w:rPr>
-        <w:t xml:space="preserve">downloadPath </w:t>
+        <w:t>downloadPath</w:t>
+      </w:r>
+      <w:proofErr w:type="spellEnd"/>
+      <w:r>
+        <w:rPr>
+          <w:rFonts w:ascii="Courier New" w:eastAsia="Times New Roman" w:hAnsi="Courier New" w:cs="Courier New"/>
+          <w:color w:val="CF8E6D"/>
+          <w:sz w:val="20"/>
+          <w:szCs w:val="20"/>
+        </w:rPr>
+        <w:t xml:space="preserve"> </w:t>
       </w:r>
       <w:r>
         <w:rPr>
@@ -26200,7 +27571,27 @@
           <w:szCs w:val="20"/>
         </w:rPr>
         <w:br/>
-        <w:t># [mqtt] - MQTT Broker Connection Configuration</w:t>
+        <w:t># [</w:t>
+      </w:r>
+      <w:proofErr w:type="spellStart"/>
+      <w:r>
+        <w:rPr>
+          <w:rFonts w:ascii="Courier New" w:eastAsia="Times New Roman" w:hAnsi="Courier New" w:cs="Courier New"/>
+          <w:color w:val="7A7E85"/>
+          <w:sz w:val="20"/>
+          <w:szCs w:val="20"/>
+        </w:rPr>
+        <w:t>mqtt</w:t>
+      </w:r>
+      <w:proofErr w:type="spellEnd"/>
+      <w:r>
+        <w:rPr>
+          <w:rFonts w:ascii="Courier New" w:eastAsia="Times New Roman" w:hAnsi="Courier New" w:cs="Courier New"/>
+          <w:color w:val="7A7E85"/>
+          <w:sz w:val="20"/>
+          <w:szCs w:val="20"/>
+        </w:rPr>
+        <w:t>] - MQTT Broker Connection Configuration</w:t>
       </w:r>
       <w:r>
         <w:rPr>
@@ -26250,6 +27641,7 @@
         </w:rPr>
         <w:t>[</w:t>
       </w:r>
+      <w:proofErr w:type="spellStart"/>
       <w:r>
         <w:rPr>
           <w:rFonts w:ascii="Courier New" w:eastAsia="Times New Roman" w:hAnsi="Courier New" w:cs="Courier New"/>
@@ -26259,6 +27651,7 @@
         </w:rPr>
         <w:t>mqtt</w:t>
       </w:r>
+      <w:proofErr w:type="spellEnd"/>
       <w:r>
         <w:rPr>
           <w:rFonts w:ascii="Courier New" w:eastAsia="Times New Roman" w:hAnsi="Courier New" w:cs="Courier New"/>
@@ -26313,15 +27706,6 @@
           <w:szCs w:val="20"/>
         </w:rPr>
         <w:br/>
-      </w:r>
-      <w:r>
-        <w:rPr>
-          <w:rFonts w:ascii="Courier New" w:eastAsia="Times New Roman" w:hAnsi="Courier New" w:cs="Courier New"/>
-          <w:color w:val="7A7E85"/>
-          <w:sz w:val="20"/>
-          <w:szCs w:val="20"/>
-        </w:rPr>
-        <w:lastRenderedPageBreak/>
         <w:t>#   Default: 1883</w:t>
       </w:r>
       <w:r>
@@ -26571,7 +27955,47 @@
           <w:szCs w:val="20"/>
         </w:rPr>
         <w:br/>
-        <w:t># [otel] - OpenTelemetry Export Configuration</w:t>
+        <w:t># [</w:t>
+      </w:r>
+      <w:proofErr w:type="spellStart"/>
+      <w:r>
+        <w:rPr>
+          <w:rFonts w:ascii="Courier New" w:eastAsia="Times New Roman" w:hAnsi="Courier New" w:cs="Courier New"/>
+          <w:color w:val="7A7E85"/>
+          <w:sz w:val="20"/>
+          <w:szCs w:val="20"/>
+        </w:rPr>
+        <w:t>otel</w:t>
+      </w:r>
+      <w:proofErr w:type="spellEnd"/>
+      <w:r>
+        <w:rPr>
+          <w:rFonts w:ascii="Courier New" w:eastAsia="Times New Roman" w:hAnsi="Courier New" w:cs="Courier New"/>
+          <w:color w:val="7A7E85"/>
+          <w:sz w:val="20"/>
+          <w:szCs w:val="20"/>
+        </w:rPr>
+        <w:t xml:space="preserve">] - </w:t>
+      </w:r>
+      <w:proofErr w:type="spellStart"/>
+      <w:r>
+        <w:rPr>
+          <w:rFonts w:ascii="Courier New" w:eastAsia="Times New Roman" w:hAnsi="Courier New" w:cs="Courier New"/>
+          <w:color w:val="7A7E85"/>
+          <w:sz w:val="20"/>
+          <w:szCs w:val="20"/>
+        </w:rPr>
+        <w:t>OpenTelemetry</w:t>
+      </w:r>
+      <w:proofErr w:type="spellEnd"/>
+      <w:r>
+        <w:rPr>
+          <w:rFonts w:ascii="Courier New" w:eastAsia="Times New Roman" w:hAnsi="Courier New" w:cs="Courier New"/>
+          <w:color w:val="7A7E85"/>
+          <w:sz w:val="20"/>
+          <w:szCs w:val="20"/>
+        </w:rPr>
+        <w:t xml:space="preserve"> Export Configuration</w:t>
       </w:r>
       <w:r>
         <w:rPr>
@@ -26611,6 +28035,7 @@
         </w:rPr>
         <w:t>[</w:t>
       </w:r>
+      <w:proofErr w:type="spellStart"/>
       <w:r>
         <w:rPr>
           <w:rFonts w:ascii="Courier New" w:eastAsia="Times New Roman" w:hAnsi="Courier New" w:cs="Courier New"/>
@@ -26620,6 +28045,7 @@
         </w:rPr>
         <w:t>otel</w:t>
       </w:r>
+      <w:proofErr w:type="spellEnd"/>
       <w:r>
         <w:rPr>
           <w:rFonts w:ascii="Courier New" w:eastAsia="Times New Roman" w:hAnsi="Courier New" w:cs="Courier New"/>
@@ -26664,7 +28090,36 @@
           <w:szCs w:val="20"/>
         </w:rPr>
         <w:br/>
-        <w:t>#   URL of the OTLP gRPC collector endpoint (restart required).</w:t>
+      </w:r>
+      <w:r>
+        <w:rPr>
+          <w:rFonts w:ascii="Courier New" w:eastAsia="Times New Roman" w:hAnsi="Courier New" w:cs="Courier New"/>
+          <w:color w:val="7A7E85"/>
+          <w:sz w:val="20"/>
+          <w:szCs w:val="20"/>
+        </w:rPr>
+        <w:lastRenderedPageBreak/>
+        <w:t xml:space="preserve">#   URL of the OTLP </w:t>
+      </w:r>
+      <w:proofErr w:type="spellStart"/>
+      <w:r>
+        <w:rPr>
+          <w:rFonts w:ascii="Courier New" w:eastAsia="Times New Roman" w:hAnsi="Courier New" w:cs="Courier New"/>
+          <w:color w:val="7A7E85"/>
+          <w:sz w:val="20"/>
+          <w:szCs w:val="20"/>
+        </w:rPr>
+        <w:t>gRPC</w:t>
+      </w:r>
+      <w:proofErr w:type="spellEnd"/>
+      <w:r>
+        <w:rPr>
+          <w:rFonts w:ascii="Courier New" w:eastAsia="Times New Roman" w:hAnsi="Courier New" w:cs="Courier New"/>
+          <w:color w:val="7A7E85"/>
+          <w:sz w:val="20"/>
+          <w:szCs w:val="20"/>
+        </w:rPr>
+        <w:t xml:space="preserve"> collector endpoint (restart required).</w:t>
       </w:r>
       <w:r>
         <w:rPr>
@@ -26737,7 +28192,47 @@
           <w:sz w:val="20"/>
           <w:szCs w:val="20"/>
         </w:rPr>
-        <w:t># serviceName - OpenTelemetry service name</w:t>
+        <w:t xml:space="preserve"># </w:t>
+      </w:r>
+      <w:proofErr w:type="spellStart"/>
+      <w:r>
+        <w:rPr>
+          <w:rFonts w:ascii="Courier New" w:eastAsia="Times New Roman" w:hAnsi="Courier New" w:cs="Courier New"/>
+          <w:color w:val="7A7E85"/>
+          <w:sz w:val="20"/>
+          <w:szCs w:val="20"/>
+        </w:rPr>
+        <w:t>serviceName</w:t>
+      </w:r>
+      <w:proofErr w:type="spellEnd"/>
+      <w:r>
+        <w:rPr>
+          <w:rFonts w:ascii="Courier New" w:eastAsia="Times New Roman" w:hAnsi="Courier New" w:cs="Courier New"/>
+          <w:color w:val="7A7E85"/>
+          <w:sz w:val="20"/>
+          <w:szCs w:val="20"/>
+        </w:rPr>
+        <w:t xml:space="preserve"> - </w:t>
+      </w:r>
+      <w:proofErr w:type="spellStart"/>
+      <w:r>
+        <w:rPr>
+          <w:rFonts w:ascii="Courier New" w:eastAsia="Times New Roman" w:hAnsi="Courier New" w:cs="Courier New"/>
+          <w:color w:val="7A7E85"/>
+          <w:sz w:val="20"/>
+          <w:szCs w:val="20"/>
+        </w:rPr>
+        <w:t>OpenTelemetry</w:t>
+      </w:r>
+      <w:proofErr w:type="spellEnd"/>
+      <w:r>
+        <w:rPr>
+          <w:rFonts w:ascii="Courier New" w:eastAsia="Times New Roman" w:hAnsi="Courier New" w:cs="Courier New"/>
+          <w:color w:val="7A7E85"/>
+          <w:sz w:val="20"/>
+          <w:szCs w:val="20"/>
+        </w:rPr>
+        <w:t xml:space="preserve"> service name</w:t>
       </w:r>
       <w:r>
         <w:rPr>
@@ -26768,6 +28263,7 @@
         </w:rPr>
         <w:br/>
       </w:r>
+      <w:proofErr w:type="spellStart"/>
       <w:r>
         <w:rPr>
           <w:rFonts w:ascii="Courier New" w:eastAsia="Times New Roman" w:hAnsi="Courier New" w:cs="Courier New"/>
@@ -26775,7 +28271,17 @@
           <w:sz w:val="20"/>
           <w:szCs w:val="20"/>
         </w:rPr>
-        <w:t xml:space="preserve">serviceName </w:t>
+        <w:t>serviceName</w:t>
+      </w:r>
+      <w:proofErr w:type="spellEnd"/>
+      <w:r>
+        <w:rPr>
+          <w:rFonts w:ascii="Courier New" w:eastAsia="Times New Roman" w:hAnsi="Courier New" w:cs="Courier New"/>
+          <w:color w:val="CF8E6D"/>
+          <w:sz w:val="20"/>
+          <w:szCs w:val="20"/>
+        </w:rPr>
+        <w:t xml:space="preserve"> </w:t>
       </w:r>
       <w:r>
         <w:rPr>
@@ -26830,7 +28336,7 @@
           <w:szCs w:val="20"/>
         </w:rPr>
         <w:br/>
-        <w:t># [usbDeviceFilter] - USB Device Connection Filter</w:t>
+        <w:t># [connectivity] - Device Connectivity Policy</w:t>
       </w:r>
       <w:r>
         <w:rPr>
@@ -26850,7 +28356,7 @@
           <w:szCs w:val="20"/>
         </w:rPr>
         <w:br/>
-        <w:t># Controls which USB devices the service monitors and manages.</w:t>
+        <w:t># Controls which communication channels Aladdin SDS uses for each device family.</w:t>
       </w:r>
       <w:r>
         <w:rPr>
@@ -26877,7 +28383,7 @@
           <w:sz w:val="20"/>
           <w:szCs w:val="20"/>
         </w:rPr>
-        <w:t>usbDeviceFilter</w:t>
+        <w:t>connectivity</w:t>
       </w:r>
       <w:r>
         <w:rPr>
@@ -26913,8 +28419,9 @@
           <w:sz w:val="20"/>
           <w:szCs w:val="20"/>
         </w:rPr>
-        <w:t># connectionFilter - Device connection filtering mode</w:t>
-      </w:r>
+        <w:t xml:space="preserve"># </w:t>
+      </w:r>
+      <w:proofErr w:type="spellStart"/>
       <w:r>
         <w:rPr>
           <w:rFonts w:ascii="Courier New" w:eastAsia="Times New Roman" w:hAnsi="Courier New" w:cs="Courier New"/>
@@ -26922,8 +28429,27 @@
           <w:sz w:val="20"/>
           <w:szCs w:val="20"/>
         </w:rPr>
+        <w:t>FRSConnectivity</w:t>
+      </w:r>
+      <w:proofErr w:type="spellEnd"/>
+      <w:r>
+        <w:rPr>
+          <w:rFonts w:ascii="Courier New" w:eastAsia="Times New Roman" w:hAnsi="Courier New" w:cs="Courier New"/>
+          <w:color w:val="7A7E85"/>
+          <w:sz w:val="20"/>
+          <w:szCs w:val="20"/>
+        </w:rPr>
+        <w:t xml:space="preserve"> - Connectivity policy for Fixed Retail Scanners (FRS)</w:t>
+      </w:r>
+      <w:r>
+        <w:rPr>
+          <w:rFonts w:ascii="Courier New" w:eastAsia="Times New Roman" w:hAnsi="Courier New" w:cs="Courier New"/>
+          <w:color w:val="7A7E85"/>
+          <w:sz w:val="20"/>
+          <w:szCs w:val="20"/>
+        </w:rPr>
         <w:br/>
-        <w:t>#   Determines which USB devices are detected and managed (restart required).</w:t>
+        <w:t>#   Determines which communication channels are used for FRS devices (restart required).</w:t>
       </w:r>
       <w:r>
         <w:rPr>
@@ -26943,7 +28469,7 @@
           <w:szCs w:val="20"/>
         </w:rPr>
         <w:br/>
-        <w:t>#     - "All": Detect and manage all connected Datalogic device connections (default)</w:t>
+        <w:t>#     - "NO": Disable all communication with FRS devices</w:t>
       </w:r>
       <w:r>
         <w:rPr>
@@ -26953,7 +28479,7 @@
           <w:szCs w:val="20"/>
         </w:rPr>
         <w:br/>
-        <w:t>#     - "Host": Only manage device host connections</w:t>
+        <w:t>#     - "HOST": Use only the primary host interface (USB-COM/USB-OEM)</w:t>
       </w:r>
       <w:r>
         <w:rPr>
@@ -26963,7 +28489,7 @@
           <w:szCs w:val="20"/>
         </w:rPr>
         <w:br/>
-        <w:t>#     - "Service": Only manage device service connections</w:t>
+        <w:t>#     - "SERVICES": Use only the Service Port communication channel</w:t>
       </w:r>
       <w:r>
         <w:rPr>
@@ -26973,7 +28499,7 @@
           <w:szCs w:val="20"/>
         </w:rPr>
         <w:br/>
-        <w:t>#     - "OEM": Only manage device OEM host connections</w:t>
+        <w:t>#     - "BOTH": Prioritize Service Port, fallback to host port (default)</w:t>
       </w:r>
       <w:r>
         <w:rPr>
@@ -26983,7 +28509,7 @@
           <w:szCs w:val="20"/>
         </w:rPr>
         <w:br/>
-        <w:t>#   Default: "All"</w:t>
+        <w:t>#   Default: "BOTH"</w:t>
       </w:r>
       <w:r>
         <w:rPr>
@@ -26994,6 +28520,7 @@
         </w:rPr>
         <w:br/>
       </w:r>
+      <w:proofErr w:type="spellStart"/>
       <w:r>
         <w:rPr>
           <w:rFonts w:ascii="Courier New" w:eastAsia="Times New Roman" w:hAnsi="Courier New" w:cs="Courier New"/>
@@ -27001,7 +28528,17 @@
           <w:sz w:val="20"/>
           <w:szCs w:val="20"/>
         </w:rPr>
-        <w:t xml:space="preserve">connectionFilter </w:t>
+        <w:t>FRSConnectivity</w:t>
+      </w:r>
+      <w:proofErr w:type="spellEnd"/>
+      <w:r>
+        <w:rPr>
+          <w:rFonts w:ascii="Courier New" w:eastAsia="Times New Roman" w:hAnsi="Courier New" w:cs="Courier New"/>
+          <w:color w:val="CF8E6D"/>
+          <w:sz w:val="20"/>
+          <w:szCs w:val="20"/>
+        </w:rPr>
+        <w:t xml:space="preserve"> </w:t>
       </w:r>
       <w:r>
         <w:rPr>
@@ -27019,7 +28556,7 @@
           <w:sz w:val="20"/>
           <w:szCs w:val="20"/>
         </w:rPr>
-        <w:t>"All"</w:t>
+        <w:t>"BOTH"</w:t>
       </w:r>
       <w:r>
         <w:rPr>
@@ -27046,8 +28583,9 @@
           <w:sz w:val="20"/>
           <w:szCs w:val="20"/>
         </w:rPr>
-        <w:t># deviceFilter - Device filtering mode</w:t>
-      </w:r>
+        <w:t xml:space="preserve"># </w:t>
+      </w:r>
+      <w:proofErr w:type="spellStart"/>
       <w:r>
         <w:rPr>
           <w:rFonts w:ascii="Courier New" w:eastAsia="Times New Roman" w:hAnsi="Courier New" w:cs="Courier New"/>
@@ -27055,8 +28593,27 @@
           <w:sz w:val="20"/>
           <w:szCs w:val="20"/>
         </w:rPr>
+        <w:t>HHSConnectivity</w:t>
+      </w:r>
+      <w:proofErr w:type="spellEnd"/>
+      <w:r>
+        <w:rPr>
+          <w:rFonts w:ascii="Courier New" w:eastAsia="Times New Roman" w:hAnsi="Courier New" w:cs="Courier New"/>
+          <w:color w:val="7A7E85"/>
+          <w:sz w:val="20"/>
+          <w:szCs w:val="20"/>
+        </w:rPr>
+        <w:t xml:space="preserve"> - Connectivity policy for Handheld Scanners (HHS)</w:t>
+      </w:r>
+      <w:r>
+        <w:rPr>
+          <w:rFonts w:ascii="Courier New" w:eastAsia="Times New Roman" w:hAnsi="Courier New" w:cs="Courier New"/>
+          <w:color w:val="7A7E85"/>
+          <w:sz w:val="20"/>
+          <w:szCs w:val="20"/>
+        </w:rPr>
         <w:br/>
-        <w:t>#   Determines which devices are detected and managed (restart required).</w:t>
+        <w:t>#   Determines which communication channels are used for HHS devices (restart required).</w:t>
       </w:r>
       <w:r>
         <w:rPr>
@@ -27076,6 +28633,7 @@
           <w:szCs w:val="20"/>
         </w:rPr>
         <w:br/>
+        <w:t>#     - "NO": Disable all communication with HHS devices</w:t>
       </w:r>
       <w:r>
         <w:rPr>
@@ -27084,8 +28642,8 @@
           <w:sz w:val="20"/>
           <w:szCs w:val="20"/>
         </w:rPr>
-        <w:lastRenderedPageBreak/>
-        <w:t>#     - "All": HHS and FRS device</w:t>
+        <w:br/>
+        <w:t>#     - "HOST": Use only the primary host interface (USB-COM/USB-OEM)</w:t>
       </w:r>
       <w:r>
         <w:rPr>
@@ -27095,7 +28653,7 @@
           <w:szCs w:val="20"/>
         </w:rPr>
         <w:br/>
-        <w:t>#     - "HHS": HHS device only</w:t>
+        <w:t>#     - "SERVICES": Use only the Service Port communication channel</w:t>
       </w:r>
       <w:r>
         <w:rPr>
@@ -27105,7 +28663,7 @@
           <w:szCs w:val="20"/>
         </w:rPr>
         <w:br/>
-        <w:t>#     - "FRS": FRS device only</w:t>
+        <w:t>#     - "BOTH": Prioritize Service Port, fallback to host port (default)</w:t>
       </w:r>
       <w:r>
         <w:rPr>
@@ -27115,7 +28673,7 @@
           <w:szCs w:val="20"/>
         </w:rPr>
         <w:br/>
-        <w:t>#   Default: "All"</w:t>
+        <w:t>#   Default: "BOTH"</w:t>
       </w:r>
       <w:r>
         <w:rPr>
@@ -27126,6 +28684,7 @@
         </w:rPr>
         <w:br/>
       </w:r>
+      <w:proofErr w:type="spellStart"/>
       <w:r>
         <w:rPr>
           <w:rFonts w:ascii="Courier New" w:eastAsia="Times New Roman" w:hAnsi="Courier New" w:cs="Courier New"/>
@@ -27133,7 +28692,17 @@
           <w:sz w:val="20"/>
           <w:szCs w:val="20"/>
         </w:rPr>
-        <w:t xml:space="preserve">deviceFilter </w:t>
+        <w:t>HHSConnectivity</w:t>
+      </w:r>
+      <w:proofErr w:type="spellEnd"/>
+      <w:r>
+        <w:rPr>
+          <w:rFonts w:ascii="Courier New" w:eastAsia="Times New Roman" w:hAnsi="Courier New" w:cs="Courier New"/>
+          <w:color w:val="CF8E6D"/>
+          <w:sz w:val="20"/>
+          <w:szCs w:val="20"/>
+        </w:rPr>
+        <w:t xml:space="preserve"> </w:t>
       </w:r>
       <w:r>
         <w:rPr>
@@ -27151,7 +28720,7 @@
           <w:sz w:val="20"/>
           <w:szCs w:val="20"/>
         </w:rPr>
-        <w:t>"All"</w:t>
+        <w:t>"BOTH"</w:t>
       </w:r>
       <w:r>
         <w:rPr>
@@ -27166,6 +28735,236 @@
         <w:rPr>
           <w:rFonts w:ascii="Courier New" w:eastAsia="Times New Roman" w:hAnsi="Courier New" w:cs="Courier New"/>
           <w:color w:val="6AAB73"/>
+          <w:sz w:val="20"/>
+          <w:szCs w:val="20"/>
+        </w:rPr>
+        <w:br/>
+      </w:r>
+      <w:r>
+        <w:rPr>
+          <w:rFonts w:ascii="Courier New" w:eastAsia="Times New Roman" w:hAnsi="Courier New" w:cs="Courier New"/>
+          <w:color w:val="7A7E85"/>
+          <w:sz w:val="20"/>
+          <w:szCs w:val="20"/>
+        </w:rPr>
+        <w:t xml:space="preserve"># </w:t>
+      </w:r>
+      <w:proofErr w:type="spellStart"/>
+      <w:r>
+        <w:rPr>
+          <w:rFonts w:ascii="Courier New" w:eastAsia="Times New Roman" w:hAnsi="Courier New" w:cs="Courier New"/>
+          <w:color w:val="7A7E85"/>
+          <w:sz w:val="20"/>
+          <w:szCs w:val="20"/>
+        </w:rPr>
+        <w:t>releaseHostFRS</w:t>
+      </w:r>
+      <w:proofErr w:type="spellEnd"/>
+      <w:r>
+        <w:rPr>
+          <w:rFonts w:ascii="Courier New" w:eastAsia="Times New Roman" w:hAnsi="Courier New" w:cs="Courier New"/>
+          <w:color w:val="7A7E85"/>
+          <w:sz w:val="20"/>
+          <w:szCs w:val="20"/>
+        </w:rPr>
+        <w:t xml:space="preserve"> - Release host port for FRS after operations complete</w:t>
+      </w:r>
+      <w:r>
+        <w:rPr>
+          <w:rFonts w:ascii="Courier New" w:eastAsia="Times New Roman" w:hAnsi="Courier New" w:cs="Courier New"/>
+          <w:color w:val="7A7E85"/>
+          <w:sz w:val="20"/>
+          <w:szCs w:val="20"/>
+        </w:rPr>
+        <w:br/>
+        <w:t>#   When true, Aladdin SDS releases the host port after compliance check/firmware update,</w:t>
+      </w:r>
+      <w:r>
+        <w:rPr>
+          <w:rFonts w:ascii="Courier New" w:eastAsia="Times New Roman" w:hAnsi="Courier New" w:cs="Courier New"/>
+          <w:color w:val="7A7E85"/>
+          <w:sz w:val="20"/>
+          <w:szCs w:val="20"/>
+        </w:rPr>
+        <w:br/>
+        <w:t>#   stopping barcode reception.</w:t>
+      </w:r>
+      <w:r>
+        <w:rPr>
+          <w:rFonts w:ascii="Courier New" w:eastAsia="Times New Roman" w:hAnsi="Courier New" w:cs="Courier New"/>
+          <w:color w:val="7A7E85"/>
+          <w:sz w:val="20"/>
+          <w:szCs w:val="20"/>
+        </w:rPr>
+        <w:br/>
+        <w:t>#   Default: false</w:t>
+      </w:r>
+      <w:r>
+        <w:rPr>
+          <w:rFonts w:ascii="Courier New" w:eastAsia="Times New Roman" w:hAnsi="Courier New" w:cs="Courier New"/>
+          <w:color w:val="7A7E85"/>
+          <w:sz w:val="20"/>
+          <w:szCs w:val="20"/>
+        </w:rPr>
+        <w:br/>
+      </w:r>
+      <w:proofErr w:type="spellStart"/>
+      <w:r>
+        <w:rPr>
+          <w:rFonts w:ascii="Courier New" w:eastAsia="Times New Roman" w:hAnsi="Courier New" w:cs="Courier New"/>
+          <w:color w:val="CF8E6D"/>
+          <w:sz w:val="20"/>
+          <w:szCs w:val="20"/>
+        </w:rPr>
+        <w:t>releaseHostFRS</w:t>
+      </w:r>
+      <w:proofErr w:type="spellEnd"/>
+      <w:r>
+        <w:rPr>
+          <w:rFonts w:ascii="Courier New" w:eastAsia="Times New Roman" w:hAnsi="Courier New" w:cs="Courier New"/>
+          <w:color w:val="CF8E6D"/>
+          <w:sz w:val="20"/>
+          <w:szCs w:val="20"/>
+        </w:rPr>
+        <w:t xml:space="preserve"> </w:t>
+      </w:r>
+      <w:r>
+        <w:rPr>
+          <w:rFonts w:ascii="Courier New" w:eastAsia="Times New Roman" w:hAnsi="Courier New" w:cs="Courier New"/>
+          <w:color w:val="BCBEC4"/>
+          <w:sz w:val="20"/>
+          <w:szCs w:val="20"/>
+        </w:rPr>
+        <w:t>= false</w:t>
+      </w:r>
+      <w:r>
+        <w:rPr>
+          <w:rFonts w:ascii="Courier New" w:eastAsia="Times New Roman" w:hAnsi="Courier New" w:cs="Courier New"/>
+          <w:color w:val="BCBEC4"/>
+          <w:sz w:val="20"/>
+          <w:szCs w:val="20"/>
+        </w:rPr>
+        <w:br/>
+      </w:r>
+      <w:r>
+        <w:rPr>
+          <w:rFonts w:ascii="Courier New" w:eastAsia="Times New Roman" w:hAnsi="Courier New" w:cs="Courier New"/>
+          <w:color w:val="BCBEC4"/>
+          <w:sz w:val="20"/>
+          <w:szCs w:val="20"/>
+        </w:rPr>
+        <w:br/>
+      </w:r>
+      <w:r>
+        <w:rPr>
+          <w:rFonts w:ascii="Courier New" w:eastAsia="Times New Roman" w:hAnsi="Courier New" w:cs="Courier New"/>
+          <w:color w:val="7A7E85"/>
+          <w:sz w:val="20"/>
+          <w:szCs w:val="20"/>
+        </w:rPr>
+        <w:t xml:space="preserve"># </w:t>
+      </w:r>
+      <w:proofErr w:type="spellStart"/>
+      <w:r>
+        <w:rPr>
+          <w:rFonts w:ascii="Courier New" w:eastAsia="Times New Roman" w:hAnsi="Courier New" w:cs="Courier New"/>
+          <w:color w:val="7A7E85"/>
+          <w:sz w:val="20"/>
+          <w:szCs w:val="20"/>
+        </w:rPr>
+        <w:t>releaseHostHHS</w:t>
+      </w:r>
+      <w:proofErr w:type="spellEnd"/>
+      <w:r>
+        <w:rPr>
+          <w:rFonts w:ascii="Courier New" w:eastAsia="Times New Roman" w:hAnsi="Courier New" w:cs="Courier New"/>
+          <w:color w:val="7A7E85"/>
+          <w:sz w:val="20"/>
+          <w:szCs w:val="20"/>
+        </w:rPr>
+        <w:t xml:space="preserve"> - Release host port for HHS after operations complete</w:t>
+      </w:r>
+      <w:r>
+        <w:rPr>
+          <w:rFonts w:ascii="Courier New" w:eastAsia="Times New Roman" w:hAnsi="Courier New" w:cs="Courier New"/>
+          <w:color w:val="7A7E85"/>
+          <w:sz w:val="20"/>
+          <w:szCs w:val="20"/>
+        </w:rPr>
+        <w:br/>
+        <w:t>#   When true, Aladdin SDS releases the host port after compliance check/firmware update,</w:t>
+      </w:r>
+      <w:r>
+        <w:rPr>
+          <w:rFonts w:ascii="Courier New" w:eastAsia="Times New Roman" w:hAnsi="Courier New" w:cs="Courier New"/>
+          <w:color w:val="7A7E85"/>
+          <w:sz w:val="20"/>
+          <w:szCs w:val="20"/>
+        </w:rPr>
+        <w:br/>
+        <w:t>#   stopping barcode reception.</w:t>
+      </w:r>
+      <w:r>
+        <w:rPr>
+          <w:rFonts w:ascii="Courier New" w:eastAsia="Times New Roman" w:hAnsi="Courier New" w:cs="Courier New"/>
+          <w:color w:val="7A7E85"/>
+          <w:sz w:val="20"/>
+          <w:szCs w:val="20"/>
+        </w:rPr>
+        <w:br/>
+        <w:t>#   Default: false</w:t>
+      </w:r>
+      <w:r>
+        <w:rPr>
+          <w:rFonts w:ascii="Courier New" w:eastAsia="Times New Roman" w:hAnsi="Courier New" w:cs="Courier New"/>
+          <w:color w:val="7A7E85"/>
+          <w:sz w:val="20"/>
+          <w:szCs w:val="20"/>
+        </w:rPr>
+        <w:br/>
+      </w:r>
+      <w:proofErr w:type="spellStart"/>
+      <w:r>
+        <w:rPr>
+          <w:rFonts w:ascii="Courier New" w:eastAsia="Times New Roman" w:hAnsi="Courier New" w:cs="Courier New"/>
+          <w:color w:val="CF8E6D"/>
+          <w:sz w:val="20"/>
+          <w:szCs w:val="20"/>
+        </w:rPr>
+        <w:t>releaseHostHHS</w:t>
+      </w:r>
+      <w:proofErr w:type="spellEnd"/>
+      <w:r>
+        <w:rPr>
+          <w:rFonts w:ascii="Courier New" w:eastAsia="Times New Roman" w:hAnsi="Courier New" w:cs="Courier New"/>
+          <w:color w:val="CF8E6D"/>
+          <w:sz w:val="20"/>
+          <w:szCs w:val="20"/>
+        </w:rPr>
+        <w:t xml:space="preserve"> </w:t>
+      </w:r>
+      <w:r>
+        <w:rPr>
+          <w:rFonts w:ascii="Courier New" w:eastAsia="Times New Roman" w:hAnsi="Courier New" w:cs="Courier New"/>
+          <w:color w:val="BCBEC4"/>
+          <w:sz w:val="20"/>
+          <w:szCs w:val="20"/>
+        </w:rPr>
+        <w:t>= false</w:t>
+      </w:r>
+      <w:r>
+        <w:rPr>
+          <w:rFonts w:ascii="Courier New" w:eastAsia="Times New Roman" w:hAnsi="Courier New" w:cs="Courier New"/>
+          <w:color w:val="BCBEC4"/>
+          <w:sz w:val="20"/>
+          <w:szCs w:val="20"/>
+        </w:rPr>
+        <w:br/>
+      </w:r>
+      <w:r>
+        <w:rPr>
+          <w:rFonts w:ascii="Courier New" w:eastAsia="Times New Roman" w:hAnsi="Courier New" w:cs="Courier New"/>
+          <w:color w:val="BCBEC4"/>
           <w:sz w:val="20"/>
           <w:szCs w:val="20"/>
         </w:rPr>
@@ -27226,6 +29025,7 @@
           <w:sz w:val="20"/>
           <w:szCs w:val="20"/>
         </w:rPr>
+        <w:lastRenderedPageBreak/>
         <w:t>[</w:t>
       </w:r>
       <w:r>
@@ -27291,8 +29091,9 @@
           <w:szCs w:val="20"/>
         </w:rPr>
         <w:br/>
-        <w:t>#   Windows default: C:\Program Files\Datalogic\SDSUpdater\DatalogicSDSUpdater.exe</w:t>
-      </w:r>
+        <w:t>#   Windows default: C:\Program Files\Datalogic\</w:t>
+      </w:r>
+      <w:proofErr w:type="spellStart"/>
       <w:r>
         <w:rPr>
           <w:rFonts w:ascii="Courier New" w:eastAsia="Times New Roman" w:hAnsi="Courier New" w:cs="Courier New"/>
@@ -27300,8 +29101,87 @@
           <w:sz w:val="20"/>
           <w:szCs w:val="20"/>
         </w:rPr>
+        <w:t>SDSUpdater</w:t>
+      </w:r>
+      <w:proofErr w:type="spellEnd"/>
+      <w:r>
+        <w:rPr>
+          <w:rFonts w:ascii="Courier New" w:eastAsia="Times New Roman" w:hAnsi="Courier New" w:cs="Courier New"/>
+          <w:color w:val="7A7E85"/>
+          <w:sz w:val="20"/>
+          <w:szCs w:val="20"/>
+        </w:rPr>
+        <w:t>\DatalogicSDSUpdater.exe</w:t>
+      </w:r>
+      <w:r>
+        <w:rPr>
+          <w:rFonts w:ascii="Courier New" w:eastAsia="Times New Roman" w:hAnsi="Courier New" w:cs="Courier New"/>
+          <w:color w:val="7A7E85"/>
+          <w:sz w:val="20"/>
+          <w:szCs w:val="20"/>
+        </w:rPr>
         <w:br/>
-        <w:t>#   Linux default:   /usr/bin/datalogic-sds-updater</w:t>
+        <w:t>#   Linux default:   /</w:t>
+      </w:r>
+      <w:proofErr w:type="spellStart"/>
+      <w:r>
+        <w:rPr>
+          <w:rFonts w:ascii="Courier New" w:eastAsia="Times New Roman" w:hAnsi="Courier New" w:cs="Courier New"/>
+          <w:color w:val="7A7E85"/>
+          <w:sz w:val="20"/>
+          <w:szCs w:val="20"/>
+        </w:rPr>
+        <w:t>usr</w:t>
+      </w:r>
+      <w:proofErr w:type="spellEnd"/>
+      <w:r>
+        <w:rPr>
+          <w:rFonts w:ascii="Courier New" w:eastAsia="Times New Roman" w:hAnsi="Courier New" w:cs="Courier New"/>
+          <w:color w:val="7A7E85"/>
+          <w:sz w:val="20"/>
+          <w:szCs w:val="20"/>
+        </w:rPr>
+        <w:t>/bin/</w:t>
+      </w:r>
+      <w:proofErr w:type="spellStart"/>
+      <w:r>
+        <w:rPr>
+          <w:rFonts w:ascii="Courier New" w:eastAsia="Times New Roman" w:hAnsi="Courier New" w:cs="Courier New"/>
+          <w:color w:val="7A7E85"/>
+          <w:sz w:val="20"/>
+          <w:szCs w:val="20"/>
+        </w:rPr>
+        <w:t>datalogic</w:t>
+      </w:r>
+      <w:proofErr w:type="spellEnd"/>
+      <w:r>
+        <w:rPr>
+          <w:rFonts w:ascii="Courier New" w:eastAsia="Times New Roman" w:hAnsi="Courier New" w:cs="Courier New"/>
+          <w:color w:val="7A7E85"/>
+          <w:sz w:val="20"/>
+          <w:szCs w:val="20"/>
+        </w:rPr>
+        <w:t>-</w:t>
+      </w:r>
+      <w:proofErr w:type="spellStart"/>
+      <w:r>
+        <w:rPr>
+          <w:rFonts w:ascii="Courier New" w:eastAsia="Times New Roman" w:hAnsi="Courier New" w:cs="Courier New"/>
+          <w:color w:val="7A7E85"/>
+          <w:sz w:val="20"/>
+          <w:szCs w:val="20"/>
+        </w:rPr>
+        <w:t>sds</w:t>
+      </w:r>
+      <w:proofErr w:type="spellEnd"/>
+      <w:r>
+        <w:rPr>
+          <w:rFonts w:ascii="Courier New" w:eastAsia="Times New Roman" w:hAnsi="Courier New" w:cs="Courier New"/>
+          <w:color w:val="7A7E85"/>
+          <w:sz w:val="20"/>
+          <w:szCs w:val="20"/>
+        </w:rPr>
+        <w:t>-updater</w:t>
       </w:r>
       <w:r>
         <w:rPr>
@@ -27330,7 +29210,27 @@
           <w:szCs w:val="20"/>
         </w:rPr>
         <w:br/>
-        <w:t># scheduleEnabled - Enable scheduled automatic updates</w:t>
+        <w:t xml:space="preserve"># </w:t>
+      </w:r>
+      <w:proofErr w:type="spellStart"/>
+      <w:r>
+        <w:rPr>
+          <w:rFonts w:ascii="Courier New" w:eastAsia="Times New Roman" w:hAnsi="Courier New" w:cs="Courier New"/>
+          <w:color w:val="7A7E85"/>
+          <w:sz w:val="20"/>
+          <w:szCs w:val="20"/>
+        </w:rPr>
+        <w:t>scheduleEnabled</w:t>
+      </w:r>
+      <w:proofErr w:type="spellEnd"/>
+      <w:r>
+        <w:rPr>
+          <w:rFonts w:ascii="Courier New" w:eastAsia="Times New Roman" w:hAnsi="Courier New" w:cs="Courier New"/>
+          <w:color w:val="7A7E85"/>
+          <w:sz w:val="20"/>
+          <w:szCs w:val="20"/>
+        </w:rPr>
+        <w:t xml:space="preserve"> - Enable scheduled automatic updates</w:t>
       </w:r>
       <w:r>
         <w:rPr>
@@ -27371,6 +29271,7 @@
         </w:rPr>
         <w:br/>
       </w:r>
+      <w:proofErr w:type="spellStart"/>
       <w:r>
         <w:rPr>
           <w:rFonts w:ascii="Courier New" w:eastAsia="Times New Roman" w:hAnsi="Courier New" w:cs="Courier New"/>
@@ -27378,7 +29279,17 @@
           <w:sz w:val="20"/>
           <w:szCs w:val="20"/>
         </w:rPr>
-        <w:t xml:space="preserve">scheduleEnabled </w:t>
+        <w:t>scheduleEnabled</w:t>
+      </w:r>
+      <w:proofErr w:type="spellEnd"/>
+      <w:r>
+        <w:rPr>
+          <w:rFonts w:ascii="Courier New" w:eastAsia="Times New Roman" w:hAnsi="Courier New" w:cs="Courier New"/>
+          <w:color w:val="CF8E6D"/>
+          <w:sz w:val="20"/>
+          <w:szCs w:val="20"/>
+        </w:rPr>
+        <w:t xml:space="preserve"> </w:t>
       </w:r>
       <w:r>
         <w:rPr>
@@ -27414,7 +29325,27 @@
           <w:sz w:val="20"/>
           <w:szCs w:val="20"/>
         </w:rPr>
-        <w:t># scheduleHour - Daily update check time (24-hour format)</w:t>
+        <w:t xml:space="preserve"># </w:t>
+      </w:r>
+      <w:proofErr w:type="spellStart"/>
+      <w:r>
+        <w:rPr>
+          <w:rFonts w:ascii="Courier New" w:eastAsia="Times New Roman" w:hAnsi="Courier New" w:cs="Courier New"/>
+          <w:color w:val="7A7E85"/>
+          <w:sz w:val="20"/>
+          <w:szCs w:val="20"/>
+        </w:rPr>
+        <w:t>scheduleHour</w:t>
+      </w:r>
+      <w:proofErr w:type="spellEnd"/>
+      <w:r>
+        <w:rPr>
+          <w:rFonts w:ascii="Courier New" w:eastAsia="Times New Roman" w:hAnsi="Courier New" w:cs="Courier New"/>
+          <w:color w:val="7A7E85"/>
+          <w:sz w:val="20"/>
+          <w:szCs w:val="20"/>
+        </w:rPr>
+        <w:t xml:space="preserve"> - Daily update check time (24-hour format)</w:t>
       </w:r>
       <w:r>
         <w:rPr>
@@ -27455,6 +29386,7 @@
         </w:rPr>
         <w:br/>
       </w:r>
+      <w:proofErr w:type="spellStart"/>
       <w:r>
         <w:rPr>
           <w:rFonts w:ascii="Courier New" w:eastAsia="Times New Roman" w:hAnsi="Courier New" w:cs="Courier New"/>
@@ -27462,7 +29394,17 @@
           <w:sz w:val="20"/>
           <w:szCs w:val="20"/>
         </w:rPr>
-        <w:t xml:space="preserve">scheduleHour </w:t>
+        <w:t>scheduleHour</w:t>
+      </w:r>
+      <w:proofErr w:type="spellEnd"/>
+      <w:r>
+        <w:rPr>
+          <w:rFonts w:ascii="Courier New" w:eastAsia="Times New Roman" w:hAnsi="Courier New" w:cs="Courier New"/>
+          <w:color w:val="CF8E6D"/>
+          <w:sz w:val="20"/>
+          <w:szCs w:val="20"/>
+        </w:rPr>
+        <w:t xml:space="preserve"> </w:t>
       </w:r>
       <w:r>
         <w:rPr>
@@ -27507,7 +29449,27 @@
           <w:sz w:val="20"/>
           <w:szCs w:val="20"/>
         </w:rPr>
-        <w:t># triggerOnStart - Check for updates on service startup</w:t>
+        <w:t xml:space="preserve"># </w:t>
+      </w:r>
+      <w:proofErr w:type="spellStart"/>
+      <w:r>
+        <w:rPr>
+          <w:rFonts w:ascii="Courier New" w:eastAsia="Times New Roman" w:hAnsi="Courier New" w:cs="Courier New"/>
+          <w:color w:val="7A7E85"/>
+          <w:sz w:val="20"/>
+          <w:szCs w:val="20"/>
+        </w:rPr>
+        <w:t>triggerOnStart</w:t>
+      </w:r>
+      <w:proofErr w:type="spellEnd"/>
+      <w:r>
+        <w:rPr>
+          <w:rFonts w:ascii="Courier New" w:eastAsia="Times New Roman" w:hAnsi="Courier New" w:cs="Courier New"/>
+          <w:color w:val="7A7E85"/>
+          <w:sz w:val="20"/>
+          <w:szCs w:val="20"/>
+        </w:rPr>
+        <w:t xml:space="preserve"> - Check for updates on service startup</w:t>
       </w:r>
       <w:r>
         <w:rPr>
@@ -27548,6 +29510,7 @@
         </w:rPr>
         <w:br/>
       </w:r>
+      <w:proofErr w:type="spellStart"/>
       <w:r>
         <w:rPr>
           <w:rFonts w:ascii="Courier New" w:eastAsia="Times New Roman" w:hAnsi="Courier New" w:cs="Courier New"/>
@@ -27555,7 +29518,17 @@
           <w:sz w:val="20"/>
           <w:szCs w:val="20"/>
         </w:rPr>
-        <w:t xml:space="preserve">triggerOnStart </w:t>
+        <w:t>triggerOnStart</w:t>
+      </w:r>
+      <w:proofErr w:type="spellEnd"/>
+      <w:r>
+        <w:rPr>
+          <w:rFonts w:ascii="Courier New" w:eastAsia="Times New Roman" w:hAnsi="Courier New" w:cs="Courier New"/>
+          <w:color w:val="CF8E6D"/>
+          <w:sz w:val="20"/>
+          <w:szCs w:val="20"/>
+        </w:rPr>
+        <w:t xml:space="preserve"> </w:t>
       </w:r>
       <w:r>
         <w:rPr>
@@ -27591,7 +29564,27 @@
           <w:sz w:val="20"/>
           <w:szCs w:val="20"/>
         </w:rPr>
-        <w:t># manifestUrl - Update manifest URL</w:t>
+        <w:t xml:space="preserve"># </w:t>
+      </w:r>
+      <w:proofErr w:type="spellStart"/>
+      <w:r>
+        <w:rPr>
+          <w:rFonts w:ascii="Courier New" w:eastAsia="Times New Roman" w:hAnsi="Courier New" w:cs="Courier New"/>
+          <w:color w:val="7A7E85"/>
+          <w:sz w:val="20"/>
+          <w:szCs w:val="20"/>
+        </w:rPr>
+        <w:t>manifestUrl</w:t>
+      </w:r>
+      <w:proofErr w:type="spellEnd"/>
+      <w:r>
+        <w:rPr>
+          <w:rFonts w:ascii="Courier New" w:eastAsia="Times New Roman" w:hAnsi="Courier New" w:cs="Courier New"/>
+          <w:color w:val="7A7E85"/>
+          <w:sz w:val="20"/>
+          <w:szCs w:val="20"/>
+        </w:rPr>
+        <w:t xml:space="preserve"> - Update manifest URL</w:t>
       </w:r>
       <w:r>
         <w:rPr>
@@ -27621,8 +29614,9 @@
           <w:szCs w:val="20"/>
         </w:rPr>
         <w:br/>
-        <w:t>#   Default: "https://aladdin.datalogic.com/sds/aladdin-sds-manifest.json"</w:t>
-      </w:r>
+        <w:t>#   Default: "https://aladdin.datalogic.com/</w:t>
+      </w:r>
+      <w:proofErr w:type="spellStart"/>
       <w:r>
         <w:rPr>
           <w:rFonts w:ascii="Courier New" w:eastAsia="Times New Roman" w:hAnsi="Courier New" w:cs="Courier New"/>
@@ -27630,8 +29624,48 @@
           <w:sz w:val="20"/>
           <w:szCs w:val="20"/>
         </w:rPr>
+        <w:t>sds</w:t>
+      </w:r>
+      <w:proofErr w:type="spellEnd"/>
+      <w:r>
+        <w:rPr>
+          <w:rFonts w:ascii="Courier New" w:eastAsia="Times New Roman" w:hAnsi="Courier New" w:cs="Courier New"/>
+          <w:color w:val="7A7E85"/>
+          <w:sz w:val="20"/>
+          <w:szCs w:val="20"/>
+        </w:rPr>
+        <w:t>/</w:t>
+      </w:r>
+      <w:proofErr w:type="spellStart"/>
+      <w:r>
+        <w:rPr>
+          <w:rFonts w:ascii="Courier New" w:eastAsia="Times New Roman" w:hAnsi="Courier New" w:cs="Courier New"/>
+          <w:color w:val="7A7E85"/>
+          <w:sz w:val="20"/>
+          <w:szCs w:val="20"/>
+        </w:rPr>
+        <w:t>aladdin-sds-manifest.json</w:t>
+      </w:r>
+      <w:proofErr w:type="spellEnd"/>
+      <w:r>
+        <w:rPr>
+          <w:rFonts w:ascii="Courier New" w:eastAsia="Times New Roman" w:hAnsi="Courier New" w:cs="Courier New"/>
+          <w:color w:val="7A7E85"/>
+          <w:sz w:val="20"/>
+          <w:szCs w:val="20"/>
+        </w:rPr>
+        <w:t>"</w:t>
+      </w:r>
+      <w:r>
+        <w:rPr>
+          <w:rFonts w:ascii="Courier New" w:eastAsia="Times New Roman" w:hAnsi="Courier New" w:cs="Courier New"/>
+          <w:color w:val="7A7E85"/>
+          <w:sz w:val="20"/>
+          <w:szCs w:val="20"/>
+        </w:rPr>
         <w:br/>
       </w:r>
+      <w:proofErr w:type="spellStart"/>
       <w:r>
         <w:rPr>
           <w:rFonts w:ascii="Courier New" w:eastAsia="Times New Roman" w:hAnsi="Courier New" w:cs="Courier New"/>
@@ -27639,7 +29673,17 @@
           <w:sz w:val="20"/>
           <w:szCs w:val="20"/>
         </w:rPr>
-        <w:t xml:space="preserve">manifestUrl </w:t>
+        <w:t>manifestUrl</w:t>
+      </w:r>
+      <w:proofErr w:type="spellEnd"/>
+      <w:r>
+        <w:rPr>
+          <w:rFonts w:ascii="Courier New" w:eastAsia="Times New Roman" w:hAnsi="Courier New" w:cs="Courier New"/>
+          <w:color w:val="CF8E6D"/>
+          <w:sz w:val="20"/>
+          <w:szCs w:val="20"/>
+        </w:rPr>
+        <w:t xml:space="preserve"> </w:t>
       </w:r>
       <w:r>
         <w:rPr>
@@ -27657,7 +29701,47 @@
           <w:sz w:val="20"/>
           <w:szCs w:val="20"/>
         </w:rPr>
-        <w:t>"https://aladdin.datalogic.com/sds/aladdin-sds-manifest.json"</w:t>
+        <w:t>"https://aladdin.datalogic.com/</w:t>
+      </w:r>
+      <w:proofErr w:type="spellStart"/>
+      <w:r>
+        <w:rPr>
+          <w:rFonts w:ascii="Courier New" w:eastAsia="Times New Roman" w:hAnsi="Courier New" w:cs="Courier New"/>
+          <w:color w:val="6AAB73"/>
+          <w:sz w:val="20"/>
+          <w:szCs w:val="20"/>
+        </w:rPr>
+        <w:t>sds</w:t>
+      </w:r>
+      <w:proofErr w:type="spellEnd"/>
+      <w:r>
+        <w:rPr>
+          <w:rFonts w:ascii="Courier New" w:eastAsia="Times New Roman" w:hAnsi="Courier New" w:cs="Courier New"/>
+          <w:color w:val="6AAB73"/>
+          <w:sz w:val="20"/>
+          <w:szCs w:val="20"/>
+        </w:rPr>
+        <w:t>/</w:t>
+      </w:r>
+      <w:proofErr w:type="spellStart"/>
+      <w:r>
+        <w:rPr>
+          <w:rFonts w:ascii="Courier New" w:eastAsia="Times New Roman" w:hAnsi="Courier New" w:cs="Courier New"/>
+          <w:color w:val="6AAB73"/>
+          <w:sz w:val="20"/>
+          <w:szCs w:val="20"/>
+        </w:rPr>
+        <w:t>aladdin-sds-manifest.json</w:t>
+      </w:r>
+      <w:proofErr w:type="spellEnd"/>
+      <w:r>
+        <w:rPr>
+          <w:rFonts w:ascii="Courier New" w:eastAsia="Times New Roman" w:hAnsi="Courier New" w:cs="Courier New"/>
+          <w:color w:val="6AAB73"/>
+          <w:sz w:val="20"/>
+          <w:szCs w:val="20"/>
+        </w:rPr>
+        <w:t>"</w:t>
       </w:r>
       <w:r>
         <w:rPr>
@@ -27777,8 +29861,27 @@
           <w:sz w:val="20"/>
           <w:szCs w:val="20"/>
         </w:rPr>
-        <w:lastRenderedPageBreak/>
-        <w:t># enableNotify - Enable notification service</w:t>
+        <w:t xml:space="preserve"># </w:t>
+      </w:r>
+      <w:proofErr w:type="spellStart"/>
+      <w:r>
+        <w:rPr>
+          <w:rFonts w:ascii="Courier New" w:eastAsia="Times New Roman" w:hAnsi="Courier New" w:cs="Courier New"/>
+          <w:color w:val="7A7E85"/>
+          <w:sz w:val="20"/>
+          <w:szCs w:val="20"/>
+        </w:rPr>
+        <w:t>enableNotify</w:t>
+      </w:r>
+      <w:proofErr w:type="spellEnd"/>
+      <w:r>
+        <w:rPr>
+          <w:rFonts w:ascii="Courier New" w:eastAsia="Times New Roman" w:hAnsi="Courier New" w:cs="Courier New"/>
+          <w:color w:val="7A7E85"/>
+          <w:sz w:val="20"/>
+          <w:szCs w:val="20"/>
+        </w:rPr>
+        <w:t xml:space="preserve"> - Enable notification service</w:t>
       </w:r>
       <w:r>
         <w:rPr>
@@ -27819,6 +29922,7 @@
         </w:rPr>
         <w:br/>
       </w:r>
+      <w:proofErr w:type="spellStart"/>
       <w:r>
         <w:rPr>
           <w:rFonts w:ascii="Courier New" w:eastAsia="Times New Roman" w:hAnsi="Courier New" w:cs="Courier New"/>
@@ -27826,7 +29930,17 @@
           <w:sz w:val="20"/>
           <w:szCs w:val="20"/>
         </w:rPr>
-        <w:t xml:space="preserve">enableNotify </w:t>
+        <w:t>enableNotify</w:t>
+      </w:r>
+      <w:proofErr w:type="spellEnd"/>
+      <w:r>
+        <w:rPr>
+          <w:rFonts w:ascii="Courier New" w:eastAsia="Times New Roman" w:hAnsi="Courier New" w:cs="Courier New"/>
+          <w:color w:val="CF8E6D"/>
+          <w:sz w:val="20"/>
+          <w:szCs w:val="20"/>
+        </w:rPr>
+        <w:t xml:space="preserve"> </w:t>
       </w:r>
       <w:r>
         <w:rPr>
@@ -27850,6 +29964,469 @@
         <w:rPr>
           <w:rFonts w:ascii="Courier New" w:eastAsia="Times New Roman" w:hAnsi="Courier New" w:cs="Courier New"/>
           <w:color w:val="BCBEC4"/>
+          <w:sz w:val="20"/>
+          <w:szCs w:val="20"/>
+        </w:rPr>
+        <w:br/>
+      </w:r>
+      <w:r>
+        <w:rPr>
+          <w:rFonts w:ascii="Courier New" w:eastAsia="Times New Roman" w:hAnsi="Courier New" w:cs="Courier New"/>
+          <w:color w:val="7A7E85"/>
+          <w:sz w:val="20"/>
+          <w:szCs w:val="20"/>
+        </w:rPr>
+        <w:t># ----------------------------------------------------------------------------</w:t>
+      </w:r>
+      <w:r>
+        <w:rPr>
+          <w:rFonts w:ascii="Courier New" w:eastAsia="Times New Roman" w:hAnsi="Courier New" w:cs="Courier New"/>
+          <w:color w:val="7A7E85"/>
+          <w:sz w:val="20"/>
+          <w:szCs w:val="20"/>
+        </w:rPr>
+        <w:br/>
+        <w:t># [</w:t>
+      </w:r>
+      <w:proofErr w:type="spellStart"/>
+      <w:r>
+        <w:rPr>
+          <w:rFonts w:ascii="Courier New" w:eastAsia="Times New Roman" w:hAnsi="Courier New" w:cs="Courier New"/>
+          <w:color w:val="7A7E85"/>
+          <w:sz w:val="20"/>
+          <w:szCs w:val="20"/>
+        </w:rPr>
+        <w:t>frsRecollector</w:t>
+      </w:r>
+      <w:proofErr w:type="spellEnd"/>
+      <w:r>
+        <w:rPr>
+          <w:rFonts w:ascii="Courier New" w:eastAsia="Times New Roman" w:hAnsi="Courier New" w:cs="Courier New"/>
+          <w:color w:val="7A7E85"/>
+          <w:sz w:val="20"/>
+          <w:szCs w:val="20"/>
+        </w:rPr>
+        <w:t xml:space="preserve">] - FRS Children </w:t>
+      </w:r>
+      <w:proofErr w:type="spellStart"/>
+      <w:r>
+        <w:rPr>
+          <w:rFonts w:ascii="Courier New" w:eastAsia="Times New Roman" w:hAnsi="Courier New" w:cs="Courier New"/>
+          <w:color w:val="7A7E85"/>
+          <w:sz w:val="20"/>
+          <w:szCs w:val="20"/>
+        </w:rPr>
+        <w:t>Recollector</w:t>
+      </w:r>
+      <w:proofErr w:type="spellEnd"/>
+      <w:r>
+        <w:rPr>
+          <w:rFonts w:ascii="Courier New" w:eastAsia="Times New Roman" w:hAnsi="Courier New" w:cs="Courier New"/>
+          <w:color w:val="7A7E85"/>
+          <w:sz w:val="20"/>
+          <w:szCs w:val="20"/>
+        </w:rPr>
+        <w:t xml:space="preserve"> Configuration</w:t>
+      </w:r>
+      <w:r>
+        <w:rPr>
+          <w:rFonts w:ascii="Courier New" w:eastAsia="Times New Roman" w:hAnsi="Courier New" w:cs="Courier New"/>
+          <w:color w:val="7A7E85"/>
+          <w:sz w:val="20"/>
+          <w:szCs w:val="20"/>
+        </w:rPr>
+        <w:br/>
+        <w:t># ----------------------------------------------------------------------------</w:t>
+      </w:r>
+      <w:r>
+        <w:rPr>
+          <w:rFonts w:ascii="Courier New" w:eastAsia="Times New Roman" w:hAnsi="Courier New" w:cs="Courier New"/>
+          <w:color w:val="7A7E85"/>
+          <w:sz w:val="20"/>
+          <w:szCs w:val="20"/>
+        </w:rPr>
+        <w:br/>
+        <w:t xml:space="preserve"># Controls how the </w:t>
+      </w:r>
+      <w:proofErr w:type="spellStart"/>
+      <w:r>
+        <w:rPr>
+          <w:rFonts w:ascii="Courier New" w:eastAsia="Times New Roman" w:hAnsi="Courier New" w:cs="Courier New"/>
+          <w:color w:val="7A7E85"/>
+          <w:sz w:val="20"/>
+          <w:szCs w:val="20"/>
+        </w:rPr>
+        <w:t>AladdinLib</w:t>
+      </w:r>
+      <w:proofErr w:type="spellEnd"/>
+      <w:r>
+        <w:rPr>
+          <w:rFonts w:ascii="Courier New" w:eastAsia="Times New Roman" w:hAnsi="Courier New" w:cs="Courier New"/>
+          <w:color w:val="7A7E85"/>
+          <w:sz w:val="20"/>
+          <w:szCs w:val="20"/>
+        </w:rPr>
+        <w:t xml:space="preserve"> re-polls child devices that are attached to an</w:t>
+      </w:r>
+      <w:r>
+        <w:rPr>
+          <w:rFonts w:ascii="Courier New" w:eastAsia="Times New Roman" w:hAnsi="Courier New" w:cs="Courier New"/>
+          <w:color w:val="7A7E85"/>
+          <w:sz w:val="20"/>
+          <w:szCs w:val="20"/>
+        </w:rPr>
+        <w:br/>
+        <w:t># FRS (Fixed Reader Station) host device.</w:t>
+      </w:r>
+      <w:r>
+        <w:rPr>
+          <w:rFonts w:ascii="Courier New" w:eastAsia="Times New Roman" w:hAnsi="Courier New" w:cs="Courier New"/>
+          <w:color w:val="7A7E85"/>
+          <w:sz w:val="20"/>
+          <w:szCs w:val="20"/>
+        </w:rPr>
+        <w:br/>
+      </w:r>
+      <w:r>
+        <w:rPr>
+          <w:rFonts w:ascii="Courier New" w:eastAsia="Times New Roman" w:hAnsi="Courier New" w:cs="Courier New"/>
+          <w:color w:val="BCBEC4"/>
+          <w:sz w:val="20"/>
+          <w:szCs w:val="20"/>
+        </w:rPr>
+        <w:t>[</w:t>
+      </w:r>
+      <w:proofErr w:type="spellStart"/>
+      <w:r>
+        <w:rPr>
+          <w:rFonts w:ascii="Courier New" w:eastAsia="Times New Roman" w:hAnsi="Courier New" w:cs="Courier New"/>
+          <w:color w:val="CF8E6D"/>
+          <w:sz w:val="20"/>
+          <w:szCs w:val="20"/>
+        </w:rPr>
+        <w:t>frsRecollector</w:t>
+      </w:r>
+      <w:proofErr w:type="spellEnd"/>
+      <w:r>
+        <w:rPr>
+          <w:rFonts w:ascii="Courier New" w:eastAsia="Times New Roman" w:hAnsi="Courier New" w:cs="Courier New"/>
+          <w:color w:val="BCBEC4"/>
+          <w:sz w:val="20"/>
+          <w:szCs w:val="20"/>
+        </w:rPr>
+        <w:t>]</w:t>
+      </w:r>
+      <w:r>
+        <w:rPr>
+          <w:rFonts w:ascii="Courier New" w:eastAsia="Times New Roman" w:hAnsi="Courier New" w:cs="Courier New"/>
+          <w:color w:val="BCBEC4"/>
+          <w:sz w:val="20"/>
+          <w:szCs w:val="20"/>
+        </w:rPr>
+        <w:br/>
+      </w:r>
+      <w:r>
+        <w:rPr>
+          <w:rFonts w:ascii="Courier New" w:eastAsia="Times New Roman" w:hAnsi="Courier New" w:cs="Courier New"/>
+          <w:color w:val="BCBEC4"/>
+          <w:sz w:val="20"/>
+          <w:szCs w:val="20"/>
+        </w:rPr>
+        <w:br/>
+      </w:r>
+      <w:r>
+        <w:rPr>
+          <w:rFonts w:ascii="Courier New" w:eastAsia="Times New Roman" w:hAnsi="Courier New" w:cs="Courier New"/>
+          <w:color w:val="7A7E85"/>
+          <w:sz w:val="20"/>
+          <w:szCs w:val="20"/>
+        </w:rPr>
+        <w:t xml:space="preserve"># </w:t>
+      </w:r>
+      <w:proofErr w:type="spellStart"/>
+      <w:r>
+        <w:rPr>
+          <w:rFonts w:ascii="Courier New" w:eastAsia="Times New Roman" w:hAnsi="Courier New" w:cs="Courier New"/>
+          <w:color w:val="7A7E85"/>
+          <w:sz w:val="20"/>
+          <w:szCs w:val="20"/>
+        </w:rPr>
+        <w:t>retryNumber</w:t>
+      </w:r>
+      <w:proofErr w:type="spellEnd"/>
+      <w:r>
+        <w:rPr>
+          <w:rFonts w:ascii="Courier New" w:eastAsia="Times New Roman" w:hAnsi="Courier New" w:cs="Courier New"/>
+          <w:color w:val="7A7E85"/>
+          <w:sz w:val="20"/>
+          <w:szCs w:val="20"/>
+        </w:rPr>
+        <w:t xml:space="preserve"> - Number of poll attempts for the FRS children </w:t>
+      </w:r>
+      <w:proofErr w:type="spellStart"/>
+      <w:r>
+        <w:rPr>
+          <w:rFonts w:ascii="Courier New" w:eastAsia="Times New Roman" w:hAnsi="Courier New" w:cs="Courier New"/>
+          <w:color w:val="7A7E85"/>
+          <w:sz w:val="20"/>
+          <w:szCs w:val="20"/>
+        </w:rPr>
+        <w:t>recollector</w:t>
+      </w:r>
+      <w:proofErr w:type="spellEnd"/>
+      <w:r>
+        <w:rPr>
+          <w:rFonts w:ascii="Courier New" w:eastAsia="Times New Roman" w:hAnsi="Courier New" w:cs="Courier New"/>
+          <w:color w:val="7A7E85"/>
+          <w:sz w:val="20"/>
+          <w:szCs w:val="20"/>
+        </w:rPr>
+        <w:br/>
+        <w:t>#   How many times the lib will retry fetching the child device list before</w:t>
+      </w:r>
+      <w:r>
+        <w:rPr>
+          <w:rFonts w:ascii="Courier New" w:eastAsia="Times New Roman" w:hAnsi="Courier New" w:cs="Courier New"/>
+          <w:color w:val="7A7E85"/>
+          <w:sz w:val="20"/>
+          <w:szCs w:val="20"/>
+        </w:rPr>
+        <w:br/>
+      </w:r>
+      <w:r>
+        <w:rPr>
+          <w:rFonts w:ascii="Courier New" w:eastAsia="Times New Roman" w:hAnsi="Courier New" w:cs="Courier New"/>
+          <w:color w:val="7A7E85"/>
+          <w:sz w:val="20"/>
+          <w:szCs w:val="20"/>
+        </w:rPr>
+        <w:lastRenderedPageBreak/>
+        <w:t>#   giving up on a particular recollect cycle.</w:t>
+      </w:r>
+      <w:r>
+        <w:rPr>
+          <w:rFonts w:ascii="Courier New" w:eastAsia="Times New Roman" w:hAnsi="Courier New" w:cs="Courier New"/>
+          <w:color w:val="7A7E85"/>
+          <w:sz w:val="20"/>
+          <w:szCs w:val="20"/>
+        </w:rPr>
+        <w:br/>
+        <w:t>#   Default: 1</w:t>
+      </w:r>
+      <w:r>
+        <w:rPr>
+          <w:rFonts w:ascii="Courier New" w:eastAsia="Times New Roman" w:hAnsi="Courier New" w:cs="Courier New"/>
+          <w:color w:val="7A7E85"/>
+          <w:sz w:val="20"/>
+          <w:szCs w:val="20"/>
+        </w:rPr>
+        <w:br/>
+        <w:t>#   Range: &gt;= 1</w:t>
+      </w:r>
+      <w:r>
+        <w:rPr>
+          <w:rFonts w:ascii="Courier New" w:eastAsia="Times New Roman" w:hAnsi="Courier New" w:cs="Courier New"/>
+          <w:color w:val="7A7E85"/>
+          <w:sz w:val="20"/>
+          <w:szCs w:val="20"/>
+        </w:rPr>
+        <w:br/>
+      </w:r>
+      <w:proofErr w:type="spellStart"/>
+      <w:r>
+        <w:rPr>
+          <w:rFonts w:ascii="Courier New" w:eastAsia="Times New Roman" w:hAnsi="Courier New" w:cs="Courier New"/>
+          <w:color w:val="CF8E6D"/>
+          <w:sz w:val="20"/>
+          <w:szCs w:val="20"/>
+        </w:rPr>
+        <w:t>retryNumber</w:t>
+      </w:r>
+      <w:proofErr w:type="spellEnd"/>
+      <w:r>
+        <w:rPr>
+          <w:rFonts w:ascii="Courier New" w:eastAsia="Times New Roman" w:hAnsi="Courier New" w:cs="Courier New"/>
+          <w:color w:val="CF8E6D"/>
+          <w:sz w:val="20"/>
+          <w:szCs w:val="20"/>
+        </w:rPr>
+        <w:t xml:space="preserve"> </w:t>
+      </w:r>
+      <w:r>
+        <w:rPr>
+          <w:rFonts w:ascii="Courier New" w:eastAsia="Times New Roman" w:hAnsi="Courier New" w:cs="Courier New"/>
+          <w:color w:val="BCBEC4"/>
+          <w:sz w:val="20"/>
+          <w:szCs w:val="20"/>
+        </w:rPr>
+        <w:t xml:space="preserve">= </w:t>
+      </w:r>
+      <w:r>
+        <w:rPr>
+          <w:rFonts w:ascii="Courier New" w:eastAsia="Times New Roman" w:hAnsi="Courier New" w:cs="Courier New"/>
+          <w:color w:val="2AACB8"/>
+          <w:sz w:val="20"/>
+          <w:szCs w:val="20"/>
+        </w:rPr>
+        <w:t>1</w:t>
+      </w:r>
+      <w:r>
+        <w:rPr>
+          <w:rFonts w:ascii="Courier New" w:eastAsia="Times New Roman" w:hAnsi="Courier New" w:cs="Courier New"/>
+          <w:color w:val="2AACB8"/>
+          <w:sz w:val="20"/>
+          <w:szCs w:val="20"/>
+        </w:rPr>
+        <w:br/>
+      </w:r>
+      <w:r>
+        <w:rPr>
+          <w:rFonts w:ascii="Courier New" w:eastAsia="Times New Roman" w:hAnsi="Courier New" w:cs="Courier New"/>
+          <w:color w:val="2AACB8"/>
+          <w:sz w:val="20"/>
+          <w:szCs w:val="20"/>
+        </w:rPr>
+        <w:br/>
+      </w:r>
+      <w:r>
+        <w:rPr>
+          <w:rFonts w:ascii="Courier New" w:eastAsia="Times New Roman" w:hAnsi="Courier New" w:cs="Courier New"/>
+          <w:color w:val="7A7E85"/>
+          <w:sz w:val="20"/>
+          <w:szCs w:val="20"/>
+        </w:rPr>
+        <w:t xml:space="preserve"># </w:t>
+      </w:r>
+      <w:proofErr w:type="spellStart"/>
+      <w:r>
+        <w:rPr>
+          <w:rFonts w:ascii="Courier New" w:eastAsia="Times New Roman" w:hAnsi="Courier New" w:cs="Courier New"/>
+          <w:color w:val="7A7E85"/>
+          <w:sz w:val="20"/>
+          <w:szCs w:val="20"/>
+        </w:rPr>
+        <w:t>periodMs</w:t>
+      </w:r>
+      <w:proofErr w:type="spellEnd"/>
+      <w:r>
+        <w:rPr>
+          <w:rFonts w:ascii="Courier New" w:eastAsia="Times New Roman" w:hAnsi="Courier New" w:cs="Courier New"/>
+          <w:color w:val="7A7E85"/>
+          <w:sz w:val="20"/>
+          <w:szCs w:val="20"/>
+        </w:rPr>
+        <w:t xml:space="preserve"> - Delay between FRS </w:t>
+      </w:r>
+      <w:proofErr w:type="spellStart"/>
+      <w:r>
+        <w:rPr>
+          <w:rFonts w:ascii="Courier New" w:eastAsia="Times New Roman" w:hAnsi="Courier New" w:cs="Courier New"/>
+          <w:color w:val="7A7E85"/>
+          <w:sz w:val="20"/>
+          <w:szCs w:val="20"/>
+        </w:rPr>
+        <w:t>recollector</w:t>
+      </w:r>
+      <w:proofErr w:type="spellEnd"/>
+      <w:r>
+        <w:rPr>
+          <w:rFonts w:ascii="Courier New" w:eastAsia="Times New Roman" w:hAnsi="Courier New" w:cs="Courier New"/>
+          <w:color w:val="7A7E85"/>
+          <w:sz w:val="20"/>
+          <w:szCs w:val="20"/>
+        </w:rPr>
+        <w:t xml:space="preserve"> polls (milliseconds)</w:t>
+      </w:r>
+      <w:r>
+        <w:rPr>
+          <w:rFonts w:ascii="Courier New" w:eastAsia="Times New Roman" w:hAnsi="Courier New" w:cs="Courier New"/>
+          <w:color w:val="7A7E85"/>
+          <w:sz w:val="20"/>
+          <w:szCs w:val="20"/>
+        </w:rPr>
+        <w:br/>
+        <w:t>#   How long the lib waits between consecutive poll attempts.</w:t>
+      </w:r>
+      <w:r>
+        <w:rPr>
+          <w:rFonts w:ascii="Courier New" w:eastAsia="Times New Roman" w:hAnsi="Courier New" w:cs="Courier New"/>
+          <w:color w:val="7A7E85"/>
+          <w:sz w:val="20"/>
+          <w:szCs w:val="20"/>
+        </w:rPr>
+        <w:br/>
+        <w:t>#   Default: 30000 (30 seconds)</w:t>
+      </w:r>
+      <w:r>
+        <w:rPr>
+          <w:rFonts w:ascii="Courier New" w:eastAsia="Times New Roman" w:hAnsi="Courier New" w:cs="Courier New"/>
+          <w:color w:val="7A7E85"/>
+          <w:sz w:val="20"/>
+          <w:szCs w:val="20"/>
+        </w:rPr>
+        <w:br/>
+        <w:t>#   Range: &gt; 0</w:t>
+      </w:r>
+      <w:r>
+        <w:rPr>
+          <w:rFonts w:ascii="Courier New" w:eastAsia="Times New Roman" w:hAnsi="Courier New" w:cs="Courier New"/>
+          <w:color w:val="7A7E85"/>
+          <w:sz w:val="20"/>
+          <w:szCs w:val="20"/>
+        </w:rPr>
+        <w:br/>
+      </w:r>
+      <w:proofErr w:type="spellStart"/>
+      <w:r>
+        <w:rPr>
+          <w:rFonts w:ascii="Courier New" w:eastAsia="Times New Roman" w:hAnsi="Courier New" w:cs="Courier New"/>
+          <w:color w:val="CF8E6D"/>
+          <w:sz w:val="20"/>
+          <w:szCs w:val="20"/>
+        </w:rPr>
+        <w:t>periodMs</w:t>
+      </w:r>
+      <w:proofErr w:type="spellEnd"/>
+      <w:r>
+        <w:rPr>
+          <w:rFonts w:ascii="Courier New" w:eastAsia="Times New Roman" w:hAnsi="Courier New" w:cs="Courier New"/>
+          <w:color w:val="CF8E6D"/>
+          <w:sz w:val="20"/>
+          <w:szCs w:val="20"/>
+        </w:rPr>
+        <w:t xml:space="preserve"> </w:t>
+      </w:r>
+      <w:r>
+        <w:rPr>
+          <w:rFonts w:ascii="Courier New" w:eastAsia="Times New Roman" w:hAnsi="Courier New" w:cs="Courier New"/>
+          <w:color w:val="BCBEC4"/>
+          <w:sz w:val="20"/>
+          <w:szCs w:val="20"/>
+        </w:rPr>
+        <w:t xml:space="preserve">= </w:t>
+      </w:r>
+      <w:r>
+        <w:rPr>
+          <w:rFonts w:ascii="Courier New" w:eastAsia="Times New Roman" w:hAnsi="Courier New" w:cs="Courier New"/>
+          <w:color w:val="2AACB8"/>
+          <w:sz w:val="20"/>
+          <w:szCs w:val="20"/>
+        </w:rPr>
+        <w:t>30000</w:t>
+      </w:r>
+      <w:r>
+        <w:rPr>
+          <w:rFonts w:ascii="Courier New" w:eastAsia="Times New Roman" w:hAnsi="Courier New" w:cs="Courier New"/>
+          <w:color w:val="2AACB8"/>
+          <w:sz w:val="20"/>
+          <w:szCs w:val="20"/>
+        </w:rPr>
+        <w:br/>
+      </w:r>
+      <w:r>
+        <w:rPr>
+          <w:rFonts w:ascii="Courier New" w:eastAsia="Times New Roman" w:hAnsi="Courier New" w:cs="Courier New"/>
+          <w:color w:val="2AACB8"/>
           <w:sz w:val="20"/>
           <w:szCs w:val="20"/>
         </w:rPr>
@@ -27885,6 +30462,7 @@
         <w:t># ============================================================================</w:t>
       </w:r>
     </w:p>
+    <w:p/>
     <w:p>
       <w:pPr>
         <w:pStyle w:val="Heading1"/>
@@ -27893,7 +30471,7 @@
           <w:numId w:val="13"/>
         </w:numPr>
       </w:pPr>
-      <w:bookmarkStart w:id="6" w:name="_Toc231203382"/>
+      <w:bookmarkStart w:id="6" w:name="_Toc231463285"/>
       <w:r>
         <w:t>HTTP interface</w:t>
       </w:r>
@@ -27903,7 +30481,7 @@
       <w:pPr>
         <w:pStyle w:val="Heading2"/>
       </w:pPr>
-      <w:bookmarkStart w:id="7" w:name="_Toc231203383"/>
+      <w:bookmarkStart w:id="7" w:name="_Toc231463286"/>
       <w:r>
         <w:rPr>
           <w:rStyle w:val="Heading2Char"/>
@@ -28127,7 +30705,7 @@
       <w:pPr>
         <w:pStyle w:val="Heading2"/>
       </w:pPr>
-      <w:bookmarkStart w:id="8" w:name="_Toc231203384"/>
+      <w:bookmarkStart w:id="8" w:name="_Toc231463287"/>
       <w:r>
         <w:rPr>
           <w:rStyle w:val="Heading2Char"/>
@@ -28266,7 +30844,38 @@
             <w:b/>
             <w:bCs/>
           </w:rPr>
-          <w:t>/devices/{deviceId}</w:t>
+          <w:t>/</w:t>
+        </w:r>
+        <w:proofErr w:type="gramStart"/>
+        <w:r>
+          <w:rPr>
+            <w:rStyle w:val="Hyperlink"/>
+            <w:rFonts w:ascii="Courier New" w:hAnsi="Courier New" w:cs="Courier New"/>
+            <w:b/>
+            <w:bCs/>
+          </w:rPr>
+          <w:t>devices/{</w:t>
+        </w:r>
+        <w:proofErr w:type="spellStart"/>
+        <w:proofErr w:type="gramEnd"/>
+        <w:r>
+          <w:rPr>
+            <w:rStyle w:val="Hyperlink"/>
+            <w:rFonts w:ascii="Courier New" w:hAnsi="Courier New" w:cs="Courier New"/>
+            <w:b/>
+            <w:bCs/>
+          </w:rPr>
+          <w:t>deviceId</w:t>
+        </w:r>
+        <w:proofErr w:type="spellEnd"/>
+        <w:r>
+          <w:rPr>
+            <w:rStyle w:val="Hyperlink"/>
+            <w:rFonts w:ascii="Courier New" w:hAnsi="Courier New" w:cs="Courier New"/>
+            <w:b/>
+            <w:bCs/>
+          </w:rPr>
+          <w:t>}</w:t>
         </w:r>
       </w:hyperlink>
     </w:p>
@@ -28322,7 +30931,38 @@
             <w:b/>
             <w:bCs/>
           </w:rPr>
-          <w:t>/devices/{deviceId}/command/beep</w:t>
+          <w:t>/</w:t>
+        </w:r>
+        <w:proofErr w:type="gramStart"/>
+        <w:r>
+          <w:rPr>
+            <w:rStyle w:val="Hyperlink"/>
+            <w:rFonts w:ascii="Courier New" w:hAnsi="Courier New" w:cs="Courier New"/>
+            <w:b/>
+            <w:bCs/>
+          </w:rPr>
+          <w:t>devices/{</w:t>
+        </w:r>
+        <w:proofErr w:type="spellStart"/>
+        <w:proofErr w:type="gramEnd"/>
+        <w:r>
+          <w:rPr>
+            <w:rStyle w:val="Hyperlink"/>
+            <w:rFonts w:ascii="Courier New" w:hAnsi="Courier New" w:cs="Courier New"/>
+            <w:b/>
+            <w:bCs/>
+          </w:rPr>
+          <w:t>deviceId</w:t>
+        </w:r>
+        <w:proofErr w:type="spellEnd"/>
+        <w:r>
+          <w:rPr>
+            <w:rStyle w:val="Hyperlink"/>
+            <w:rFonts w:ascii="Courier New" w:hAnsi="Courier New" w:cs="Courier New"/>
+            <w:b/>
+            <w:bCs/>
+          </w:rPr>
+          <w:t>}/command/beep</w:t>
         </w:r>
       </w:hyperlink>
     </w:p>
@@ -28378,7 +31018,38 @@
             <w:b/>
             <w:bCs/>
           </w:rPr>
-          <w:t>/devices/{deviceId}/command/custom</w:t>
+          <w:t>/</w:t>
+        </w:r>
+        <w:proofErr w:type="gramStart"/>
+        <w:r>
+          <w:rPr>
+            <w:rStyle w:val="Hyperlink"/>
+            <w:rFonts w:ascii="Courier New" w:hAnsi="Courier New" w:cs="Courier New"/>
+            <w:b/>
+            <w:bCs/>
+          </w:rPr>
+          <w:t>devices/{</w:t>
+        </w:r>
+        <w:proofErr w:type="spellStart"/>
+        <w:proofErr w:type="gramEnd"/>
+        <w:r>
+          <w:rPr>
+            <w:rStyle w:val="Hyperlink"/>
+            <w:rFonts w:ascii="Courier New" w:hAnsi="Courier New" w:cs="Courier New"/>
+            <w:b/>
+            <w:bCs/>
+          </w:rPr>
+          <w:t>deviceId</w:t>
+        </w:r>
+        <w:proofErr w:type="spellEnd"/>
+        <w:r>
+          <w:rPr>
+            <w:rStyle w:val="Hyperlink"/>
+            <w:rFonts w:ascii="Courier New" w:hAnsi="Courier New" w:cs="Courier New"/>
+            <w:b/>
+            <w:bCs/>
+          </w:rPr>
+          <w:t>}/command/custom</w:t>
         </w:r>
       </w:hyperlink>
     </w:p>
@@ -28424,6 +31095,7 @@
           <w:szCs w:val="21"/>
           <w:shd w:val="clear" w:color="auto" w:fill="49CC90"/>
         </w:rPr>
+        <w:lastRenderedPageBreak/>
         <w:t>POST</w:t>
       </w:r>
       <w:hyperlink r:id="rId20" w:anchor="/Device/post_devices__deviceId__command_custom_service" w:history="1">
@@ -28434,7 +31106,27 @@
             <w:b/>
             <w:bCs/>
           </w:rPr>
-          <w:t>/devices/{deviceId}/command/custom-service</w:t>
+          <w:t>/devices/{</w:t>
+        </w:r>
+        <w:proofErr w:type="spellStart"/>
+        <w:r>
+          <w:rPr>
+            <w:rStyle w:val="Hyperlink"/>
+            <w:rFonts w:ascii="Courier New" w:hAnsi="Courier New" w:cs="Courier New"/>
+            <w:b/>
+            <w:bCs/>
+          </w:rPr>
+          <w:t>deviceId</w:t>
+        </w:r>
+        <w:proofErr w:type="spellEnd"/>
+        <w:r>
+          <w:rPr>
+            <w:rStyle w:val="Hyperlink"/>
+            <w:rFonts w:ascii="Courier New" w:hAnsi="Courier New" w:cs="Courier New"/>
+            <w:b/>
+            <w:bCs/>
+          </w:rPr>
+          <w:t>}/command/custom-service</w:t>
         </w:r>
       </w:hyperlink>
     </w:p>
@@ -28490,7 +31182,27 @@
             <w:b/>
             <w:bCs/>
           </w:rPr>
-          <w:t>/devices/{deviceId}/command/disable-receive-scan-data</w:t>
+          <w:t>/devices/{</w:t>
+        </w:r>
+        <w:proofErr w:type="spellStart"/>
+        <w:r>
+          <w:rPr>
+            <w:rStyle w:val="Hyperlink"/>
+            <w:rFonts w:ascii="Courier New" w:hAnsi="Courier New" w:cs="Courier New"/>
+            <w:b/>
+            <w:bCs/>
+          </w:rPr>
+          <w:t>deviceId</w:t>
+        </w:r>
+        <w:proofErr w:type="spellEnd"/>
+        <w:r>
+          <w:rPr>
+            <w:rStyle w:val="Hyperlink"/>
+            <w:rFonts w:ascii="Courier New" w:hAnsi="Courier New" w:cs="Courier New"/>
+            <w:b/>
+            <w:bCs/>
+          </w:rPr>
+          <w:t>}/command/disable-receive-scan-data</w:t>
         </w:r>
       </w:hyperlink>
     </w:p>
@@ -28512,7 +31224,6 @@
           <w:szCs w:val="20"/>
           <w:shd w:val="clear" w:color="auto" w:fill="FAFAFA"/>
         </w:rPr>
-        <w:lastRenderedPageBreak/>
         <w:t>Disable receiving scan data from scanner</w:t>
       </w:r>
     </w:p>
@@ -28547,7 +31258,27 @@
             <w:b/>
             <w:bCs/>
           </w:rPr>
-          <w:t>/devices/{deviceId}/command/enable-receive-scan-data</w:t>
+          <w:t>/devices/{</w:t>
+        </w:r>
+        <w:proofErr w:type="spellStart"/>
+        <w:r>
+          <w:rPr>
+            <w:rStyle w:val="Hyperlink"/>
+            <w:rFonts w:ascii="Courier New" w:hAnsi="Courier New" w:cs="Courier New"/>
+            <w:b/>
+            <w:bCs/>
+          </w:rPr>
+          <w:t>deviceId</w:t>
+        </w:r>
+        <w:proofErr w:type="spellEnd"/>
+        <w:r>
+          <w:rPr>
+            <w:rStyle w:val="Hyperlink"/>
+            <w:rFonts w:ascii="Courier New" w:hAnsi="Courier New" w:cs="Courier New"/>
+            <w:b/>
+            <w:bCs/>
+          </w:rPr>
+          <w:t>}/command/enable-receive-scan-data</w:t>
         </w:r>
       </w:hyperlink>
     </w:p>
@@ -28603,7 +31334,27 @@
             <w:b/>
             <w:bCs/>
           </w:rPr>
-          <w:t>/devices/{deviceId}/command/firmware-upgrade</w:t>
+          <w:t>/devices/{</w:t>
+        </w:r>
+        <w:proofErr w:type="spellStart"/>
+        <w:r>
+          <w:rPr>
+            <w:rStyle w:val="Hyperlink"/>
+            <w:rFonts w:ascii="Courier New" w:hAnsi="Courier New" w:cs="Courier New"/>
+            <w:b/>
+            <w:bCs/>
+          </w:rPr>
+          <w:t>deviceId</w:t>
+        </w:r>
+        <w:proofErr w:type="spellEnd"/>
+        <w:r>
+          <w:rPr>
+            <w:rStyle w:val="Hyperlink"/>
+            <w:rFonts w:ascii="Courier New" w:hAnsi="Courier New" w:cs="Courier New"/>
+            <w:b/>
+            <w:bCs/>
+          </w:rPr>
+          <w:t>}/command/firmware-upgrade</w:t>
         </w:r>
       </w:hyperlink>
     </w:p>
@@ -28659,7 +31410,27 @@
             <w:b/>
             <w:bCs/>
           </w:rPr>
-          <w:t>/devices/{deviceId}/command/host-command/disable</w:t>
+          <w:t>/devices/{</w:t>
+        </w:r>
+        <w:proofErr w:type="spellStart"/>
+        <w:r>
+          <w:rPr>
+            <w:rStyle w:val="Hyperlink"/>
+            <w:rFonts w:ascii="Courier New" w:hAnsi="Courier New" w:cs="Courier New"/>
+            <w:b/>
+            <w:bCs/>
+          </w:rPr>
+          <w:t>deviceId</w:t>
+        </w:r>
+        <w:proofErr w:type="spellEnd"/>
+        <w:r>
+          <w:rPr>
+            <w:rStyle w:val="Hyperlink"/>
+            <w:rFonts w:ascii="Courier New" w:hAnsi="Courier New" w:cs="Courier New"/>
+            <w:b/>
+            <w:bCs/>
+          </w:rPr>
+          <w:t>}/command/host-command/disable</w:t>
         </w:r>
       </w:hyperlink>
     </w:p>
@@ -28715,7 +31486,27 @@
             <w:b/>
             <w:bCs/>
           </w:rPr>
-          <w:t>/devices/{deviceId}/command/host-command/enable</w:t>
+          <w:t>/devices/{</w:t>
+        </w:r>
+        <w:proofErr w:type="spellStart"/>
+        <w:r>
+          <w:rPr>
+            <w:rStyle w:val="Hyperlink"/>
+            <w:rFonts w:ascii="Courier New" w:hAnsi="Courier New" w:cs="Courier New"/>
+            <w:b/>
+            <w:bCs/>
+          </w:rPr>
+          <w:t>deviceId</w:t>
+        </w:r>
+        <w:proofErr w:type="spellEnd"/>
+        <w:r>
+          <w:rPr>
+            <w:rStyle w:val="Hyperlink"/>
+            <w:rFonts w:ascii="Courier New" w:hAnsi="Courier New" w:cs="Courier New"/>
+            <w:b/>
+            <w:bCs/>
+          </w:rPr>
+          <w:t>}/command/host-command/enable</w:t>
         </w:r>
       </w:hyperlink>
     </w:p>
@@ -28771,7 +31562,38 @@
             <w:b/>
             <w:bCs/>
           </w:rPr>
-          <w:t>/devices/{deviceId}/command/logs</w:t>
+          <w:t>/</w:t>
+        </w:r>
+        <w:proofErr w:type="gramStart"/>
+        <w:r>
+          <w:rPr>
+            <w:rStyle w:val="Hyperlink"/>
+            <w:rFonts w:ascii="Courier New" w:hAnsi="Courier New" w:cs="Courier New"/>
+            <w:b/>
+            <w:bCs/>
+          </w:rPr>
+          <w:t>devices/{</w:t>
+        </w:r>
+        <w:proofErr w:type="spellStart"/>
+        <w:proofErr w:type="gramEnd"/>
+        <w:r>
+          <w:rPr>
+            <w:rStyle w:val="Hyperlink"/>
+            <w:rFonts w:ascii="Courier New" w:hAnsi="Courier New" w:cs="Courier New"/>
+            <w:b/>
+            <w:bCs/>
+          </w:rPr>
+          <w:t>deviceId</w:t>
+        </w:r>
+        <w:proofErr w:type="spellEnd"/>
+        <w:r>
+          <w:rPr>
+            <w:rStyle w:val="Hyperlink"/>
+            <w:rFonts w:ascii="Courier New" w:hAnsi="Courier New" w:cs="Courier New"/>
+            <w:b/>
+            <w:bCs/>
+          </w:rPr>
+          <w:t>}/command/logs</w:t>
         </w:r>
       </w:hyperlink>
     </w:p>
@@ -28793,8 +31615,20 @@
           <w:szCs w:val="20"/>
           <w:shd w:val="clear" w:color="auto" w:fill="FAFAFA"/>
         </w:rPr>
-        <w:t>Get logs</w:t>
-      </w:r>
+        <w:t xml:space="preserve">Get </w:t>
+      </w:r>
+      <w:proofErr w:type="gramStart"/>
+      <w:r>
+        <w:rPr>
+          <w:rFonts w:ascii="Arial" w:hAnsi="Arial" w:cs="Arial"/>
+          <w:color w:val="3B4151"/>
+          <w:sz w:val="20"/>
+          <w:szCs w:val="20"/>
+          <w:shd w:val="clear" w:color="auto" w:fill="FAFAFA"/>
+        </w:rPr>
+        <w:t>logs</w:t>
+      </w:r>
+      <w:proofErr w:type="gramEnd"/>
     </w:p>
     <w:p>
       <w:pPr>
@@ -28827,7 +31661,38 @@
             <w:b/>
             <w:bCs/>
           </w:rPr>
-          <w:t>/devices/{deviceId}/command/reset</w:t>
+          <w:t>/</w:t>
+        </w:r>
+        <w:proofErr w:type="gramStart"/>
+        <w:r>
+          <w:rPr>
+            <w:rStyle w:val="Hyperlink"/>
+            <w:rFonts w:ascii="Courier New" w:hAnsi="Courier New" w:cs="Courier New"/>
+            <w:b/>
+            <w:bCs/>
+          </w:rPr>
+          <w:t>devices/{</w:t>
+        </w:r>
+        <w:proofErr w:type="spellStart"/>
+        <w:proofErr w:type="gramEnd"/>
+        <w:r>
+          <w:rPr>
+            <w:rStyle w:val="Hyperlink"/>
+            <w:rFonts w:ascii="Courier New" w:hAnsi="Courier New" w:cs="Courier New"/>
+            <w:b/>
+            <w:bCs/>
+          </w:rPr>
+          <w:t>deviceId</w:t>
+        </w:r>
+        <w:proofErr w:type="spellEnd"/>
+        <w:r>
+          <w:rPr>
+            <w:rStyle w:val="Hyperlink"/>
+            <w:rFonts w:ascii="Courier New" w:hAnsi="Courier New" w:cs="Courier New"/>
+            <w:b/>
+            <w:bCs/>
+          </w:rPr>
+          <w:t>}/command/reset</w:t>
         </w:r>
       </w:hyperlink>
     </w:p>
@@ -28883,7 +31748,27 @@
             <w:b/>
             <w:bCs/>
           </w:rPr>
-          <w:t>/devices/{deviceId}/command/scan-response</w:t>
+          <w:t>/devices/{</w:t>
+        </w:r>
+        <w:proofErr w:type="spellStart"/>
+        <w:r>
+          <w:rPr>
+            <w:rStyle w:val="Hyperlink"/>
+            <w:rFonts w:ascii="Courier New" w:hAnsi="Courier New" w:cs="Courier New"/>
+            <w:b/>
+            <w:bCs/>
+          </w:rPr>
+          <w:t>deviceId</w:t>
+        </w:r>
+        <w:proofErr w:type="spellEnd"/>
+        <w:r>
+          <w:rPr>
+            <w:rStyle w:val="Hyperlink"/>
+            <w:rFonts w:ascii="Courier New" w:hAnsi="Courier New" w:cs="Courier New"/>
+            <w:b/>
+            <w:bCs/>
+          </w:rPr>
+          <w:t>}/command/scan-response</w:t>
         </w:r>
       </w:hyperlink>
     </w:p>
@@ -28905,7 +31790,29 @@
           <w:szCs w:val="20"/>
           <w:shd w:val="clear" w:color="auto" w:fill="FAFAFA"/>
         </w:rPr>
-        <w:t>Send response for devices with two way communication to the device</w:t>
+        <w:t xml:space="preserve">Send response for devices with </w:t>
+      </w:r>
+      <w:proofErr w:type="gramStart"/>
+      <w:r>
+        <w:rPr>
+          <w:rFonts w:ascii="Arial" w:hAnsi="Arial" w:cs="Arial"/>
+          <w:color w:val="3B4151"/>
+          <w:sz w:val="20"/>
+          <w:szCs w:val="20"/>
+          <w:shd w:val="clear" w:color="auto" w:fill="FAFAFA"/>
+        </w:rPr>
+        <w:t>two way</w:t>
+      </w:r>
+      <w:proofErr w:type="gramEnd"/>
+      <w:r>
+        <w:rPr>
+          <w:rFonts w:ascii="Arial" w:hAnsi="Arial" w:cs="Arial"/>
+          <w:color w:val="3B4151"/>
+          <w:sz w:val="20"/>
+          <w:szCs w:val="20"/>
+          <w:shd w:val="clear" w:color="auto" w:fill="FAFAFA"/>
+        </w:rPr>
+        <w:t xml:space="preserve"> communication to the device</w:t>
       </w:r>
     </w:p>
     <w:p>
@@ -28939,7 +31846,27 @@
             <w:b/>
             <w:bCs/>
           </w:rPr>
-          <w:t>/devices/{deviceId}/command/scanner/disable</w:t>
+          <w:t>/devices/{</w:t>
+        </w:r>
+        <w:proofErr w:type="spellStart"/>
+        <w:r>
+          <w:rPr>
+            <w:rStyle w:val="Hyperlink"/>
+            <w:rFonts w:ascii="Courier New" w:hAnsi="Courier New" w:cs="Courier New"/>
+            <w:b/>
+            <w:bCs/>
+          </w:rPr>
+          <w:t>deviceId</w:t>
+        </w:r>
+        <w:proofErr w:type="spellEnd"/>
+        <w:r>
+          <w:rPr>
+            <w:rStyle w:val="Hyperlink"/>
+            <w:rFonts w:ascii="Courier New" w:hAnsi="Courier New" w:cs="Courier New"/>
+            <w:b/>
+            <w:bCs/>
+          </w:rPr>
+          <w:t>}/command/scanner/disable</w:t>
         </w:r>
       </w:hyperlink>
     </w:p>
@@ -28995,7 +31922,27 @@
             <w:b/>
             <w:bCs/>
           </w:rPr>
-          <w:t>/devices/{deviceId}/command/scanner/enable</w:t>
+          <w:t>/devices/{</w:t>
+        </w:r>
+        <w:proofErr w:type="spellStart"/>
+        <w:r>
+          <w:rPr>
+            <w:rStyle w:val="Hyperlink"/>
+            <w:rFonts w:ascii="Courier New" w:hAnsi="Courier New" w:cs="Courier New"/>
+            <w:b/>
+            <w:bCs/>
+          </w:rPr>
+          <w:t>deviceId</w:t>
+        </w:r>
+        <w:proofErr w:type="spellEnd"/>
+        <w:r>
+          <w:rPr>
+            <w:rStyle w:val="Hyperlink"/>
+            <w:rFonts w:ascii="Courier New" w:hAnsi="Courier New" w:cs="Courier New"/>
+            <w:b/>
+            <w:bCs/>
+          </w:rPr>
+          <w:t>}/command/scanner/enable</w:t>
         </w:r>
       </w:hyperlink>
     </w:p>
@@ -29051,7 +31998,27 @@
             <w:b/>
             <w:bCs/>
           </w:rPr>
-          <w:t>/devices/{deviceId}/config</w:t>
+          <w:t>/devices/{</w:t>
+        </w:r>
+        <w:proofErr w:type="spellStart"/>
+        <w:r>
+          <w:rPr>
+            <w:rStyle w:val="Hyperlink"/>
+            <w:rFonts w:ascii="Courier New" w:hAnsi="Courier New" w:cs="Courier New"/>
+            <w:b/>
+            <w:bCs/>
+          </w:rPr>
+          <w:t>deviceId</w:t>
+        </w:r>
+        <w:proofErr w:type="spellEnd"/>
+        <w:r>
+          <w:rPr>
+            <w:rStyle w:val="Hyperlink"/>
+            <w:rFonts w:ascii="Courier New" w:hAnsi="Courier New" w:cs="Courier New"/>
+            <w:b/>
+            <w:bCs/>
+          </w:rPr>
+          <w:t>}/config</w:t>
         </w:r>
       </w:hyperlink>
     </w:p>
@@ -29107,7 +32074,38 @@
             <w:b/>
             <w:bCs/>
           </w:rPr>
-          <w:t>/devices/{deviceId}/config</w:t>
+          <w:t>/</w:t>
+        </w:r>
+        <w:proofErr w:type="gramStart"/>
+        <w:r>
+          <w:rPr>
+            <w:rStyle w:val="Hyperlink"/>
+            <w:rFonts w:ascii="Courier New" w:hAnsi="Courier New" w:cs="Courier New"/>
+            <w:b/>
+            <w:bCs/>
+          </w:rPr>
+          <w:t>devices/{</w:t>
+        </w:r>
+        <w:proofErr w:type="spellStart"/>
+        <w:proofErr w:type="gramEnd"/>
+        <w:r>
+          <w:rPr>
+            <w:rStyle w:val="Hyperlink"/>
+            <w:rFonts w:ascii="Courier New" w:hAnsi="Courier New" w:cs="Courier New"/>
+            <w:b/>
+            <w:bCs/>
+          </w:rPr>
+          <w:t>deviceId</w:t>
+        </w:r>
+        <w:proofErr w:type="spellEnd"/>
+        <w:r>
+          <w:rPr>
+            <w:rStyle w:val="Hyperlink"/>
+            <w:rFonts w:ascii="Courier New" w:hAnsi="Courier New" w:cs="Courier New"/>
+            <w:b/>
+            <w:bCs/>
+          </w:rPr>
+          <w:t>}/config</w:t>
         </w:r>
       </w:hyperlink>
     </w:p>
@@ -29163,7 +32161,27 @@
             <w:b/>
             <w:bCs/>
           </w:rPr>
-          <w:t>/devices/{deviceId}/execute-zip-package</w:t>
+          <w:t>/devices/{</w:t>
+        </w:r>
+        <w:proofErr w:type="spellStart"/>
+        <w:r>
+          <w:rPr>
+            <w:rStyle w:val="Hyperlink"/>
+            <w:rFonts w:ascii="Courier New" w:hAnsi="Courier New" w:cs="Courier New"/>
+            <w:b/>
+            <w:bCs/>
+          </w:rPr>
+          <w:t>deviceId</w:t>
+        </w:r>
+        <w:proofErr w:type="spellEnd"/>
+        <w:r>
+          <w:rPr>
+            <w:rStyle w:val="Hyperlink"/>
+            <w:rFonts w:ascii="Courier New" w:hAnsi="Courier New" w:cs="Courier New"/>
+            <w:b/>
+            <w:bCs/>
+          </w:rPr>
+          <w:t>}/execute-zip-package</w:t>
         </w:r>
       </w:hyperlink>
     </w:p>
@@ -29219,7 +32237,38 @@
             <w:b/>
             <w:bCs/>
           </w:rPr>
-          <w:t>/devices/{deviceId}/health</w:t>
+          <w:t>/</w:t>
+        </w:r>
+        <w:proofErr w:type="gramStart"/>
+        <w:r>
+          <w:rPr>
+            <w:rStyle w:val="Hyperlink"/>
+            <w:rFonts w:ascii="Courier New" w:hAnsi="Courier New" w:cs="Courier New"/>
+            <w:b/>
+            <w:bCs/>
+          </w:rPr>
+          <w:t>devices/{</w:t>
+        </w:r>
+        <w:proofErr w:type="spellStart"/>
+        <w:proofErr w:type="gramEnd"/>
+        <w:r>
+          <w:rPr>
+            <w:rStyle w:val="Hyperlink"/>
+            <w:rFonts w:ascii="Courier New" w:hAnsi="Courier New" w:cs="Courier New"/>
+            <w:b/>
+            <w:bCs/>
+          </w:rPr>
+          <w:t>deviceId</w:t>
+        </w:r>
+        <w:proofErr w:type="spellEnd"/>
+        <w:r>
+          <w:rPr>
+            <w:rStyle w:val="Hyperlink"/>
+            <w:rFonts w:ascii="Courier New" w:hAnsi="Courier New" w:cs="Courier New"/>
+            <w:b/>
+            <w:bCs/>
+          </w:rPr>
+          <w:t>}/health</w:t>
         </w:r>
       </w:hyperlink>
     </w:p>
@@ -29241,8 +32290,20 @@
           <w:szCs w:val="20"/>
           <w:shd w:val="clear" w:color="auto" w:fill="FAFAFA"/>
         </w:rPr>
-        <w:t>Get health</w:t>
-      </w:r>
+        <w:t xml:space="preserve">Get </w:t>
+      </w:r>
+      <w:proofErr w:type="gramStart"/>
+      <w:r>
+        <w:rPr>
+          <w:rFonts w:ascii="Arial" w:hAnsi="Arial" w:cs="Arial"/>
+          <w:color w:val="3B4151"/>
+          <w:sz w:val="20"/>
+          <w:szCs w:val="20"/>
+          <w:shd w:val="clear" w:color="auto" w:fill="FAFAFA"/>
+        </w:rPr>
+        <w:t>health</w:t>
+      </w:r>
+      <w:proofErr w:type="gramEnd"/>
     </w:p>
     <w:p>
       <w:pPr>
@@ -29265,6 +32326,7 @@
           <w:szCs w:val="21"/>
           <w:shd w:val="clear" w:color="auto" w:fill="61AFFE"/>
         </w:rPr>
+        <w:lastRenderedPageBreak/>
         <w:t>GET</w:t>
       </w:r>
       <w:hyperlink r:id="rId35" w:anchor="/Device/get_devices__deviceId__info" w:history="1">
@@ -29275,7 +32337,38 @@
             <w:b/>
             <w:bCs/>
           </w:rPr>
-          <w:t>/devices/{deviceId}/info</w:t>
+          <w:t>/</w:t>
+        </w:r>
+        <w:proofErr w:type="gramStart"/>
+        <w:r>
+          <w:rPr>
+            <w:rStyle w:val="Hyperlink"/>
+            <w:rFonts w:ascii="Courier New" w:hAnsi="Courier New" w:cs="Courier New"/>
+            <w:b/>
+            <w:bCs/>
+          </w:rPr>
+          <w:t>devices/{</w:t>
+        </w:r>
+        <w:proofErr w:type="spellStart"/>
+        <w:proofErr w:type="gramEnd"/>
+        <w:r>
+          <w:rPr>
+            <w:rStyle w:val="Hyperlink"/>
+            <w:rFonts w:ascii="Courier New" w:hAnsi="Courier New" w:cs="Courier New"/>
+            <w:b/>
+            <w:bCs/>
+          </w:rPr>
+          <w:t>deviceId</w:t>
+        </w:r>
+        <w:proofErr w:type="spellEnd"/>
+        <w:r>
+          <w:rPr>
+            <w:rStyle w:val="Hyperlink"/>
+            <w:rFonts w:ascii="Courier New" w:hAnsi="Courier New" w:cs="Courier New"/>
+            <w:b/>
+            <w:bCs/>
+          </w:rPr>
+          <w:t>}/info</w:t>
         </w:r>
       </w:hyperlink>
     </w:p>
@@ -29331,7 +32424,38 @@
             <w:b/>
             <w:bCs/>
           </w:rPr>
-          <w:t>/devices/{deviceId}/stats</w:t>
+          <w:t>/</w:t>
+        </w:r>
+        <w:proofErr w:type="gramStart"/>
+        <w:r>
+          <w:rPr>
+            <w:rStyle w:val="Hyperlink"/>
+            <w:rFonts w:ascii="Courier New" w:hAnsi="Courier New" w:cs="Courier New"/>
+            <w:b/>
+            <w:bCs/>
+          </w:rPr>
+          <w:t>devices/{</w:t>
+        </w:r>
+        <w:proofErr w:type="spellStart"/>
+        <w:proofErr w:type="gramEnd"/>
+        <w:r>
+          <w:rPr>
+            <w:rStyle w:val="Hyperlink"/>
+            <w:rFonts w:ascii="Courier New" w:hAnsi="Courier New" w:cs="Courier New"/>
+            <w:b/>
+            <w:bCs/>
+          </w:rPr>
+          <w:t>deviceId</w:t>
+        </w:r>
+        <w:proofErr w:type="spellEnd"/>
+        <w:r>
+          <w:rPr>
+            <w:rStyle w:val="Hyperlink"/>
+            <w:rFonts w:ascii="Courier New" w:hAnsi="Courier New" w:cs="Courier New"/>
+            <w:b/>
+            <w:bCs/>
+          </w:rPr>
+          <w:t>}/stats</w:t>
         </w:r>
       </w:hyperlink>
     </w:p>
@@ -29353,7 +32477,6 @@
           <w:szCs w:val="20"/>
           <w:shd w:val="clear" w:color="auto" w:fill="FAFAFA"/>
         </w:rPr>
-        <w:lastRenderedPageBreak/>
         <w:t>Get stats</w:t>
       </w:r>
     </w:p>
@@ -29388,7 +32511,38 @@
             <w:b/>
             <w:bCs/>
           </w:rPr>
-          <w:t>/devices/{deviceId}/upload/</w:t>
+          <w:t>/</w:t>
+        </w:r>
+        <w:proofErr w:type="gramStart"/>
+        <w:r>
+          <w:rPr>
+            <w:rStyle w:val="Hyperlink"/>
+            <w:rFonts w:ascii="Courier New" w:hAnsi="Courier New" w:cs="Courier New"/>
+            <w:b/>
+            <w:bCs/>
+          </w:rPr>
+          <w:t>devices/{</w:t>
+        </w:r>
+        <w:proofErr w:type="spellStart"/>
+        <w:proofErr w:type="gramEnd"/>
+        <w:r>
+          <w:rPr>
+            <w:rStyle w:val="Hyperlink"/>
+            <w:rFonts w:ascii="Courier New" w:hAnsi="Courier New" w:cs="Courier New"/>
+            <w:b/>
+            <w:bCs/>
+          </w:rPr>
+          <w:t>deviceId</w:t>
+        </w:r>
+        <w:proofErr w:type="spellEnd"/>
+        <w:r>
+          <w:rPr>
+            <w:rStyle w:val="Hyperlink"/>
+            <w:rFonts w:ascii="Courier New" w:hAnsi="Courier New" w:cs="Courier New"/>
+            <w:b/>
+            <w:bCs/>
+          </w:rPr>
+          <w:t>}/upload/</w:t>
         </w:r>
       </w:hyperlink>
     </w:p>
@@ -29473,7 +32627,7 @@
       <w:pPr>
         <w:pStyle w:val="Heading2"/>
       </w:pPr>
-      <w:bookmarkStart w:id="9" w:name="_Toc231203385"/>
+      <w:bookmarkStart w:id="9" w:name="_Toc231463288"/>
       <w:r>
         <w:rPr>
           <w:rStyle w:val="Heading2Char"/>
@@ -29678,7 +32832,7 @@
       <w:pPr>
         <w:pStyle w:val="Heading2"/>
       </w:pPr>
-      <w:bookmarkStart w:id="10" w:name="_Toc231203386"/>
+      <w:bookmarkStart w:id="10" w:name="_Toc231463289"/>
       <w:r>
         <w:rPr>
           <w:rStyle w:val="Heading2Char"/>
@@ -29775,6 +32929,7 @@
           <w:shd w:val="clear" w:color="auto" w:fill="FAFAFA"/>
         </w:rPr>
       </w:pPr>
+      <w:proofErr w:type="gramStart"/>
       <w:r>
         <w:rPr>
           <w:rFonts w:ascii="Arial" w:hAnsi="Arial" w:cs="Arial"/>
@@ -29783,7 +32938,18 @@
           <w:szCs w:val="20"/>
           <w:shd w:val="clear" w:color="auto" w:fill="FAFAFA"/>
         </w:rPr>
-        <w:t>List all packages</w:t>
+        <w:t>List</w:t>
+      </w:r>
+      <w:proofErr w:type="gramEnd"/>
+      <w:r>
+        <w:rPr>
+          <w:rFonts w:ascii="Arial" w:hAnsi="Arial" w:cs="Arial"/>
+          <w:color w:val="3B4151"/>
+          <w:sz w:val="20"/>
+          <w:szCs w:val="20"/>
+          <w:shd w:val="clear" w:color="auto" w:fill="FAFAFA"/>
+        </w:rPr>
+        <w:t xml:space="preserve"> all packages</w:t>
       </w:r>
     </w:p>
     <w:p>
@@ -29902,7 +33068,7 @@
       <w:pPr>
         <w:pStyle w:val="Heading2"/>
       </w:pPr>
-      <w:bookmarkStart w:id="11" w:name="_Toc231203387"/>
+      <w:bookmarkStart w:id="11" w:name="_Toc231463290"/>
       <w:r>
         <w:rPr>
           <w:rStyle w:val="Heading2Char"/>
@@ -30063,6 +33229,7 @@
           <w:szCs w:val="20"/>
           <w:shd w:val="clear" w:color="auto" w:fill="FAFAFA"/>
         </w:rPr>
+        <w:lastRenderedPageBreak/>
         <w:t>Stop the service</w:t>
       </w:r>
     </w:p>
@@ -32999,6 +36166,7 @@
   <w:style w:type="character" w:default="1" w:styleId="DefaultParagraphFont">
     <w:name w:val="Default Paragraph Font"/>
     <w:uiPriority w:val="1"/>
+    <w:semiHidden/>
     <w:unhideWhenUsed/>
   </w:style>
   <w:style w:type="table" w:default="1" w:styleId="TableNormal">
@@ -33935,6 +37103,22 @@
 </file>
 
 <file path=customXml/item1.xml><?xml version="1.0" encoding="utf-8"?>
+<b:Sources xmlns:b="http://schemas.openxmlformats.org/officeDocument/2006/bibliography" xmlns="http://schemas.openxmlformats.org/officeDocument/2006/bibliography" SelectedStyle="\APASixthEditionOfficeOnline.xsl" StyleName="APA" Version="6"/>
+</file>
+
+<file path=customXml/item2.xml><?xml version="1.0" encoding="utf-8"?>
+<p:properties xmlns:p="http://schemas.microsoft.com/office/2006/metadata/properties" xmlns:xsi="http://www.w3.org/2001/XMLSchema-instance" xmlns:pc="http://schemas.microsoft.com/office/infopath/2007/PartnerControls">
+  <documentManagement>
+    <TaxCatchAll xmlns="b019204b-fcdd-4f4b-b0c1-d04104f8323f" xsi:nil="true"/>
+    <lcf76f155ced4ddcb4097134ff3c332f xmlns="0395398a-e385-4fdb-b98f-298dd8655773">
+      <Terms xmlns="http://schemas.microsoft.com/office/infopath/2007/PartnerControls"/>
+    </lcf76f155ced4ddcb4097134ff3c332f>
+    <IconOverlay xmlns="http://schemas.microsoft.com/sharepoint/v4" xsi:nil="true"/>
+  </documentManagement>
+</p:properties>
+</file>
+
+<file path=customXml/item3.xml><?xml version="1.0" encoding="utf-8"?>
 <?mso-contentType ?>
 <FormTemplates xmlns="http://schemas.microsoft.com/sharepoint/v3/contenttype/forms">
   <Display>DocumentLibraryForm</Display>
@@ -33943,7 +37127,7 @@
 </FormTemplates>
 </file>
 
-<file path=customXml/item2.xml><?xml version="1.0" encoding="utf-8"?>
+<file path=customXml/item4.xml><?xml version="1.0" encoding="utf-8"?>
 <ct:contentTypeSchema xmlns:ct="http://schemas.microsoft.com/office/2006/metadata/contentType" xmlns:ma="http://schemas.microsoft.com/office/2006/metadata/properties/metaAttributes" ct:_="" ma:_="" ma:contentTypeName="Document" ma:contentTypeID="0x010100DB8A5AF8F315F44BA02342978FD2A5C4" ma:contentTypeVersion="31" ma:contentTypeDescription="Create a new document." ma:contentTypeScope="" ma:versionID="eb7c2083d7e9f9cd42ebc52d7778cf39">
   <xsd:schema xmlns:xsd="http://www.w3.org/2001/XMLSchema" xmlns:xs="http://www.w3.org/2001/XMLSchema" xmlns:p="http://schemas.microsoft.com/office/2006/metadata/properties" xmlns:ns2="b019204b-fcdd-4f4b-b0c1-d04104f8323f" xmlns:ns3="0395398a-e385-4fdb-b98f-298dd8655773" xmlns:ns4="http://schemas.microsoft.com/sharepoint/v4" targetNamespace="http://schemas.microsoft.com/office/2006/metadata/properties" ma:root="true" ma:fieldsID="17ebe0ba6ca88b4cbf26b8c140550cad" ns2:_="" ns3:_="" ns4:_="">
     <xsd:import namespace="b019204b-fcdd-4f4b-b0c1-d04104f8323f"/>
@@ -34209,23 +37393,27 @@
 </ct:contentTypeSchema>
 </file>
 
-<file path=customXml/item3.xml><?xml version="1.0" encoding="utf-8"?>
-<p:properties xmlns:p="http://schemas.microsoft.com/office/2006/metadata/properties" xmlns:xsi="http://www.w3.org/2001/XMLSchema-instance" xmlns:pc="http://schemas.microsoft.com/office/infopath/2007/PartnerControls">
-  <documentManagement>
-    <TaxCatchAll xmlns="b019204b-fcdd-4f4b-b0c1-d04104f8323f" xsi:nil="true"/>
-    <lcf76f155ced4ddcb4097134ff3c332f xmlns="0395398a-e385-4fdb-b98f-298dd8655773">
-      <Terms xmlns="http://schemas.microsoft.com/office/infopath/2007/PartnerControls"/>
-    </lcf76f155ced4ddcb4097134ff3c332f>
-    <IconOverlay xmlns="http://schemas.microsoft.com/sharepoint/v4" xsi:nil="true"/>
-  </documentManagement>
-</p:properties>
+<file path=customXml/itemProps1.xml><?xml version="1.0" encoding="utf-8"?>
+<ds:datastoreItem xmlns:ds="http://schemas.openxmlformats.org/officeDocument/2006/customXml" ds:itemID="{E2435C26-4F0F-4879-B704-442077BC4F66}">
+  <ds:schemaRefs>
+    <ds:schemaRef ds:uri="http://schemas.openxmlformats.org/officeDocument/2006/bibliography"/>
+  </ds:schemaRefs>
+</ds:datastoreItem>
 </file>
 
-<file path=customXml/item4.xml><?xml version="1.0" encoding="utf-8"?>
-<b:Sources xmlns:b="http://schemas.openxmlformats.org/officeDocument/2006/bibliography" xmlns="http://schemas.openxmlformats.org/officeDocument/2006/bibliography" SelectedStyle="\APASixthEditionOfficeOnline.xsl" StyleName="APA" Version="6"/>
+<file path=customXml/itemProps2.xml><?xml version="1.0" encoding="utf-8"?>
+<ds:datastoreItem xmlns:ds="http://schemas.openxmlformats.org/officeDocument/2006/customXml" ds:itemID="{2002E8E7-63B1-4541-A420-386F63FB2AD3}">
+  <ds:schemaRefs>
+    <ds:schemaRef ds:uri="http://schemas.microsoft.com/office/2006/metadata/properties"/>
+    <ds:schemaRef ds:uri="http://schemas.microsoft.com/office/infopath/2007/PartnerControls"/>
+    <ds:schemaRef ds:uri="b019204b-fcdd-4f4b-b0c1-d04104f8323f"/>
+    <ds:schemaRef ds:uri="0395398a-e385-4fdb-b98f-298dd8655773"/>
+    <ds:schemaRef ds:uri="http://schemas.microsoft.com/sharepoint/v4"/>
+  </ds:schemaRefs>
+</ds:datastoreItem>
 </file>
 
-<file path=customXml/itemProps1.xml><?xml version="1.0" encoding="utf-8"?>
+<file path=customXml/itemProps3.xml><?xml version="1.0" encoding="utf-8"?>
 <ds:datastoreItem xmlns:ds="http://schemas.openxmlformats.org/officeDocument/2006/customXml" ds:itemID="{398AFC6E-A1A6-4DD0-BC24-6A9FAE0DDE1E}">
   <ds:schemaRefs>
     <ds:schemaRef ds:uri="http://schemas.microsoft.com/sharepoint/v3/contenttype/forms"/>
@@ -34233,7 +37421,7 @@
 </ds:datastoreItem>
 </file>
 
-<file path=customXml/itemProps2.xml><?xml version="1.0" encoding="utf-8"?>
+<file path=customXml/itemProps4.xml><?xml version="1.0" encoding="utf-8"?>
 <ds:datastoreItem xmlns:ds="http://schemas.openxmlformats.org/officeDocument/2006/customXml" ds:itemID="{F331B6CB-FCBC-41F4-B184-4B8D0385BE8F}">
   <ds:schemaRefs>
     <ds:schemaRef ds:uri="http://schemas.microsoft.com/office/2006/metadata/contentType"/>
@@ -34253,26 +37441,6 @@
 </ds:datastoreItem>
 </file>
 
-<file path=customXml/itemProps3.xml><?xml version="1.0" encoding="utf-8"?>
-<ds:datastoreItem xmlns:ds="http://schemas.openxmlformats.org/officeDocument/2006/customXml" ds:itemID="{2002E8E7-63B1-4541-A420-386F63FB2AD3}">
-  <ds:schemaRefs>
-    <ds:schemaRef ds:uri="http://schemas.microsoft.com/office/2006/metadata/properties"/>
-    <ds:schemaRef ds:uri="http://schemas.microsoft.com/office/infopath/2007/PartnerControls"/>
-    <ds:schemaRef ds:uri="b019204b-fcdd-4f4b-b0c1-d04104f8323f"/>
-    <ds:schemaRef ds:uri="0395398a-e385-4fdb-b98f-298dd8655773"/>
-    <ds:schemaRef ds:uri="http://schemas.microsoft.com/sharepoint/v4"/>
-  </ds:schemaRefs>
-</ds:datastoreItem>
-</file>
-
-<file path=customXml/itemProps4.xml><?xml version="1.0" encoding="utf-8"?>
-<ds:datastoreItem xmlns:ds="http://schemas.openxmlformats.org/officeDocument/2006/customXml" ds:itemID="{E2435C26-4F0F-4879-B704-442077BC4F66}">
-  <ds:schemaRefs>
-    <ds:schemaRef ds:uri="http://schemas.openxmlformats.org/officeDocument/2006/bibliography"/>
-  </ds:schemaRefs>
-</ds:datastoreItem>
-</file>
-
 <file path=docMetadata/LabelInfo.xml><?xml version="1.0" encoding="utf-8"?>
 <clbl:labelList xmlns:clbl="http://schemas.microsoft.com/office/2020/mipLabelMetadata">
   <clbl:label id="{4dae1a65-cb87-4081-a080-424f2bd6a496}" enabled="1" method="Standard" siteId="{fa92fa5a-de6c-4caf-a2ae-f13cb9d1c40a}" contentBits="2" removed="0"/>

--- a/Datalogic_Aladdin_SDS_Document.docx
+++ b/Datalogic_Aladdin_SDS_Document.docx
@@ -135,7 +135,7 @@
                                 <w:rFonts w:ascii="Aptos" w:hAnsi="Aptos"/>
                                 <w:color w:val="000000"/>
                               </w:rPr>
-                              <w:t>12</w:t>
+                              <w:t>23</w:t>
                             </w:r>
                             <w:r>
                               <w:rPr>
@@ -156,7 +156,7 @@
                                 <w:rFonts w:ascii="Aptos" w:hAnsi="Aptos"/>
                                 <w:color w:val="000000"/>
                               </w:rPr>
-                              <w:t>6</w:t>
+                              <w:t>7</w:t>
                             </w:r>
                             <w:r>
                               <w:rPr>
@@ -201,14 +201,21 @@
                                 <w:rFonts w:ascii="Aptos" w:hAnsi="Aptos"/>
                                 <w:color w:val="000000"/>
                               </w:rPr>
-                              <w:t>4.</w:t>
+                              <w:t>5</w:t>
                             </w:r>
                             <w:r>
                               <w:rPr>
                                 <w:rFonts w:ascii="Aptos" w:hAnsi="Aptos"/>
                                 <w:color w:val="000000"/>
                               </w:rPr>
-                              <w:t>1</w:t>
+                              <w:t>.</w:t>
+                            </w:r>
+                            <w:r>
+                              <w:rPr>
+                                <w:rFonts w:ascii="Aptos" w:hAnsi="Aptos"/>
+                                <w:color w:val="000000"/>
+                              </w:rPr>
+                              <w:t>0</w:t>
                             </w:r>
                           </w:p>
                         </w:txbxContent>
@@ -311,7 +318,7 @@
                           <w:rFonts w:ascii="Aptos" w:hAnsi="Aptos"/>
                           <w:color w:val="000000"/>
                         </w:rPr>
-                        <w:t>12</w:t>
+                        <w:t>23</w:t>
                       </w:r>
                       <w:r>
                         <w:rPr>
@@ -332,7 +339,7 @@
                           <w:rFonts w:ascii="Aptos" w:hAnsi="Aptos"/>
                           <w:color w:val="000000"/>
                         </w:rPr>
-                        <w:t>6</w:t>
+                        <w:t>7</w:t>
                       </w:r>
                       <w:r>
                         <w:rPr>
@@ -377,14 +384,21 @@
                           <w:rFonts w:ascii="Aptos" w:hAnsi="Aptos"/>
                           <w:color w:val="000000"/>
                         </w:rPr>
-                        <w:t>4.</w:t>
+                        <w:t>5</w:t>
                       </w:r>
                       <w:r>
                         <w:rPr>
                           <w:rFonts w:ascii="Aptos" w:hAnsi="Aptos"/>
                           <w:color w:val="000000"/>
                         </w:rPr>
-                        <w:t>1</w:t>
+                        <w:t>.</w:t>
+                      </w:r>
+                      <w:r>
+                        <w:rPr>
+                          <w:rFonts w:ascii="Aptos" w:hAnsi="Aptos"/>
+                          <w:color w:val="000000"/>
+                        </w:rPr>
+                        <w:t>0</w:t>
                       </w:r>
                     </w:p>
                   </w:txbxContent>
@@ -12959,7 +12973,16 @@
                 <w:sz w:val="16"/>
                 <w:szCs w:val="16"/>
               </w:rPr>
-              <w:t>USB-COM</w:t>
+              <w:t>USB-</w:t>
+            </w:r>
+            <w:r>
+              <w:rPr>
+                <w:rFonts w:ascii="Aptos" w:eastAsia="Times New Roman" w:hAnsi="Aptos" w:cs="Times New Roman"/>
+                <w:color w:val="000000"/>
+                <w:sz w:val="16"/>
+                <w:szCs w:val="16"/>
+              </w:rPr>
+              <w:t>OEM</w:t>
             </w:r>
           </w:p>
         </w:tc>
@@ -13227,12 +13250,10 @@
             </w:pPr>
             <w:r>
               <w:rPr>
-                <w:rFonts w:ascii="Aptos" w:eastAsia="Times New Roman" w:hAnsi="Aptos" w:cs="Times New Roman"/>
-                <w:color w:val="000000"/>
                 <w:sz w:val="16"/>
                 <w:szCs w:val="16"/>
               </w:rPr>
-              <w:t>USB-COM</w:t>
+              <w:t>USB-OEM</w:t>
             </w:r>
           </w:p>
         </w:tc>
@@ -13500,12 +13521,10 @@
             </w:pPr>
             <w:r>
               <w:rPr>
-                <w:rFonts w:ascii="Aptos" w:eastAsia="Times New Roman" w:hAnsi="Aptos" w:cs="Times New Roman"/>
-                <w:color w:val="000000"/>
                 <w:sz w:val="16"/>
                 <w:szCs w:val="16"/>
               </w:rPr>
-              <w:t>USB-COM</w:t>
+              <w:t>USB-OEM</w:t>
             </w:r>
           </w:p>
         </w:tc>
@@ -13774,12 +13793,10 @@
             </w:pPr>
             <w:r>
               <w:rPr>
-                <w:rFonts w:ascii="Aptos" w:eastAsia="Times New Roman" w:hAnsi="Aptos" w:cs="Times New Roman"/>
-                <w:color w:val="000000"/>
                 <w:sz w:val="16"/>
                 <w:szCs w:val="16"/>
               </w:rPr>
-              <w:t>USB-COM</w:t>
+              <w:t>USB-OEM</w:t>
             </w:r>
           </w:p>
         </w:tc>
@@ -14047,12 +14064,10 @@
             </w:pPr>
             <w:r>
               <w:rPr>
-                <w:rFonts w:ascii="Aptos" w:eastAsia="Times New Roman" w:hAnsi="Aptos" w:cs="Times New Roman"/>
-                <w:color w:val="000000"/>
                 <w:sz w:val="16"/>
                 <w:szCs w:val="16"/>
               </w:rPr>
-              <w:t>USB-COM</w:t>
+              <w:t>USB-OEM</w:t>
             </w:r>
           </w:p>
         </w:tc>
@@ -14320,12 +14335,10 @@
             </w:pPr>
             <w:r>
               <w:rPr>
-                <w:rFonts w:ascii="Aptos" w:eastAsia="Times New Roman" w:hAnsi="Aptos" w:cs="Times New Roman"/>
-                <w:color w:val="000000"/>
                 <w:sz w:val="16"/>
                 <w:szCs w:val="16"/>
               </w:rPr>
-              <w:t>USB-COM</w:t>
+              <w:t>USB-OEM</w:t>
             </w:r>
           </w:p>
         </w:tc>
@@ -14653,12 +14666,10 @@
             </w:pPr>
             <w:r>
               <w:rPr>
-                <w:rFonts w:ascii="Aptos" w:eastAsia="Times New Roman" w:hAnsi="Aptos" w:cs="Times New Roman"/>
-                <w:color w:val="000000"/>
                 <w:sz w:val="16"/>
                 <w:szCs w:val="16"/>
               </w:rPr>
-              <w:t>USB-COM</w:t>
+              <w:t>USB-OEM</w:t>
             </w:r>
           </w:p>
         </w:tc>
@@ -15304,12 +15315,10 @@
             </w:pPr>
             <w:r>
               <w:rPr>
-                <w:rFonts w:ascii="Aptos" w:eastAsia="Times New Roman" w:hAnsi="Aptos" w:cs="Times New Roman"/>
-                <w:color w:val="000000"/>
                 <w:sz w:val="16"/>
                 <w:szCs w:val="16"/>
               </w:rPr>
-              <w:t>USB-COM</w:t>
+              <w:t>USB-OEM</w:t>
             </w:r>
           </w:p>
         </w:tc>
@@ -15588,12 +15597,10 @@
             </w:pPr>
             <w:r>
               <w:rPr>
-                <w:rFonts w:ascii="Aptos" w:eastAsia="Times New Roman" w:hAnsi="Aptos" w:cs="Times New Roman"/>
-                <w:color w:val="000000"/>
                 <w:sz w:val="16"/>
                 <w:szCs w:val="16"/>
               </w:rPr>
-              <w:t>USB-COM</w:t>
+              <w:t>USB-OEM</w:t>
             </w:r>
           </w:p>
         </w:tc>
@@ -15872,12 +15879,10 @@
             </w:pPr>
             <w:r>
               <w:rPr>
-                <w:rFonts w:ascii="Aptos" w:eastAsia="Times New Roman" w:hAnsi="Aptos" w:cs="Times New Roman"/>
-                <w:color w:val="000000"/>
                 <w:sz w:val="16"/>
                 <w:szCs w:val="16"/>
               </w:rPr>
-              <w:t>USB-COM</w:t>
+              <w:t>USB-OEM</w:t>
             </w:r>
           </w:p>
         </w:tc>
@@ -16156,12 +16161,10 @@
             </w:pPr>
             <w:r>
               <w:rPr>
-                <w:rFonts w:ascii="Aptos" w:eastAsia="Times New Roman" w:hAnsi="Aptos" w:cs="Times New Roman"/>
-                <w:color w:val="000000"/>
                 <w:sz w:val="16"/>
                 <w:szCs w:val="16"/>
               </w:rPr>
-              <w:t>USB-COM</w:t>
+              <w:t>USB-OEM</w:t>
             </w:r>
           </w:p>
         </w:tc>
@@ -16440,12 +16443,10 @@
             </w:pPr>
             <w:r>
               <w:rPr>
-                <w:rFonts w:ascii="Aptos" w:eastAsia="Times New Roman" w:hAnsi="Aptos" w:cs="Times New Roman"/>
-                <w:color w:val="000000"/>
                 <w:sz w:val="16"/>
                 <w:szCs w:val="16"/>
               </w:rPr>
-              <w:t>USB-COM</w:t>
+              <w:t>USB-OEM</w:t>
             </w:r>
           </w:p>
         </w:tc>
@@ -16724,12 +16725,10 @@
             </w:pPr>
             <w:r>
               <w:rPr>
-                <w:rFonts w:ascii="Aptos" w:eastAsia="Times New Roman" w:hAnsi="Aptos" w:cs="Times New Roman"/>
-                <w:color w:val="000000"/>
                 <w:sz w:val="16"/>
                 <w:szCs w:val="16"/>
               </w:rPr>
-              <w:t>USB-COM</w:t>
+              <w:t>USB-OEM</w:t>
             </w:r>
           </w:p>
         </w:tc>
@@ -17008,12 +17007,10 @@
             </w:pPr>
             <w:r>
               <w:rPr>
-                <w:rFonts w:ascii="Aptos" w:eastAsia="Times New Roman" w:hAnsi="Aptos" w:cs="Times New Roman"/>
-                <w:color w:val="000000"/>
                 <w:sz w:val="16"/>
                 <w:szCs w:val="16"/>
               </w:rPr>
-              <w:t>USB-COM</w:t>
+              <w:t>USB-OEM</w:t>
             </w:r>
           </w:p>
         </w:tc>
@@ -17321,12 +17318,10 @@
             </w:pPr>
             <w:r>
               <w:rPr>
-                <w:rFonts w:ascii="Aptos" w:eastAsia="Times New Roman" w:hAnsi="Aptos" w:cs="Times New Roman"/>
-                <w:color w:val="000000"/>
                 <w:sz w:val="16"/>
                 <w:szCs w:val="16"/>
               </w:rPr>
-              <w:t>USB-COM</w:t>
+              <w:t>USB-OEM</w:t>
             </w:r>
           </w:p>
         </w:tc>
@@ -17965,12 +17960,10 @@
             </w:pPr>
             <w:r>
               <w:rPr>
-                <w:rFonts w:ascii="Aptos" w:eastAsia="Times New Roman" w:hAnsi="Aptos" w:cs="Times New Roman"/>
-                <w:color w:val="000000"/>
                 <w:sz w:val="16"/>
                 <w:szCs w:val="16"/>
               </w:rPr>
-              <w:t>USB-COM</w:t>
+              <w:t>USB-OEM</w:t>
             </w:r>
           </w:p>
         </w:tc>
@@ -18249,12 +18242,10 @@
             </w:pPr>
             <w:r>
               <w:rPr>
-                <w:rFonts w:ascii="Aptos" w:eastAsia="Times New Roman" w:hAnsi="Aptos" w:cs="Times New Roman"/>
-                <w:color w:val="000000"/>
                 <w:sz w:val="16"/>
                 <w:szCs w:val="16"/>
               </w:rPr>
-              <w:t>USB-COM</w:t>
+              <w:t>USB-OEM</w:t>
             </w:r>
           </w:p>
         </w:tc>
@@ -18533,12 +18524,10 @@
             </w:pPr>
             <w:r>
               <w:rPr>
-                <w:rFonts w:ascii="Aptos" w:eastAsia="Times New Roman" w:hAnsi="Aptos" w:cs="Times New Roman"/>
-                <w:color w:val="000000"/>
                 <w:sz w:val="16"/>
                 <w:szCs w:val="16"/>
               </w:rPr>
-              <w:t>USB-COM</w:t>
+              <w:t>USB-OEM</w:t>
             </w:r>
           </w:p>
         </w:tc>
@@ -18817,12 +18806,10 @@
             </w:pPr>
             <w:r>
               <w:rPr>
-                <w:rFonts w:ascii="Aptos" w:eastAsia="Times New Roman" w:hAnsi="Aptos" w:cs="Times New Roman"/>
-                <w:color w:val="000000"/>
                 <w:sz w:val="16"/>
                 <w:szCs w:val="16"/>
               </w:rPr>
-              <w:t>USB-COM</w:t>
+              <w:t>USB-OEM</w:t>
             </w:r>
           </w:p>
         </w:tc>
@@ -19101,12 +19088,10 @@
             </w:pPr>
             <w:r>
               <w:rPr>
-                <w:rFonts w:ascii="Aptos" w:eastAsia="Times New Roman" w:hAnsi="Aptos" w:cs="Times New Roman"/>
-                <w:color w:val="000000"/>
                 <w:sz w:val="16"/>
                 <w:szCs w:val="16"/>
               </w:rPr>
-              <w:t>USB-COM</w:t>
+              <w:t>USB-OEM</w:t>
             </w:r>
           </w:p>
         </w:tc>
@@ -19385,12 +19370,10 @@
             </w:pPr>
             <w:r>
               <w:rPr>
-                <w:rFonts w:ascii="Aptos" w:eastAsia="Times New Roman" w:hAnsi="Aptos" w:cs="Times New Roman"/>
-                <w:color w:val="000000"/>
                 <w:sz w:val="16"/>
                 <w:szCs w:val="16"/>
               </w:rPr>
-              <w:t>USB-COM</w:t>
+              <w:t>USB-OEM</w:t>
             </w:r>
           </w:p>
         </w:tc>
@@ -19698,12 +19681,10 @@
             </w:pPr>
             <w:r>
               <w:rPr>
-                <w:rFonts w:ascii="Aptos" w:eastAsia="Times New Roman" w:hAnsi="Aptos" w:cs="Times New Roman"/>
-                <w:color w:val="000000"/>
                 <w:sz w:val="16"/>
                 <w:szCs w:val="16"/>
               </w:rPr>
-              <w:t>USB-COM</w:t>
+              <w:t>USB-OEM</w:t>
             </w:r>
           </w:p>
         </w:tc>
@@ -20329,12 +20310,10 @@
             </w:pPr>
             <w:r>
               <w:rPr>
-                <w:rFonts w:ascii="Aptos" w:eastAsia="Times New Roman" w:hAnsi="Aptos" w:cs="Times New Roman"/>
-                <w:color w:val="000000"/>
                 <w:sz w:val="16"/>
                 <w:szCs w:val="16"/>
               </w:rPr>
-              <w:t>USB-COM</w:t>
+              <w:t>USB-OEM</w:t>
             </w:r>
           </w:p>
         </w:tc>
@@ -20615,12 +20594,10 @@
             </w:pPr>
             <w:r>
               <w:rPr>
-                <w:rFonts w:ascii="Aptos" w:eastAsia="Times New Roman" w:hAnsi="Aptos" w:cs="Times New Roman"/>
-                <w:color w:val="000000"/>
                 <w:sz w:val="16"/>
                 <w:szCs w:val="16"/>
               </w:rPr>
-              <w:t>USB-COM</w:t>
+              <w:t>USB-OEM</w:t>
             </w:r>
           </w:p>
         </w:tc>
@@ -20900,12 +20877,10 @@
             </w:pPr>
             <w:r>
               <w:rPr>
-                <w:rFonts w:ascii="Aptos" w:eastAsia="Times New Roman" w:hAnsi="Aptos" w:cs="Times New Roman"/>
-                <w:color w:val="000000"/>
                 <w:sz w:val="16"/>
                 <w:szCs w:val="16"/>
               </w:rPr>
-              <w:t>USB-COM</w:t>
+              <w:t>USB-OEM</w:t>
             </w:r>
           </w:p>
         </w:tc>
@@ -21185,12 +21160,10 @@
             </w:pPr>
             <w:r>
               <w:rPr>
-                <w:rFonts w:ascii="Aptos" w:eastAsia="Times New Roman" w:hAnsi="Aptos" w:cs="Times New Roman"/>
-                <w:color w:val="000000"/>
                 <w:sz w:val="16"/>
                 <w:szCs w:val="16"/>
               </w:rPr>
-              <w:t>USB-COM</w:t>
+              <w:t>USB-OEM</w:t>
             </w:r>
           </w:p>
         </w:tc>
@@ -21470,12 +21443,10 @@
             </w:pPr>
             <w:r>
               <w:rPr>
-                <w:rFonts w:ascii="Aptos" w:eastAsia="Times New Roman" w:hAnsi="Aptos" w:cs="Times New Roman"/>
-                <w:color w:val="000000"/>
                 <w:sz w:val="16"/>
                 <w:szCs w:val="16"/>
               </w:rPr>
-              <w:t>USB-COM</w:t>
+              <w:t>USB-OEM</w:t>
             </w:r>
           </w:p>
         </w:tc>
@@ -21755,12 +21726,10 @@
             </w:pPr>
             <w:r>
               <w:rPr>
-                <w:rFonts w:ascii="Aptos" w:eastAsia="Times New Roman" w:hAnsi="Aptos" w:cs="Times New Roman"/>
-                <w:color w:val="000000"/>
                 <w:sz w:val="16"/>
                 <w:szCs w:val="16"/>
               </w:rPr>
-              <w:t>USB-COM</w:t>
+              <w:t>USB-OEM</w:t>
             </w:r>
           </w:p>
         </w:tc>
@@ -22040,12 +22009,10 @@
             </w:pPr>
             <w:r>
               <w:rPr>
-                <w:rFonts w:ascii="Aptos" w:eastAsia="Times New Roman" w:hAnsi="Aptos" w:cs="Times New Roman"/>
-                <w:color w:val="000000"/>
                 <w:sz w:val="16"/>
                 <w:szCs w:val="16"/>
               </w:rPr>
-              <w:t>USB-COM</w:t>
+              <w:t>USB-OEM</w:t>
             </w:r>
           </w:p>
         </w:tc>
@@ -22325,12 +22292,10 @@
             </w:pPr>
             <w:r>
               <w:rPr>
-                <w:rFonts w:ascii="Aptos" w:eastAsia="Times New Roman" w:hAnsi="Aptos" w:cs="Times New Roman"/>
-                <w:color w:val="000000"/>
                 <w:sz w:val="16"/>
                 <w:szCs w:val="16"/>
               </w:rPr>
-              <w:t>USB-COM</w:t>
+              <w:t>USB-OEM</w:t>
             </w:r>
           </w:p>
         </w:tc>
@@ -22964,12 +22929,10 @@
             </w:pPr>
             <w:r>
               <w:rPr>
-                <w:rFonts w:ascii="Aptos" w:eastAsia="Times New Roman" w:hAnsi="Aptos" w:cs="Times New Roman"/>
-                <w:color w:val="000000"/>
                 <w:sz w:val="16"/>
                 <w:szCs w:val="16"/>
               </w:rPr>
-              <w:t>USB-COM</w:t>
+              <w:t>USB-OEM</w:t>
             </w:r>
           </w:p>
         </w:tc>
@@ -37912,6 +37875,22 @@
 </file>
 
 <file path=customXml/item1.xml><?xml version="1.0" encoding="utf-8"?>
+<p:properties xmlns:p="http://schemas.microsoft.com/office/2006/metadata/properties" xmlns:xsi="http://www.w3.org/2001/XMLSchema-instance" xmlns:pc="http://schemas.microsoft.com/office/infopath/2007/PartnerControls">
+  <documentManagement>
+    <TaxCatchAll xmlns="b019204b-fcdd-4f4b-b0c1-d04104f8323f" xsi:nil="true"/>
+    <lcf76f155ced4ddcb4097134ff3c332f xmlns="0395398a-e385-4fdb-b98f-298dd8655773">
+      <Terms xmlns="http://schemas.microsoft.com/office/infopath/2007/PartnerControls"/>
+    </lcf76f155ced4ddcb4097134ff3c332f>
+    <IconOverlay xmlns="http://schemas.microsoft.com/sharepoint/v4" xsi:nil="true"/>
+  </documentManagement>
+</p:properties>
+</file>
+
+<file path=customXml/item2.xml><?xml version="1.0" encoding="utf-8"?>
+<b:Sources xmlns:b="http://schemas.openxmlformats.org/officeDocument/2006/bibliography" xmlns="http://schemas.openxmlformats.org/officeDocument/2006/bibliography" SelectedStyle="\APASixthEditionOfficeOnline.xsl" StyleName="APA" Version="6"/>
+</file>
+
+<file path=customXml/item3.xml><?xml version="1.0" encoding="utf-8"?>
 <ct:contentTypeSchema xmlns:ct="http://schemas.microsoft.com/office/2006/metadata/contentType" xmlns:ma="http://schemas.microsoft.com/office/2006/metadata/properties/metaAttributes" ct:_="" ma:_="" ma:contentTypeName="Document" ma:contentTypeID="0x010100DB8A5AF8F315F44BA02342978FD2A5C4" ma:contentTypeVersion="31" ma:contentTypeDescription="Create a new document." ma:contentTypeScope="" ma:versionID="eb7c2083d7e9f9cd42ebc52d7778cf39">
   <xsd:schema xmlns:xsd="http://www.w3.org/2001/XMLSchema" xmlns:xs="http://www.w3.org/2001/XMLSchema" xmlns:p="http://schemas.microsoft.com/office/2006/metadata/properties" xmlns:ns2="b019204b-fcdd-4f4b-b0c1-d04104f8323f" xmlns:ns3="0395398a-e385-4fdb-b98f-298dd8655773" xmlns:ns4="http://schemas.microsoft.com/sharepoint/v4" targetNamespace="http://schemas.microsoft.com/office/2006/metadata/properties" ma:root="true" ma:fieldsID="17ebe0ba6ca88b4cbf26b8c140550cad" ns2:_="" ns3:_="" ns4:_="">
     <xsd:import namespace="b019204b-fcdd-4f4b-b0c1-d04104f8323f"/>
@@ -38177,7 +38156,7 @@
 </ct:contentTypeSchema>
 </file>
 
-<file path=customXml/item2.xml><?xml version="1.0" encoding="utf-8"?>
+<file path=customXml/item4.xml><?xml version="1.0" encoding="utf-8"?>
 <?mso-contentType ?>
 <FormTemplates xmlns="http://schemas.microsoft.com/sharepoint/v3/contenttype/forms">
   <Display>DocumentLibraryForm</Display>
@@ -38186,23 +38165,27 @@
 </FormTemplates>
 </file>
 
-<file path=customXml/item3.xml><?xml version="1.0" encoding="utf-8"?>
-<b:Sources xmlns:b="http://schemas.openxmlformats.org/officeDocument/2006/bibliography" xmlns="http://schemas.openxmlformats.org/officeDocument/2006/bibliography" SelectedStyle="\APASixthEditionOfficeOnline.xsl" StyleName="APA" Version="6"/>
+<file path=customXml/itemProps1.xml><?xml version="1.0" encoding="utf-8"?>
+<ds:datastoreItem xmlns:ds="http://schemas.openxmlformats.org/officeDocument/2006/customXml" ds:itemID="{2002E8E7-63B1-4541-A420-386F63FB2AD3}">
+  <ds:schemaRefs>
+    <ds:schemaRef ds:uri="http://schemas.microsoft.com/office/2006/metadata/properties"/>
+    <ds:schemaRef ds:uri="http://schemas.microsoft.com/office/infopath/2007/PartnerControls"/>
+    <ds:schemaRef ds:uri="b019204b-fcdd-4f4b-b0c1-d04104f8323f"/>
+    <ds:schemaRef ds:uri="0395398a-e385-4fdb-b98f-298dd8655773"/>
+    <ds:schemaRef ds:uri="http://schemas.microsoft.com/sharepoint/v4"/>
+  </ds:schemaRefs>
+</ds:datastoreItem>
 </file>
 
-<file path=customXml/item4.xml><?xml version="1.0" encoding="utf-8"?>
-<p:properties xmlns:p="http://schemas.microsoft.com/office/2006/metadata/properties" xmlns:xsi="http://www.w3.org/2001/XMLSchema-instance" xmlns:pc="http://schemas.microsoft.com/office/infopath/2007/PartnerControls">
-  <documentManagement>
-    <TaxCatchAll xmlns="b019204b-fcdd-4f4b-b0c1-d04104f8323f" xsi:nil="true"/>
-    <lcf76f155ced4ddcb4097134ff3c332f xmlns="0395398a-e385-4fdb-b98f-298dd8655773">
-      <Terms xmlns="http://schemas.microsoft.com/office/infopath/2007/PartnerControls"/>
-    </lcf76f155ced4ddcb4097134ff3c332f>
-    <IconOverlay xmlns="http://schemas.microsoft.com/sharepoint/v4" xsi:nil="true"/>
-  </documentManagement>
-</p:properties>
+<file path=customXml/itemProps2.xml><?xml version="1.0" encoding="utf-8"?>
+<ds:datastoreItem xmlns:ds="http://schemas.openxmlformats.org/officeDocument/2006/customXml" ds:itemID="{E2435C26-4F0F-4879-B704-442077BC4F66}">
+  <ds:schemaRefs>
+    <ds:schemaRef ds:uri="http://schemas.openxmlformats.org/officeDocument/2006/bibliography"/>
+  </ds:schemaRefs>
+</ds:datastoreItem>
 </file>
 
-<file path=customXml/itemProps1.xml><?xml version="1.0" encoding="utf-8"?>
+<file path=customXml/itemProps3.xml><?xml version="1.0" encoding="utf-8"?>
 <ds:datastoreItem xmlns:ds="http://schemas.openxmlformats.org/officeDocument/2006/customXml" ds:itemID="{F331B6CB-FCBC-41F4-B184-4B8D0385BE8F}">
   <ds:schemaRefs>
     <ds:schemaRef ds:uri="http://schemas.microsoft.com/office/2006/metadata/contentType"/>
@@ -38222,30 +38205,10 @@
 </ds:datastoreItem>
 </file>
 
-<file path=customXml/itemProps2.xml><?xml version="1.0" encoding="utf-8"?>
+<file path=customXml/itemProps4.xml><?xml version="1.0" encoding="utf-8"?>
 <ds:datastoreItem xmlns:ds="http://schemas.openxmlformats.org/officeDocument/2006/customXml" ds:itemID="{398AFC6E-A1A6-4DD0-BC24-6A9FAE0DDE1E}">
   <ds:schemaRefs>
     <ds:schemaRef ds:uri="http://schemas.microsoft.com/sharepoint/v3/contenttype/forms"/>
-  </ds:schemaRefs>
-</ds:datastoreItem>
-</file>
-
-<file path=customXml/itemProps3.xml><?xml version="1.0" encoding="utf-8"?>
-<ds:datastoreItem xmlns:ds="http://schemas.openxmlformats.org/officeDocument/2006/customXml" ds:itemID="{E2435C26-4F0F-4879-B704-442077BC4F66}">
-  <ds:schemaRefs>
-    <ds:schemaRef ds:uri="http://schemas.openxmlformats.org/officeDocument/2006/bibliography"/>
-  </ds:schemaRefs>
-</ds:datastoreItem>
-</file>
-
-<file path=customXml/itemProps4.xml><?xml version="1.0" encoding="utf-8"?>
-<ds:datastoreItem xmlns:ds="http://schemas.openxmlformats.org/officeDocument/2006/customXml" ds:itemID="{2002E8E7-63B1-4541-A420-386F63FB2AD3}">
-  <ds:schemaRefs>
-    <ds:schemaRef ds:uri="http://schemas.microsoft.com/office/2006/metadata/properties"/>
-    <ds:schemaRef ds:uri="http://schemas.microsoft.com/office/infopath/2007/PartnerControls"/>
-    <ds:schemaRef ds:uri="b019204b-fcdd-4f4b-b0c1-d04104f8323f"/>
-    <ds:schemaRef ds:uri="0395398a-e385-4fdb-b98f-298dd8655773"/>
-    <ds:schemaRef ds:uri="http://schemas.microsoft.com/sharepoint/v4"/>
   </ds:schemaRefs>
 </ds:datastoreItem>
 </file>
